--- a/МатМодиИИ/rpd__doc_docx/Б1.О.01.01_История России.docx
+++ b/МатМодиИИ/rpd__doc_docx/Б1.О.01.01_История России.docx
@@ -840,55 +840,63 @@
     </w:p>
     <w:p>
       <w:pPr>
+        <w:pageBreakBefore/>
+        <w:spacing w:after="160"/>
+      </w:pPr>
+      <w:r>
+        <w:rPr>
+          <w:rFonts w:ascii="Times New Roman" w:hAnsi="Times New Roman"/>
+          <w:b w:val="0"/>
+          <w:sz w:val="28"/>
+        </w:rPr>
+        <w:t>Разработана в соответствии с ФГОС ВО по специальности 01.05.01 «Фундаментальные математика и механика», утверждённым приказом Минобрнауки России от 10 января 2018 г. № 16.</w:t>
+      </w:r>
+    </w:p>
+    <w:p>
+      <w:pPr>
+        <w:spacing w:after="160"/>
+      </w:pPr>
+      <w:r>
+        <w:rPr>
+          <w:rFonts w:ascii="Times New Roman" w:hAnsi="Times New Roman"/>
+          <w:b w:val="0"/>
+          <w:sz w:val="28"/>
+        </w:rPr>
+        <w:t>Учебный план по специальности 01.05.01 «Фундаментальные математика и механика», специализация «Математическое моделирование и искусственный интеллект», одобрен учёным советом РГУ имени С.А. Есенина «___» __________ 20___ г.</w:t>
+      </w:r>
+    </w:p>
+    <w:p>
+      <w:pPr>
+        <w:spacing w:after="160"/>
+      </w:pPr>
+      <w:r>
+        <w:rPr>
+          <w:rFonts w:ascii="Times New Roman" w:hAnsi="Times New Roman"/>
+          <w:b w:val="0"/>
+          <w:sz w:val="28"/>
+        </w:rPr>
+        <w:t>Рабочая программа дисциплины (модуля) утверждена на заседании кафедры истории России «___» __________ 20___ г., протокол № ____.</w:t>
+      </w:r>
+    </w:p>
+    <w:p>
+      <w:pPr>
+        <w:spacing w:after="160"/>
+      </w:pPr>
+      <w:r>
+        <w:rPr>
+          <w:rFonts w:ascii="Times New Roman" w:hAnsi="Times New Roman"/>
+          <w:b w:val="0"/>
+          <w:sz w:val="28"/>
+        </w:rPr>
+        <w:t>Разработчик — __________________________________________________________</w:t>
+        <w:br/>
+        <w:t>(учёная степень, учёное звание, должность, Ф.И.О.)</w:t>
+      </w:r>
+    </w:p>
+    <w:p>
+      <w:pPr>
         <w:pStyle w:val="af0"/>
-        <w:ind w:right="-143"/>
-        <w:jc w:val="center"/>
-        <w:rPr>
-          <w:i/>
-          <w:sz w:val="22"/>
-          <w:szCs w:val="24"/>
-          <w:lang w:val="ru-RU"/>
-        </w:rPr>
-      </w:pPr>
-    </w:p>
-    <w:p>
-      <w:pPr>
-        <w:pStyle w:val="af0"/>
-        <w:ind w:right="-143"/>
-        <w:jc w:val="center"/>
-        <w:rPr>
-          <w:i/>
-          <w:sz w:val="22"/>
-          <w:szCs w:val="24"/>
-          <w:lang w:val="ru-RU"/>
-        </w:rPr>
-      </w:pPr>
-    </w:p>
-    <w:p>
-      <w:pPr>
-        <w:pStyle w:val="af0"/>
-        <w:ind w:right="-143"/>
-        <w:jc w:val="center"/>
-        <w:rPr>
-          <w:i/>
-          <w:sz w:val="22"/>
-          <w:szCs w:val="24"/>
-          <w:lang w:val="ru-RU"/>
-        </w:rPr>
-      </w:pPr>
-      <w:r>
-        <w:rPr>
-          <w:i/>
-          <w:sz w:val="22"/>
-          <w:szCs w:val="24"/>
-          <w:lang w:val="ru-RU"/>
-        </w:rPr>
-        <w:br w:type="page"/>
-      </w:r>
-    </w:p>
-    <w:p>
-      <w:pPr>
-        <w:pStyle w:val="af0"/>
+        <w:pageBreakBefore/>
         <w:spacing w:before="120" w:after="240"/>
         <w:jc w:val="center"/>
         <w:rPr>
@@ -1508,7 +1516,8 @@
             </w:pPr>
             <w:r>
               <w:rPr>
-                <w:rFonts w:eastAsia="Calibri"/>
+                <w:rFonts w:eastAsia="Calibri" w:ascii="Times New Roman" w:hAnsi="Times New Roman"/>
+                <w:sz w:val="24"/>
               </w:rPr>
               <w:t>№ п/п</w:t>
             </w:r>
@@ -1537,14 +1546,16 @@
             </w:pPr>
             <w:r>
               <w:rPr>
-                <w:rFonts w:eastAsia="Calibri"/>
+                <w:rFonts w:eastAsia="Calibri" w:ascii="Times New Roman" w:hAnsi="Times New Roman"/>
+                <w:sz w:val="24"/>
                 <w:lang w:val="ru-RU"/>
               </w:rPr>
               <w:t>Код и содержание</w:t>
             </w:r>
             <w:r>
               <w:rPr>
-                <w:rFonts w:eastAsia="Calibri"/>
+                <w:rFonts w:eastAsia="Calibri" w:ascii="Times New Roman" w:hAnsi="Times New Roman"/>
+                <w:sz w:val="24"/>
                 <w:lang w:val="ru-RU"/>
               </w:rPr>
               <w:br/>
@@ -1575,7 +1586,8 @@
             </w:pPr>
             <w:r>
               <w:rPr>
-                <w:rFonts w:eastAsia="Calibri"/>
+                <w:rFonts w:eastAsia="Calibri" w:ascii="Times New Roman" w:hAnsi="Times New Roman"/>
+                <w:sz w:val="24"/>
                 <w:lang w:val="ru-RU"/>
               </w:rPr>
               <w:t>Код и наименование индикатора достижения компетенции</w:t>
@@ -1600,7 +1612,8 @@
             </w:pPr>
             <w:r>
               <w:rPr>
-                <w:rFonts w:eastAsia="Calibri"/>
+                <w:rFonts w:eastAsia="Calibri" w:ascii="Times New Roman" w:hAnsi="Times New Roman"/>
+                <w:sz w:val="24"/>
                 <w:lang w:val="ru-RU"/>
               </w:rPr>
               <w:t>Перечень планируемых результатов обучения по дисциплине</w:t>
@@ -1618,7 +1631,8 @@
             </w:pPr>
             <w:r>
               <w:rPr>
-                <w:rFonts w:eastAsia="Calibri"/>
+                <w:rFonts w:eastAsia="Calibri" w:ascii="Times New Roman" w:hAnsi="Times New Roman"/>
+                <w:sz w:val="24"/>
                 <w:lang w:val="ru-RU"/>
               </w:rPr>
               <w:t>В результате изучения дисциплины обучающиеся должны:</w:t>
@@ -1711,7 +1725,8 @@
             </w:pPr>
             <w:r>
               <w:rPr>
-                <w:rFonts w:eastAsia="Calibri"/>
+                <w:rFonts w:eastAsia="Calibri" w:ascii="Times New Roman" w:hAnsi="Times New Roman"/>
+                <w:sz w:val="24"/>
                 <w:lang w:val="ru-RU"/>
               </w:rPr>
               <w:t>Знать</w:t>
@@ -1735,7 +1750,8 @@
             </w:pPr>
             <w:r>
               <w:rPr>
-                <w:rFonts w:eastAsia="Calibri"/>
+                <w:rFonts w:eastAsia="Calibri" w:ascii="Times New Roman" w:hAnsi="Times New Roman"/>
+                <w:sz w:val="24"/>
                 <w:lang w:val="ru-RU"/>
               </w:rPr>
               <w:t>Уметь</w:t>
@@ -1758,170 +1774,33 @@
             </w:pPr>
             <w:r>
               <w:rPr>
-                <w:rFonts w:eastAsia="Calibri"/>
+                <w:rFonts w:eastAsia="Calibri" w:ascii="Times New Roman" w:hAnsi="Times New Roman"/>
+                <w:sz w:val="24"/>
                 <w:lang w:val="ru-RU"/>
               </w:rPr>
               <w:t>Вл</w:t>
             </w:r>
             <w:r>
               <w:rPr>
-                <w:rFonts w:eastAsia="Calibri"/>
+                <w:rFonts w:eastAsia="Calibri" w:ascii="Times New Roman" w:hAnsi="Times New Roman"/>
+                <w:sz w:val="24"/>
               </w:rPr>
               <w:t>адеть</w:t>
             </w:r>
             <w:r>
               <w:rPr>
-                <w:rFonts w:eastAsia="Calibri"/>
+                <w:rFonts w:eastAsia="Calibri" w:ascii="Times New Roman" w:hAnsi="Times New Roman"/>
+                <w:sz w:val="24"/>
                 <w:lang w:val="ru-RU"/>
               </w:rPr>
               <w:t xml:space="preserve"> </w:t>
             </w:r>
             <w:r>
               <w:rPr>
-                <w:rFonts w:eastAsia="Calibri"/>
+                <w:rFonts w:eastAsia="Calibri" w:ascii="Times New Roman" w:hAnsi="Times New Roman"/>
+                <w:sz w:val="24"/>
               </w:rPr>
               <w:t>(навыками)</w:t>
-            </w:r>
-          </w:p>
-        </w:tc>
-      </w:tr>
-      <w:tr>
-        <w:trPr>
-          <w:trHeight w:val="73"/>
-          <w:tblHeader/>
-        </w:trPr>
-        <w:tc>
-          <w:tcPr>
-            <w:tcW w:w="415" w:type="dxa"/>
-            <w:shd w:val="clear" w:color="auto" w:fill="auto"/>
-          </w:tcPr>
-          <w:p>
-            <w:pPr>
-              <w:pStyle w:val="TableParagraph"/>
-              <w:jc w:val="center"/>
-              <w:rPr>
-                <w:rFonts w:eastAsia="Calibri"/>
-              </w:rPr>
-            </w:pPr>
-            <w:r>
-              <w:rPr>
-                <w:rFonts w:eastAsia="Calibri"/>
-              </w:rPr>
-              <w:t>1</w:t>
-            </w:r>
-          </w:p>
-        </w:tc>
-        <w:tc>
-          <w:tcPr>
-            <w:tcW w:w="2874" w:type="dxa"/>
-            <w:tcBorders>
-              <w:right w:val="single" w:sz="4" w:space="0" w:color="auto"/>
-            </w:tcBorders>
-            <w:shd w:val="clear" w:color="auto" w:fill="auto"/>
-          </w:tcPr>
-          <w:p>
-            <w:pPr>
-              <w:pStyle w:val="TableParagraph"/>
-              <w:jc w:val="center"/>
-              <w:rPr>
-                <w:rFonts w:eastAsia="Calibri"/>
-                <w:lang w:val="ru-RU"/>
-              </w:rPr>
-            </w:pPr>
-            <w:r>
-              <w:rPr>
-                <w:rFonts w:eastAsia="Calibri"/>
-              </w:rPr>
-              <w:t>2</w:t>
-            </w:r>
-          </w:p>
-        </w:tc>
-        <w:tc>
-          <w:tcPr>
-            <w:tcW w:w="3118" w:type="dxa"/>
-            <w:tcBorders>
-              <w:left w:val="single" w:sz="4" w:space="0" w:color="auto"/>
-            </w:tcBorders>
-            <w:shd w:val="clear" w:color="auto" w:fill="auto"/>
-          </w:tcPr>
-          <w:p>
-            <w:pPr>
-              <w:pStyle w:val="TableParagraph"/>
-              <w:jc w:val="center"/>
-              <w:rPr>
-                <w:rFonts w:eastAsia="Calibri"/>
-                <w:lang w:val="ru-RU"/>
-              </w:rPr>
-            </w:pPr>
-            <w:r>
-              <w:rPr>
-                <w:rFonts w:eastAsia="Calibri"/>
-                <w:lang w:val="ru-RU"/>
-              </w:rPr>
-              <w:t>3</w:t>
-            </w:r>
-          </w:p>
-        </w:tc>
-        <w:tc>
-          <w:tcPr>
-            <w:tcW w:w="2977" w:type="dxa"/>
-            <w:shd w:val="clear" w:color="auto" w:fill="auto"/>
-          </w:tcPr>
-          <w:p>
-            <w:pPr>
-              <w:pStyle w:val="TableParagraph"/>
-              <w:jc w:val="center"/>
-              <w:rPr>
-                <w:rFonts w:eastAsia="Calibri"/>
-              </w:rPr>
-            </w:pPr>
-            <w:r>
-              <w:rPr>
-                <w:rFonts w:eastAsia="Calibri"/>
-              </w:rPr>
-              <w:t>4</w:t>
-            </w:r>
-          </w:p>
-        </w:tc>
-        <w:tc>
-          <w:tcPr>
-            <w:tcW w:w="2410" w:type="dxa"/>
-            <w:shd w:val="clear" w:color="auto" w:fill="auto"/>
-          </w:tcPr>
-          <w:p>
-            <w:pPr>
-              <w:pStyle w:val="TableParagraph"/>
-              <w:jc w:val="center"/>
-              <w:rPr>
-                <w:rFonts w:eastAsia="Calibri"/>
-              </w:rPr>
-            </w:pPr>
-            <w:r>
-              <w:rPr>
-                <w:rFonts w:eastAsia="Calibri"/>
-              </w:rPr>
-              <w:t>5</w:t>
-            </w:r>
-          </w:p>
-        </w:tc>
-        <w:tc>
-          <w:tcPr>
-            <w:tcW w:w="2948" w:type="dxa"/>
-            <w:shd w:val="clear" w:color="auto" w:fill="auto"/>
-          </w:tcPr>
-          <w:p>
-            <w:pPr>
-              <w:pStyle w:val="TableParagraph"/>
-              <w:jc w:val="center"/>
-              <w:rPr>
-                <w:rFonts w:eastAsia="Calibri"/>
-              </w:rPr>
-            </w:pPr>
-            <w:r>
-              <w:rPr>
-                <w:rFonts w:eastAsia="Calibri"/>
-              </w:rPr>
-              <w:t>6</w:t>
             </w:r>
           </w:p>
         </w:tc>
@@ -1947,7 +1826,8 @@
             </w:pPr>
             <w:r>
               <w:rPr>
-                <w:rFonts w:eastAsia="Calibri"/>
+                <w:rFonts w:eastAsia="Calibri" w:ascii="Times New Roman" w:hAnsi="Times New Roman"/>
+                <w:sz w:val="24"/>
                 <w:lang w:val="ru-RU"/>
               </w:rPr>
               <w:t>1</w:t>
@@ -1973,7 +1853,8 @@
             </w:pPr>
             <w:r>
               <w:rPr>
-                <w:rFonts w:eastAsia="Calibri"/>
+                <w:rFonts w:eastAsia="Calibri" w:ascii="Times New Roman" w:hAnsi="Times New Roman"/>
+                <w:sz w:val="24"/>
                 <w:lang w:val="ru-RU"/>
               </w:rPr>
               <w:t>УК-1. Способен осуществлять критический анализ проблемных ситуаций на основе системного подхода, вырабатывать стратегию действий</w:t>
@@ -1998,6 +1879,7 @@
             <w:r>
               <w:rPr>
                 <w:rFonts w:ascii="Times New Roman" w:hAnsi="Times New Roman"/>
+                <w:sz w:val="24"/>
               </w:rPr>
               <w:t>УК-1.2. Способен осуществлять сбор информации, определять ресурсы; отличать констатацию фактов от выражения мнений, выявлять приводимые автором аргументы, видеть общее в частном, вычленяя отличительные признаки, позволяющие сопоставлять группы явлений в различных сферах опыта</w:t>
             </w:r>
@@ -2018,54 +1900,63 @@
             <w:r>
               <w:rPr>
                 <w:rFonts w:ascii="Times New Roman" w:hAnsi="Times New Roman"/>
+                <w:sz w:val="24"/>
               </w:rPr>
               <w:t>основные альтернативы</w:t>
             </w:r>
             <w:r>
               <w:rPr>
                 <w:rFonts w:ascii="Times New Roman" w:hAnsi="Times New Roman"/>
+                <w:sz w:val="24"/>
               </w:rPr>
               <w:t xml:space="preserve"> </w:t>
             </w:r>
             <w:r>
               <w:rPr>
                 <w:rFonts w:ascii="Times New Roman" w:hAnsi="Times New Roman"/>
+                <w:sz w:val="24"/>
               </w:rPr>
               <w:t>социального</w:t>
             </w:r>
             <w:r>
               <w:rPr>
                 <w:rFonts w:ascii="Times New Roman" w:hAnsi="Times New Roman"/>
+                <w:sz w:val="24"/>
               </w:rPr>
               <w:t xml:space="preserve">, экономического, культурного </w:t>
             </w:r>
             <w:r>
               <w:rPr>
                 <w:rFonts w:ascii="Times New Roman" w:hAnsi="Times New Roman"/>
+                <w:sz w:val="24"/>
               </w:rPr>
               <w:t>и</w:t>
             </w:r>
             <w:r>
               <w:rPr>
                 <w:rFonts w:ascii="Times New Roman" w:hAnsi="Times New Roman"/>
+                <w:sz w:val="24"/>
               </w:rPr>
               <w:t xml:space="preserve"> </w:t>
             </w:r>
             <w:r>
               <w:rPr>
                 <w:rFonts w:ascii="Times New Roman" w:hAnsi="Times New Roman"/>
+                <w:sz w:val="24"/>
               </w:rPr>
               <w:t>политического</w:t>
             </w:r>
             <w:r>
               <w:rPr>
                 <w:rFonts w:ascii="Times New Roman" w:hAnsi="Times New Roman"/>
+                <w:sz w:val="24"/>
               </w:rPr>
               <w:t xml:space="preserve"> </w:t>
             </w:r>
             <w:r>
               <w:rPr>
                 <w:rFonts w:ascii="Times New Roman" w:hAnsi="Times New Roman"/>
+                <w:sz w:val="24"/>
               </w:rPr>
               <w:t>развития общества, важнейшие исторические факты, особенности многонационального развития общества, формы сотрудничества обучающихся.</w:t>
             </w:r>
@@ -2088,54 +1979,63 @@
             <w:r>
               <w:rPr>
                 <w:rFonts w:ascii="Times New Roman" w:hAnsi="Times New Roman"/>
+                <w:sz w:val="24"/>
               </w:rPr>
               <w:t>на основе собранной</w:t>
             </w:r>
             <w:r>
               <w:rPr>
                 <w:rFonts w:ascii="Times New Roman" w:hAnsi="Times New Roman"/>
+                <w:sz w:val="24"/>
               </w:rPr>
               <w:t xml:space="preserve"> </w:t>
             </w:r>
             <w:r>
               <w:rPr>
                 <w:rFonts w:ascii="Times New Roman" w:hAnsi="Times New Roman"/>
+                <w:sz w:val="24"/>
               </w:rPr>
               <w:t>информации</w:t>
             </w:r>
             <w:r>
               <w:rPr>
                 <w:rFonts w:ascii="Times New Roman" w:hAnsi="Times New Roman"/>
+                <w:sz w:val="24"/>
               </w:rPr>
               <w:t xml:space="preserve"> </w:t>
             </w:r>
             <w:r>
               <w:rPr>
                 <w:rFonts w:ascii="Times New Roman" w:hAnsi="Times New Roman"/>
+                <w:sz w:val="24"/>
               </w:rPr>
               <w:t>выявлять основные</w:t>
             </w:r>
             <w:r>
               <w:rPr>
                 <w:rFonts w:ascii="Times New Roman" w:hAnsi="Times New Roman"/>
+                <w:sz w:val="24"/>
               </w:rPr>
               <w:t xml:space="preserve"> </w:t>
             </w:r>
             <w:r>
               <w:rPr>
                 <w:rFonts w:ascii="Times New Roman" w:hAnsi="Times New Roman"/>
+                <w:sz w:val="24"/>
               </w:rPr>
               <w:t>тенденции в развитии</w:t>
             </w:r>
             <w:r>
               <w:rPr>
                 <w:rFonts w:ascii="Times New Roman" w:hAnsi="Times New Roman"/>
+                <w:sz w:val="24"/>
               </w:rPr>
               <w:t xml:space="preserve"> </w:t>
             </w:r>
             <w:r>
               <w:rPr>
                 <w:rFonts w:ascii="Times New Roman" w:hAnsi="Times New Roman"/>
+                <w:sz w:val="24"/>
               </w:rPr>
               <w:t xml:space="preserve">общества, ориентироваться в сложных процессах социальной, политической и экономической сфер общества. </w:t>
             </w:r>
@@ -2156,90 +2056,105 @@
             <w:r>
               <w:rPr>
                 <w:rFonts w:ascii="Times New Roman" w:hAnsi="Times New Roman"/>
+                <w:sz w:val="24"/>
               </w:rPr>
               <w:t>анализа полученной</w:t>
             </w:r>
             <w:r>
               <w:rPr>
                 <w:rFonts w:ascii="Times New Roman" w:hAnsi="Times New Roman"/>
+                <w:sz w:val="24"/>
               </w:rPr>
               <w:t xml:space="preserve"> </w:t>
             </w:r>
             <w:r>
               <w:rPr>
                 <w:rFonts w:ascii="Times New Roman" w:hAnsi="Times New Roman"/>
+                <w:sz w:val="24"/>
               </w:rPr>
               <w:t>информации,</w:t>
             </w:r>
             <w:r>
               <w:rPr>
                 <w:rFonts w:ascii="Times New Roman" w:hAnsi="Times New Roman"/>
+                <w:sz w:val="24"/>
               </w:rPr>
               <w:t xml:space="preserve"> </w:t>
             </w:r>
             <w:r>
               <w:rPr>
                 <w:rFonts w:ascii="Times New Roman" w:hAnsi="Times New Roman"/>
+                <w:sz w:val="24"/>
               </w:rPr>
               <w:t>вырабатывать свою</w:t>
             </w:r>
             <w:r>
               <w:rPr>
                 <w:rFonts w:ascii="Times New Roman" w:hAnsi="Times New Roman"/>
+                <w:sz w:val="24"/>
               </w:rPr>
               <w:t xml:space="preserve"> </w:t>
             </w:r>
             <w:r>
               <w:rPr>
                 <w:rFonts w:ascii="Times New Roman" w:hAnsi="Times New Roman"/>
+                <w:sz w:val="24"/>
               </w:rPr>
               <w:t>собственную точку</w:t>
             </w:r>
             <w:r>
               <w:rPr>
                 <w:rFonts w:ascii="Times New Roman" w:hAnsi="Times New Roman"/>
+                <w:sz w:val="24"/>
               </w:rPr>
               <w:t xml:space="preserve"> </w:t>
             </w:r>
             <w:r>
               <w:rPr>
                 <w:rFonts w:ascii="Times New Roman" w:hAnsi="Times New Roman"/>
+                <w:sz w:val="24"/>
               </w:rPr>
               <w:t>зрения, знаниями</w:t>
             </w:r>
             <w:r>
               <w:rPr>
                 <w:rFonts w:ascii="Times New Roman" w:hAnsi="Times New Roman"/>
+                <w:sz w:val="24"/>
               </w:rPr>
               <w:t xml:space="preserve"> </w:t>
             </w:r>
             <w:r>
               <w:rPr>
                 <w:rFonts w:ascii="Times New Roman" w:hAnsi="Times New Roman"/>
+                <w:sz w:val="24"/>
               </w:rPr>
               <w:t>особенностей развития</w:t>
             </w:r>
             <w:r>
               <w:rPr>
                 <w:rFonts w:ascii="Times New Roman" w:hAnsi="Times New Roman"/>
+                <w:sz w:val="24"/>
               </w:rPr>
               <w:t xml:space="preserve"> </w:t>
             </w:r>
             <w:r>
               <w:rPr>
                 <w:rFonts w:ascii="Times New Roman" w:hAnsi="Times New Roman"/>
+                <w:sz w:val="24"/>
               </w:rPr>
               <w:t>различных</w:t>
             </w:r>
             <w:r>
               <w:rPr>
                 <w:rFonts w:ascii="Times New Roman" w:hAnsi="Times New Roman"/>
+                <w:sz w:val="24"/>
               </w:rPr>
               <w:t xml:space="preserve"> </w:t>
             </w:r>
             <w:r>
               <w:rPr>
                 <w:rFonts w:ascii="Times New Roman" w:hAnsi="Times New Roman"/>
+                <w:sz w:val="24"/>
               </w:rPr>
               <w:t>общественных сфер.</w:t>
             </w:r>
@@ -2305,6 +2220,7 @@
             <w:r>
               <w:rPr>
                 <w:rFonts w:ascii="Times New Roman" w:hAnsi="Times New Roman"/>
+                <w:sz w:val="24"/>
               </w:rPr>
               <w:t>УК-1.3. Применяет универсальные интеллектуальные операции с целью суммирования и оценки информации (абстрагирование, обобщение, ранжирование и др.)</w:t>
             </w:r>
@@ -2325,24 +2241,28 @@
             <w:r>
               <w:rPr>
                 <w:rFonts w:ascii="Times New Roman" w:hAnsi="Times New Roman"/>
+                <w:sz w:val="24"/>
               </w:rPr>
               <w:t>основные этапы</w:t>
             </w:r>
             <w:r>
               <w:rPr>
                 <w:rFonts w:ascii="Times New Roman" w:hAnsi="Times New Roman"/>
+                <w:sz w:val="24"/>
               </w:rPr>
               <w:t xml:space="preserve"> </w:t>
             </w:r>
             <w:r>
               <w:rPr>
                 <w:rFonts w:ascii="Times New Roman" w:hAnsi="Times New Roman"/>
+                <w:sz w:val="24"/>
               </w:rPr>
               <w:t>развития российского</w:t>
             </w:r>
             <w:r>
               <w:rPr>
                 <w:rFonts w:ascii="Times New Roman" w:hAnsi="Times New Roman"/>
+                <w:sz w:val="24"/>
               </w:rPr>
               <w:t xml:space="preserve"> </w:t>
             </w:r>
@@ -2350,6 +2270,7 @@
               <w:rPr>
                 <w:rStyle w:val="12"/>
                 <w:rFonts w:ascii="Times New Roman" w:hAnsi="Times New Roman"/>
+                <w:sz w:val="24"/>
               </w:rPr>
               <w:t>государства, основные правила поиска исторических источников и литературы изучаемого периода</w:t>
             </w:r>
@@ -2372,18 +2293,21 @@
             <w:r>
               <w:rPr>
                 <w:rFonts w:ascii="Times New Roman" w:hAnsi="Times New Roman"/>
+                <w:sz w:val="24"/>
               </w:rPr>
               <w:t>определять даты</w:t>
             </w:r>
             <w:r>
               <w:rPr>
                 <w:rFonts w:ascii="Times New Roman" w:hAnsi="Times New Roman"/>
+                <w:sz w:val="24"/>
               </w:rPr>
               <w:t xml:space="preserve"> </w:t>
             </w:r>
             <w:r>
               <w:rPr>
                 <w:rFonts w:ascii="Times New Roman" w:hAnsi="Times New Roman"/>
+                <w:sz w:val="24"/>
               </w:rPr>
               <w:t>основных событий, оперировать хронологией, сравнивать и анализировать исторические явления и процессы</w:t>
             </w:r>
@@ -2404,48 +2328,56 @@
             <w:r>
               <w:rPr>
                 <w:rFonts w:ascii="Times New Roman" w:hAnsi="Times New Roman"/>
+                <w:sz w:val="24"/>
               </w:rPr>
               <w:t>З</w:t>
             </w:r>
             <w:r>
               <w:rPr>
                 <w:rFonts w:ascii="Times New Roman" w:hAnsi="Times New Roman"/>
+                <w:sz w:val="24"/>
               </w:rPr>
               <w:t>наниями</w:t>
             </w:r>
             <w:r>
               <w:rPr>
                 <w:rFonts w:ascii="Times New Roman" w:hAnsi="Times New Roman"/>
+                <w:sz w:val="24"/>
               </w:rPr>
               <w:t xml:space="preserve"> </w:t>
             </w:r>
             <w:r>
               <w:rPr>
                 <w:rFonts w:ascii="Times New Roman" w:hAnsi="Times New Roman"/>
+                <w:sz w:val="24"/>
               </w:rPr>
               <w:t>особенностей развития</w:t>
             </w:r>
             <w:r>
               <w:rPr>
                 <w:rFonts w:ascii="Times New Roman" w:hAnsi="Times New Roman"/>
+                <w:sz w:val="24"/>
               </w:rPr>
               <w:t xml:space="preserve"> </w:t>
             </w:r>
             <w:r>
               <w:rPr>
                 <w:rFonts w:ascii="Times New Roman" w:hAnsi="Times New Roman"/>
+                <w:sz w:val="24"/>
               </w:rPr>
               <w:t>различных</w:t>
             </w:r>
             <w:r>
               <w:rPr>
                 <w:rFonts w:ascii="Times New Roman" w:hAnsi="Times New Roman"/>
+                <w:sz w:val="24"/>
               </w:rPr>
               <w:t xml:space="preserve"> </w:t>
             </w:r>
             <w:r>
               <w:rPr>
                 <w:rFonts w:ascii="Times New Roman" w:hAnsi="Times New Roman"/>
+                <w:sz w:val="24"/>
               </w:rPr>
               <w:t>общественных сфер, бережного отношения к историческому наследию</w:t>
             </w:r>
@@ -2472,7 +2404,8 @@
             </w:pPr>
             <w:r>
               <w:rPr>
-                <w:rFonts w:eastAsia="Calibri"/>
+                <w:rFonts w:eastAsia="Calibri" w:ascii="Times New Roman" w:hAnsi="Times New Roman"/>
+                <w:sz w:val="24"/>
               </w:rPr>
               <w:t>2</w:t>
             </w:r>
@@ -2496,6 +2429,8 @@
             </w:pPr>
             <w:r>
               <w:rPr>
+                <w:rFonts w:ascii="Times New Roman" w:hAnsi="Times New Roman"/>
+                <w:sz w:val="24"/>
                 <w:lang w:val="ru-RU"/>
               </w:rPr>
               <w:t>УК-5. Способен анализировать и учитывать разнообразие культур в процессе межкультурного взаимодействия</w:t>
@@ -2520,12 +2455,14 @@
             <w:r>
               <w:rPr>
                 <w:rFonts w:ascii="Times New Roman" w:hAnsi="Times New Roman"/>
+                <w:sz w:val="24"/>
               </w:rPr>
               <w:t xml:space="preserve">УК-5.1. Анализирует социокультурные различия национальных и социальных групп, опираясь на знание этапов исторического развития общества, социокультурных </w:t>
             </w:r>
             <w:r>
               <w:rPr>
                 <w:rFonts w:ascii="Times New Roman" w:hAnsi="Times New Roman"/>
+                <w:sz w:val="24"/>
               </w:rPr>
               <w:lastRenderedPageBreak/>
               <w:t>традиций мира, основных философских, религиозных и этических учений</w:t>
@@ -2547,6 +2484,7 @@
             <w:r>
               <w:rPr>
                 <w:rFonts w:ascii="Times New Roman" w:hAnsi="Times New Roman"/>
+                <w:sz w:val="24"/>
               </w:rPr>
               <w:lastRenderedPageBreak/>
               <w:t xml:space="preserve"> приемы анализа традиций и тенденций</w:t>
@@ -2554,30 +2492,35 @@
             <w:r>
               <w:rPr>
                 <w:rFonts w:ascii="Times New Roman" w:hAnsi="Times New Roman"/>
+                <w:sz w:val="24"/>
               </w:rPr>
               <w:t xml:space="preserve"> </w:t>
             </w:r>
             <w:r>
               <w:rPr>
                 <w:rFonts w:ascii="Times New Roman" w:hAnsi="Times New Roman"/>
+                <w:sz w:val="24"/>
               </w:rPr>
               <w:t>исторического</w:t>
             </w:r>
             <w:r>
               <w:rPr>
                 <w:rFonts w:ascii="Times New Roman" w:hAnsi="Times New Roman"/>
+                <w:sz w:val="24"/>
               </w:rPr>
               <w:t xml:space="preserve"> </w:t>
             </w:r>
             <w:r>
               <w:rPr>
                 <w:rFonts w:ascii="Times New Roman" w:hAnsi="Times New Roman"/>
+                <w:sz w:val="24"/>
               </w:rPr>
               <w:t xml:space="preserve">развития, а также этнографического и культурного своеобразия народов России и других стран </w:t>
             </w:r>
             <w:r>
               <w:rPr>
                 <w:rFonts w:ascii="Times New Roman" w:hAnsi="Times New Roman"/>
+                <w:sz w:val="24"/>
               </w:rPr>
               <w:lastRenderedPageBreak/>
               <w:t>их исторические традиции и особенности этнического своеобразия, объективные закономерности исторического процесса.</w:t>
@@ -2599,6 +2542,7 @@
             <w:r>
               <w:rPr>
                 <w:rFonts w:ascii="Times New Roman" w:hAnsi="Times New Roman"/>
+                <w:sz w:val="24"/>
               </w:rPr>
               <w:lastRenderedPageBreak/>
               <w:t>И</w:t>
@@ -2606,42 +2550,49 @@
             <w:r>
               <w:rPr>
                 <w:rFonts w:ascii="Times New Roman" w:hAnsi="Times New Roman"/>
+                <w:sz w:val="24"/>
               </w:rPr>
               <w:t>спользовать</w:t>
             </w:r>
             <w:r>
               <w:rPr>
                 <w:rFonts w:ascii="Times New Roman" w:hAnsi="Times New Roman"/>
+                <w:sz w:val="24"/>
               </w:rPr>
               <w:t xml:space="preserve"> </w:t>
             </w:r>
             <w:r>
               <w:rPr>
                 <w:rFonts w:ascii="Times New Roman" w:hAnsi="Times New Roman"/>
+                <w:sz w:val="24"/>
               </w:rPr>
               <w:t>исторические</w:t>
             </w:r>
             <w:r>
               <w:rPr>
                 <w:rFonts w:ascii="Times New Roman" w:hAnsi="Times New Roman"/>
+                <w:sz w:val="24"/>
               </w:rPr>
               <w:t xml:space="preserve"> </w:t>
             </w:r>
             <w:r>
               <w:rPr>
                 <w:rFonts w:ascii="Times New Roman" w:hAnsi="Times New Roman"/>
+                <w:sz w:val="24"/>
               </w:rPr>
               <w:t>методы работы на</w:t>
             </w:r>
             <w:r>
               <w:rPr>
                 <w:rFonts w:ascii="Times New Roman" w:hAnsi="Times New Roman"/>
+                <w:sz w:val="24"/>
               </w:rPr>
               <w:t xml:space="preserve"> </w:t>
             </w:r>
             <w:r>
               <w:rPr>
                 <w:rFonts w:ascii="Times New Roman" w:hAnsi="Times New Roman"/>
+                <w:sz w:val="24"/>
               </w:rPr>
               <w:t>практике.</w:t>
             </w:r>
@@ -2656,42 +2607,49 @@
             <w:r>
               <w:rPr>
                 <w:rFonts w:ascii="Times New Roman" w:hAnsi="Times New Roman"/>
+                <w:sz w:val="24"/>
               </w:rPr>
               <w:t>Выявлять наиболее</w:t>
             </w:r>
             <w:r>
               <w:rPr>
                 <w:rFonts w:ascii="Times New Roman" w:hAnsi="Times New Roman"/>
+                <w:sz w:val="24"/>
               </w:rPr>
               <w:t xml:space="preserve"> </w:t>
             </w:r>
             <w:r>
               <w:rPr>
                 <w:rFonts w:ascii="Times New Roman" w:hAnsi="Times New Roman"/>
+                <w:sz w:val="24"/>
               </w:rPr>
               <w:t>интересные и</w:t>
             </w:r>
             <w:r>
               <w:rPr>
                 <w:rFonts w:ascii="Times New Roman" w:hAnsi="Times New Roman"/>
+                <w:sz w:val="24"/>
               </w:rPr>
               <w:t xml:space="preserve"> </w:t>
             </w:r>
             <w:r>
               <w:rPr>
                 <w:rFonts w:ascii="Times New Roman" w:hAnsi="Times New Roman"/>
+                <w:sz w:val="24"/>
               </w:rPr>
               <w:t>актуальные аспекты</w:t>
             </w:r>
             <w:r>
               <w:rPr>
                 <w:rFonts w:ascii="Times New Roman" w:hAnsi="Times New Roman"/>
+                <w:sz w:val="24"/>
               </w:rPr>
               <w:t xml:space="preserve"> </w:t>
             </w:r>
             <w:r>
               <w:rPr>
                 <w:rFonts w:ascii="Times New Roman" w:hAnsi="Times New Roman"/>
+                <w:sz w:val="24"/>
               </w:rPr>
               <w:lastRenderedPageBreak/>
               <w:t>отечественной истории,</w:t>
@@ -2699,24 +2657,28 @@
             <w:r>
               <w:rPr>
                 <w:rFonts w:ascii="Times New Roman" w:hAnsi="Times New Roman"/>
+                <w:sz w:val="24"/>
               </w:rPr>
               <w:t xml:space="preserve"> </w:t>
             </w:r>
             <w:r>
               <w:rPr>
                 <w:rFonts w:ascii="Times New Roman" w:hAnsi="Times New Roman"/>
+                <w:sz w:val="24"/>
               </w:rPr>
               <w:t>связывать их с общим ходом исторического</w:t>
             </w:r>
             <w:r>
               <w:rPr>
                 <w:rFonts w:ascii="Times New Roman" w:hAnsi="Times New Roman"/>
+                <w:sz w:val="24"/>
               </w:rPr>
               <w:t xml:space="preserve"> </w:t>
             </w:r>
             <w:r>
               <w:rPr>
                 <w:rFonts w:ascii="Times New Roman" w:hAnsi="Times New Roman"/>
+                <w:sz w:val="24"/>
               </w:rPr>
               <w:t>развития России.</w:t>
             </w:r>
@@ -2737,6 +2699,7 @@
             <w:r>
               <w:rPr>
                 <w:rFonts w:ascii="Times New Roman" w:hAnsi="Times New Roman"/>
+                <w:sz w:val="24"/>
               </w:rPr>
               <w:lastRenderedPageBreak/>
               <w:t>методами и навыками</w:t>
@@ -2744,54 +2707,63 @@
             <w:r>
               <w:rPr>
                 <w:rFonts w:ascii="Times New Roman" w:hAnsi="Times New Roman"/>
+                <w:sz w:val="24"/>
               </w:rPr>
               <w:t xml:space="preserve"> </w:t>
             </w:r>
             <w:r>
               <w:rPr>
                 <w:rFonts w:ascii="Times New Roman" w:hAnsi="Times New Roman"/>
+                <w:sz w:val="24"/>
               </w:rPr>
               <w:t>комплексного</w:t>
             </w:r>
             <w:r>
               <w:rPr>
                 <w:rFonts w:ascii="Times New Roman" w:hAnsi="Times New Roman"/>
+                <w:sz w:val="24"/>
               </w:rPr>
               <w:t xml:space="preserve"> </w:t>
             </w:r>
             <w:r>
               <w:rPr>
                 <w:rFonts w:ascii="Times New Roman" w:hAnsi="Times New Roman"/>
+                <w:sz w:val="24"/>
               </w:rPr>
               <w:t>сравнительного</w:t>
             </w:r>
             <w:r>
               <w:rPr>
                 <w:rFonts w:ascii="Times New Roman" w:hAnsi="Times New Roman"/>
+                <w:sz w:val="24"/>
               </w:rPr>
               <w:t xml:space="preserve"> </w:t>
             </w:r>
             <w:r>
               <w:rPr>
                 <w:rFonts w:ascii="Times New Roman" w:hAnsi="Times New Roman"/>
+                <w:sz w:val="24"/>
               </w:rPr>
               <w:t>исторического</w:t>
             </w:r>
             <w:r>
               <w:rPr>
                 <w:rFonts w:ascii="Times New Roman" w:hAnsi="Times New Roman"/>
+                <w:sz w:val="24"/>
               </w:rPr>
               <w:t xml:space="preserve"> </w:t>
             </w:r>
             <w:r>
               <w:rPr>
                 <w:rFonts w:ascii="Times New Roman" w:hAnsi="Times New Roman"/>
+                <w:sz w:val="24"/>
               </w:rPr>
               <w:t xml:space="preserve">анализа, принципами общественного развития с учетом исторического опыта, </w:t>
             </w:r>
             <w:r>
               <w:rPr>
                 <w:rFonts w:ascii="Times New Roman" w:hAnsi="Times New Roman"/>
+                <w:sz w:val="24"/>
               </w:rPr>
               <w:lastRenderedPageBreak/>
               <w:t>навыками и приемами научно-исследовательской деятельности и работы в образовательной среде</w:t>
@@ -2856,6 +2828,8 @@
             </w:pPr>
             <w:r>
               <w:rPr>
+                <w:rFonts w:ascii="Times New Roman" w:hAnsi="Times New Roman"/>
+                <w:sz w:val="24"/>
                 <w:lang w:val="ru-RU"/>
               </w:rPr>
               <w:t>УК-5.2. Определяет и эффективно применяет способы межкультурного взаимодействия в зависимости от социально-исторического, этического и философского контекста социокультурной ситуации</w:t>
@@ -2878,24 +2852,28 @@
             <w:r>
               <w:rPr>
                 <w:rFonts w:ascii="Times New Roman" w:hAnsi="Times New Roman"/>
+                <w:sz w:val="24"/>
               </w:rPr>
               <w:t>особенности развития</w:t>
             </w:r>
             <w:r>
               <w:rPr>
                 <w:rFonts w:ascii="Times New Roman" w:hAnsi="Times New Roman"/>
+                <w:sz w:val="24"/>
               </w:rPr>
               <w:t xml:space="preserve"> </w:t>
             </w:r>
             <w:r>
               <w:rPr>
                 <w:rFonts w:ascii="Times New Roman" w:hAnsi="Times New Roman"/>
+                <w:sz w:val="24"/>
               </w:rPr>
               <w:t>многонационального</w:t>
             </w:r>
             <w:r>
               <w:rPr>
                 <w:rFonts w:ascii="Times New Roman" w:hAnsi="Times New Roman"/>
+                <w:sz w:val="24"/>
               </w:rPr>
               <w:t xml:space="preserve"> </w:t>
             </w:r>
@@ -2903,6 +2881,7 @@
               <w:rPr>
                 <w:rStyle w:val="12"/>
                 <w:rFonts w:ascii="Times New Roman" w:hAnsi="Times New Roman"/>
+                <w:sz w:val="24"/>
               </w:rPr>
               <w:t>общества, языковые и культурные особенности различных народов, принципы общественно-педагогической деятельности.</w:t>
             </w:r>
@@ -2925,60 +2904,70 @@
             <w:r>
               <w:rPr>
                 <w:rFonts w:ascii="Times New Roman" w:hAnsi="Times New Roman"/>
+                <w:sz w:val="24"/>
               </w:rPr>
               <w:t>П</w:t>
             </w:r>
             <w:r>
               <w:rPr>
                 <w:rFonts w:ascii="Times New Roman" w:hAnsi="Times New Roman"/>
+                <w:sz w:val="24"/>
               </w:rPr>
               <w:t>роводить</w:t>
             </w:r>
             <w:r>
               <w:rPr>
                 <w:rFonts w:ascii="Times New Roman" w:hAnsi="Times New Roman"/>
+                <w:sz w:val="24"/>
               </w:rPr>
               <w:t xml:space="preserve"> </w:t>
             </w:r>
             <w:r>
               <w:rPr>
                 <w:rFonts w:ascii="Times New Roman" w:hAnsi="Times New Roman"/>
+                <w:sz w:val="24"/>
               </w:rPr>
               <w:t>исследовательскую</w:t>
             </w:r>
             <w:r>
               <w:rPr>
                 <w:rFonts w:ascii="Times New Roman" w:hAnsi="Times New Roman"/>
+                <w:sz w:val="24"/>
               </w:rPr>
               <w:t xml:space="preserve"> </w:t>
             </w:r>
             <w:r>
               <w:rPr>
                 <w:rFonts w:ascii="Times New Roman" w:hAnsi="Times New Roman"/>
+                <w:sz w:val="24"/>
               </w:rPr>
               <w:t>работу с</w:t>
             </w:r>
             <w:r>
               <w:rPr>
                 <w:rFonts w:ascii="Times New Roman" w:hAnsi="Times New Roman"/>
+                <w:sz w:val="24"/>
               </w:rPr>
               <w:t xml:space="preserve"> </w:t>
             </w:r>
             <w:r>
               <w:rPr>
                 <w:rFonts w:ascii="Times New Roman" w:hAnsi="Times New Roman"/>
+                <w:sz w:val="24"/>
               </w:rPr>
               <w:t>источниками по</w:t>
             </w:r>
             <w:r>
               <w:rPr>
                 <w:rFonts w:ascii="Times New Roman" w:hAnsi="Times New Roman"/>
+                <w:sz w:val="24"/>
               </w:rPr>
               <w:t xml:space="preserve"> </w:t>
             </w:r>
             <w:r>
               <w:rPr>
                 <w:rFonts w:ascii="Times New Roman" w:hAnsi="Times New Roman"/>
+                <w:sz w:val="24"/>
               </w:rPr>
               <w:t>истории, пользоваться современными источниками информации.</w:t>
             </w:r>
@@ -2999,30 +2988,35 @@
             <w:r>
               <w:rPr>
                 <w:rFonts w:ascii="Times New Roman" w:hAnsi="Times New Roman"/>
+                <w:sz w:val="24"/>
               </w:rPr>
               <w:t>методами диагностирования и анализа результатов</w:t>
             </w:r>
             <w:r>
               <w:rPr>
                 <w:rFonts w:ascii="Times New Roman" w:hAnsi="Times New Roman"/>
+                <w:sz w:val="24"/>
               </w:rPr>
               <w:t xml:space="preserve"> </w:t>
             </w:r>
             <w:r>
               <w:rPr>
                 <w:rFonts w:ascii="Times New Roman" w:hAnsi="Times New Roman"/>
+                <w:sz w:val="24"/>
               </w:rPr>
               <w:t>педагогической</w:t>
             </w:r>
             <w:r>
               <w:rPr>
                 <w:rFonts w:ascii="Times New Roman" w:hAnsi="Times New Roman"/>
+                <w:sz w:val="24"/>
               </w:rPr>
               <w:t xml:space="preserve"> </w:t>
             </w:r>
             <w:r>
               <w:rPr>
                 <w:rFonts w:ascii="Times New Roman" w:hAnsi="Times New Roman"/>
+                <w:sz w:val="24"/>
               </w:rPr>
               <w:t>деятельности, восприятия различных видов информации, общекультурного подхода к изучению истории.</w:t>
             </w:r>
@@ -3086,6 +3080,8 @@
             </w:pPr>
             <w:r>
               <w:rPr>
+                <w:rFonts w:ascii="Times New Roman" w:hAnsi="Times New Roman"/>
+                <w:sz w:val="24"/>
                 <w:lang w:val="ru-RU"/>
               </w:rPr>
               <w:t>УК-5.3. Демонстрирует толерантность и уважительное отношение к историческому наследию и культурным традициям различных национальных и социальных групп в процессе межкультурного взаимодействия</w:t>
@@ -3108,12 +3104,14 @@
             <w:r>
               <w:rPr>
                 <w:rFonts w:ascii="Times New Roman" w:hAnsi="Times New Roman"/>
+                <w:sz w:val="24"/>
               </w:rPr>
               <w:t>формы сотрудничества</w:t>
             </w:r>
             <w:r>
               <w:rPr>
                 <w:rFonts w:ascii="Times New Roman" w:hAnsi="Times New Roman"/>
+                <w:sz w:val="24"/>
               </w:rPr>
               <w:t xml:space="preserve"> </w:t>
             </w:r>
@@ -3121,6 +3119,7 @@
               <w:rPr>
                 <w:rStyle w:val="12"/>
                 <w:rFonts w:ascii="Times New Roman" w:hAnsi="Times New Roman"/>
+                <w:sz w:val="24"/>
               </w:rPr>
               <w:t>обучающихся, особенности межкультурного диалога как России</w:t>
             </w:r>
@@ -3128,6 +3127,7 @@
               <w:rPr>
                 <w:rStyle w:val="12"/>
                 <w:rFonts w:ascii="Times New Roman" w:hAnsi="Times New Roman"/>
+                <w:sz w:val="24"/>
               </w:rPr>
               <w:t>,</w:t>
             </w:r>
@@ -3135,6 +3135,7 @@
               <w:rPr>
                 <w:rStyle w:val="12"/>
                 <w:rFonts w:ascii="Times New Roman" w:hAnsi="Times New Roman"/>
+                <w:sz w:val="24"/>
               </w:rPr>
               <w:t xml:space="preserve"> так и других стран. Навыки анализа результатов своей деятельности.</w:t>
             </w:r>
@@ -3157,66 +3158,77 @@
             <w:r>
               <w:rPr>
                 <w:rFonts w:ascii="Times New Roman" w:hAnsi="Times New Roman"/>
+                <w:sz w:val="24"/>
               </w:rPr>
               <w:t>выявлять наиболее</w:t>
             </w:r>
             <w:r>
               <w:rPr>
                 <w:rFonts w:ascii="Times New Roman" w:hAnsi="Times New Roman"/>
+                <w:sz w:val="24"/>
               </w:rPr>
               <w:t xml:space="preserve"> </w:t>
             </w:r>
             <w:r>
               <w:rPr>
                 <w:rFonts w:ascii="Times New Roman" w:hAnsi="Times New Roman"/>
+                <w:sz w:val="24"/>
               </w:rPr>
               <w:t>интересные и</w:t>
             </w:r>
             <w:r>
               <w:rPr>
                 <w:rFonts w:ascii="Times New Roman" w:hAnsi="Times New Roman"/>
+                <w:sz w:val="24"/>
               </w:rPr>
               <w:t xml:space="preserve"> </w:t>
             </w:r>
             <w:r>
               <w:rPr>
                 <w:rFonts w:ascii="Times New Roman" w:hAnsi="Times New Roman"/>
+                <w:sz w:val="24"/>
               </w:rPr>
               <w:t>актуальные аспекты</w:t>
             </w:r>
             <w:r>
               <w:rPr>
                 <w:rFonts w:ascii="Times New Roman" w:hAnsi="Times New Roman"/>
+                <w:sz w:val="24"/>
               </w:rPr>
               <w:t xml:space="preserve"> </w:t>
             </w:r>
             <w:r>
               <w:rPr>
                 <w:rFonts w:ascii="Times New Roman" w:hAnsi="Times New Roman"/>
+                <w:sz w:val="24"/>
               </w:rPr>
               <w:t>отечественной истории,</w:t>
             </w:r>
             <w:r>
               <w:rPr>
                 <w:rFonts w:ascii="Times New Roman" w:hAnsi="Times New Roman"/>
+                <w:sz w:val="24"/>
               </w:rPr>
               <w:t xml:space="preserve"> </w:t>
             </w:r>
             <w:r>
               <w:rPr>
                 <w:rFonts w:ascii="Times New Roman" w:hAnsi="Times New Roman"/>
+                <w:sz w:val="24"/>
               </w:rPr>
               <w:t>связывать их с общим ходом исторического</w:t>
             </w:r>
             <w:r>
               <w:rPr>
                 <w:rFonts w:ascii="Times New Roman" w:hAnsi="Times New Roman"/>
+                <w:sz w:val="24"/>
               </w:rPr>
               <w:t xml:space="preserve"> </w:t>
             </w:r>
             <w:r>
               <w:rPr>
                 <w:rFonts w:ascii="Times New Roman" w:hAnsi="Times New Roman"/>
+                <w:sz w:val="24"/>
               </w:rPr>
               <w:t>развития России.</w:t>
             </w:r>
@@ -3237,18 +3249,21 @@
             <w:r>
               <w:rPr>
                 <w:rFonts w:ascii="Times New Roman" w:hAnsi="Times New Roman"/>
+                <w:sz w:val="24"/>
               </w:rPr>
               <w:t>навыками восприятия и анализа информации, публичной речи и аргументации, ведения дискуссии и этических норм</w:t>
             </w:r>
             <w:r>
               <w:rPr>
                 <w:rFonts w:ascii="Times New Roman" w:hAnsi="Times New Roman"/>
+                <w:sz w:val="24"/>
               </w:rPr>
               <w:t>,</w:t>
             </w:r>
             <w:r>
               <w:rPr>
                 <w:rFonts w:ascii="Times New Roman" w:hAnsi="Times New Roman"/>
+                <w:sz w:val="24"/>
               </w:rPr>
               <w:t xml:space="preserve"> регулирующих профессиональную деятельность.</w:t>
             </w:r>
@@ -3258,44 +3273,11 @@
     </w:tbl>
     <w:p>
       <w:pPr>
-        <w:pStyle w:val="af0"/>
-        <w:ind w:right="-2"/>
-        <w:rPr>
-          <w:sz w:val="8"/>
-          <w:szCs w:val="8"/>
-          <w:lang w:val="ru-RU"/>
-        </w:rPr>
-      </w:pPr>
-    </w:p>
-    <w:p>
-      <w:pPr>
-        <w:pStyle w:val="af0"/>
-        <w:ind w:right="-2"/>
-        <w:rPr>
-          <w:sz w:val="8"/>
-          <w:szCs w:val="8"/>
-          <w:lang w:val="ru-RU"/>
-        </w:rPr>
-      </w:pPr>
-    </w:p>
-    <w:p>
-      <w:pPr>
-        <w:pStyle w:val="af0"/>
-        <w:ind w:right="-2"/>
-        <w:rPr>
-          <w:sz w:val="8"/>
-          <w:szCs w:val="8"/>
-          <w:lang w:val="ru-RU"/>
-        </w:rPr>
-      </w:pPr>
-    </w:p>
-    <w:p>
-      <w:pPr>
-        <w:spacing w:after="0"/>
-        <w:rPr>
-          <w:rFonts w:ascii="Times New Roman" w:hAnsi="Times New Roman"/>
-          <w:sz w:val="24"/>
-          <w:szCs w:val="24"/>
+        <w:spacing w:after="0" w:before="0" w:line="20" w:lineRule="exact"/>
+        <w:rPr>
+          <w:rFonts w:ascii="Times New Roman" w:hAnsi="Times New Roman"/>
+          <w:sz w:val="2"/>
+          <w:szCs w:val="2"/>
         </w:rPr>
         <w:sectPr>
           <w:headerReference w:type="default" r:id="rId9"/>
@@ -3374,8 +3356,7 @@
     </w:p>
     <w:tbl>
       <w:tblPr>
-        <w:tblW w:w="9214" w:type="dxa"/>
-        <w:tblInd w:w="5" w:type="dxa"/>
+        <w:tblW w:w="5000" w:type="pct"/>
         <w:tblBorders>
           <w:top w:val="single" w:sz="4" w:space="0" w:color="000000"/>
           <w:left w:val="single" w:sz="4" w:space="0" w:color="000000"/>
@@ -3392,11 +3373,13 @@
         <w:tblLook w:val="01E0" w:firstRow="1" w:lastRow="1" w:firstColumn="1" w:lastColumn="1" w:noHBand="0" w:noVBand="0"/>
       </w:tblPr>
       <w:tblGrid>
-        <w:gridCol w:w="3317"/>
-        <w:gridCol w:w="1106"/>
-        <w:gridCol w:w="1843"/>
-        <w:gridCol w:w="1474"/>
-        <w:gridCol w:w="1474"/>
+        <w:gridCol w:w="454"/>
+        <w:gridCol w:w="1814"/>
+        <w:gridCol w:w="1361"/>
+        <w:gridCol w:w="737"/>
+        <w:gridCol w:w="1587"/>
+        <w:gridCol w:w="1701"/>
+        <w:gridCol w:w="1701"/>
       </w:tblGrid>
       <w:tr>
         <w:trPr>
@@ -3404,33 +3387,42 @@
         </w:trPr>
         <w:tc>
           <w:tcPr>
-            <w:tcW w:w="3317" w:type="dxa"/>
-            <w:shd w:val="clear" w:color="auto" w:fill="auto"/>
+            <w:tcW w:type="dxa" w:w="454"/>
+            <w:vMerge w:val="restart"/>
             <w:vAlign w:val="center"/>
           </w:tcPr>
           <w:p>
             <w:pPr>
-              <w:pStyle w:val="TableParagraph"/>
-              <w:tabs>
-                <w:tab w:val="left" w:pos="1627"/>
-                <w:tab w:val="left" w:pos="2572"/>
-                <w:tab w:val="left" w:pos="4128"/>
-              </w:tabs>
-              <w:ind w:left="110" w:right="99"/>
+              <w:spacing w:before="0" w:after="20" w:line="240" w:lineRule="auto"/>
               <w:jc w:val="center"/>
-              <w:rPr>
-                <w:rFonts w:eastAsia="Calibri"/>
-                <w:sz w:val="24"/>
-                <w:szCs w:val="24"/>
-                <w:lang w:val="ru-RU"/>
-              </w:rPr>
-            </w:pPr>
-            <w:r>
-              <w:rPr>
-                <w:rFonts w:eastAsia="Calibri"/>
-                <w:sz w:val="24"/>
-                <w:szCs w:val="24"/>
-                <w:lang w:val="ru-RU"/>
+            </w:pPr>
+            <w:r>
+              <w:rPr>
+                <w:rFonts w:ascii="Times New Roman" w:hAnsi="Times New Roman"/>
+                <w:b/>
+                <w:sz w:val="24"/>
+              </w:rPr>
+              <w:t>№ п/п</w:t>
+            </w:r>
+          </w:p>
+        </w:tc>
+        <w:tc>
+          <w:tcPr>
+            <w:tcW w:type="dxa" w:w="3175"/>
+            <w:gridSpan w:val="2"/>
+            <w:vMerge w:val="restart"/>
+            <w:vAlign w:val="center"/>
+          </w:tcPr>
+          <w:p>
+            <w:pPr>
+              <w:spacing w:before="0" w:after="20" w:line="240" w:lineRule="auto"/>
+              <w:jc w:val="center"/>
+            </w:pPr>
+            <w:r>
+              <w:rPr>
+                <w:rFonts w:ascii="Times New Roman" w:hAnsi="Times New Roman"/>
+                <w:b/>
+                <w:sz w:val="24"/>
               </w:rPr>
               <w:t>Вид учебной работы</w:t>
             </w:r>
@@ -3438,489 +3430,212 @@
         </w:tc>
         <w:tc>
           <w:tcPr>
-            <w:tcW w:w="1106" w:type="dxa"/>
-            <w:shd w:val="clear" w:color="auto" w:fill="auto"/>
+            <w:tcW w:type="dxa" w:w="737"/>
+            <w:vMerge w:val="restart"/>
             <w:vAlign w:val="center"/>
           </w:tcPr>
           <w:p>
             <w:pPr>
-              <w:pStyle w:val="TableParagraph"/>
-              <w:tabs>
-                <w:tab w:val="left" w:pos="1627"/>
-                <w:tab w:val="left" w:pos="2572"/>
-                <w:tab w:val="left" w:pos="4128"/>
-              </w:tabs>
-              <w:ind w:left="110" w:right="99"/>
+              <w:spacing w:before="0" w:after="20" w:line="240" w:lineRule="auto"/>
               <w:jc w:val="center"/>
-              <w:rPr>
-                <w:rFonts w:eastAsia="Calibri"/>
-                <w:sz w:val="24"/>
-                <w:szCs w:val="24"/>
-                <w:lang w:val="ru-RU"/>
-              </w:rPr>
-            </w:pPr>
-            <w:r>
-              <w:rPr>
-                <w:rFonts w:eastAsia="Calibri"/>
-                <w:sz w:val="24"/>
-                <w:szCs w:val="24"/>
-                <w:lang w:val="ru-RU"/>
-              </w:rPr>
-              <w:t>Всего</w:t>
-            </w:r>
-          </w:p>
-        </w:tc>
-        <w:tc>
-          <w:tcPr>
-            <w:tcW w:w="1843" w:type="dxa"/>
-            <w:shd w:val="clear" w:color="auto" w:fill="auto"/>
+            </w:pPr>
+            <w:r>
+              <w:rPr>
+                <w:rFonts w:ascii="Times New Roman" w:hAnsi="Times New Roman"/>
+                <w:b/>
+                <w:sz w:val="24"/>
+              </w:rPr>
+              <w:t>Всего часов</w:t>
+            </w:r>
+          </w:p>
+        </w:tc>
+        <w:tc>
+          <w:tcPr>
+            <w:tcW w:type="dxa" w:w="1587"/>
+            <w:vMerge w:val="restart"/>
             <w:vAlign w:val="center"/>
           </w:tcPr>
           <w:p>
             <w:pPr>
-              <w:pStyle w:val="TableParagraph"/>
-              <w:tabs>
-                <w:tab w:val="left" w:pos="1627"/>
-                <w:tab w:val="left" w:pos="2572"/>
-                <w:tab w:val="left" w:pos="4128"/>
-              </w:tabs>
-              <w:ind w:left="110" w:right="99"/>
+              <w:spacing w:before="0" w:after="20" w:line="240" w:lineRule="auto"/>
               <w:jc w:val="center"/>
-              <w:rPr>
-                <w:rFonts w:eastAsia="Calibri"/>
-                <w:sz w:val="24"/>
-                <w:szCs w:val="24"/>
-                <w:lang w:val="ru-RU"/>
-              </w:rPr>
-            </w:pPr>
-            <w:r>
-              <w:rPr>
-                <w:rFonts w:eastAsia="Calibri"/>
-                <w:sz w:val="24"/>
-                <w:szCs w:val="24"/>
-                <w:lang w:val="ru-RU"/>
-              </w:rPr>
-              <w:t>Практическая</w:t>
-            </w:r>
-            <w:r>
-              <w:rPr>
-                <w:rFonts w:eastAsia="Calibri"/>
-                <w:sz w:val="24"/>
-                <w:szCs w:val="24"/>
-                <w:lang w:val="ru-RU"/>
-              </w:rPr>
-              <w:br/>
-              <w:t>подготовка</w:t>
-            </w:r>
-          </w:p>
-        </w:tc>
-        <w:tc>
-          <w:tcPr>
-            <w:tcW w:w="1474" w:type="dxa"/>
-            <w:shd w:val="clear" w:color="auto" w:fill="auto"/>
+            </w:pPr>
+            <w:r>
+              <w:rPr>
+                <w:rFonts w:ascii="Times New Roman" w:hAnsi="Times New Roman"/>
+                <w:b/>
+                <w:sz w:val="24"/>
+              </w:rPr>
+              <w:t>В том числе практическая подготовка</w:t>
+            </w:r>
+          </w:p>
+        </w:tc>
+        <w:tc>
+          <w:tcPr>
+            <w:tcW w:type="dxa" w:w="3402"/>
+            <w:gridSpan w:val="2"/>
             <w:vAlign w:val="center"/>
           </w:tcPr>
           <w:p>
             <w:pPr>
-              <w:pStyle w:val="TableParagraph"/>
-              <w:tabs>
-                <w:tab w:val="left" w:pos="1627"/>
-                <w:tab w:val="left" w:pos="2572"/>
-                <w:tab w:val="left" w:pos="4128"/>
-              </w:tabs>
-              <w:ind w:left="110" w:right="99"/>
+              <w:spacing w:before="0" w:after="20" w:line="240" w:lineRule="auto"/>
               <w:jc w:val="center"/>
-              <w:rPr>
-                <w:rFonts w:eastAsia="Calibri"/>
-                <w:sz w:val="24"/>
-                <w:szCs w:val="24"/>
-                <w:lang w:val="ru-RU"/>
-              </w:rPr>
-            </w:pPr>
-            <w:r>
-              <w:rPr>
-                <w:rFonts w:eastAsia="Calibri"/>
-                <w:sz w:val="24"/>
-                <w:szCs w:val="24"/>
-                <w:lang w:val="ru-RU"/>
-              </w:rPr>
-              <w:t>1 семестр</w:t>
-            </w:r>
-          </w:p>
-        </w:tc>
-        <w:tc>
-          <w:tcPr>
-            <w:tcW w:w="1474" w:type="dxa"/>
-            <w:shd w:val="clear" w:color="auto" w:fill="auto"/>
-            <w:vAlign w:val="center"/>
-          </w:tcPr>
-          <w:p>
-            <w:pPr>
-              <w:pStyle w:val="TableParagraph"/>
-              <w:tabs>
-                <w:tab w:val="left" w:pos="1627"/>
-                <w:tab w:val="left" w:pos="2572"/>
-                <w:tab w:val="left" w:pos="4128"/>
-              </w:tabs>
-              <w:ind w:left="110" w:right="99"/>
-              <w:jc w:val="center"/>
-              <w:rPr>
-                <w:rFonts w:eastAsia="Calibri"/>
-                <w:sz w:val="24"/>
-                <w:szCs w:val="24"/>
-                <w:lang w:val="ru-RU"/>
-              </w:rPr>
-            </w:pPr>
-            <w:r>
-              <w:rPr>
-                <w:rFonts w:eastAsia="Calibri"/>
-                <w:sz w:val="24"/>
-                <w:szCs w:val="24"/>
-                <w:lang w:val="ru-RU"/>
-              </w:rPr>
-              <w:t>2 семестр</w:t>
+            </w:pPr>
+            <w:r>
+              <w:rPr>
+                <w:rFonts w:ascii="Times New Roman" w:hAnsi="Times New Roman"/>
+                <w:b/>
+                <w:sz w:val="24"/>
+              </w:rPr>
+              <w:t>Семестры / курсы</w:t>
             </w:r>
           </w:p>
         </w:tc>
       </w:tr>
       <w:tr>
-        <w:tc>
-          <w:tcPr>
-            <w:tcW w:w="3317" w:type="dxa"/>
-            <w:shd w:val="clear" w:color="auto" w:fill="auto"/>
+        <w:trPr>
+          <w:tblHeader/>
+        </w:trPr>
+        <w:tc>
+          <w:tcPr>
+            <w:tcW w:type="dxa" w:w="454"/>
+            <w:vMerge/>
+          </w:tcPr>
+          <w:p/>
+        </w:tc>
+        <w:tc>
+          <w:tcPr>
+            <w:tcW w:type="dxa" w:w="3175"/>
+            <w:gridSpan w:val="2"/>
+            <w:vMerge/>
+          </w:tcPr>
+          <w:p/>
+        </w:tc>
+        <w:tc>
+          <w:tcPr>
+            <w:tcW w:type="dxa" w:w="737"/>
+            <w:vMerge/>
+          </w:tcPr>
+          <w:p/>
+        </w:tc>
+        <w:tc>
+          <w:tcPr>
+            <w:tcW w:type="dxa" w:w="1587"/>
+            <w:vMerge/>
+          </w:tcPr>
+          <w:p/>
+        </w:tc>
+        <w:tc>
+          <w:tcPr>
+            <w:tcW w:type="dxa" w:w="1701"/>
             <w:vAlign w:val="center"/>
           </w:tcPr>
           <w:p>
             <w:pPr>
-              <w:pStyle w:val="TableParagraph"/>
-              <w:tabs>
-                <w:tab w:val="left" w:pos="1627"/>
-                <w:tab w:val="left" w:pos="2572"/>
-                <w:tab w:val="left" w:pos="4128"/>
-              </w:tabs>
-              <w:ind w:left="110" w:right="99"/>
-              <w:rPr>
-                <w:rFonts w:eastAsia="Calibri"/>
-                <w:sz w:val="24"/>
-                <w:szCs w:val="24"/>
-                <w:lang w:val="ru-RU"/>
-              </w:rPr>
-            </w:pPr>
-            <w:r>
-              <w:rPr>
-                <w:rFonts w:eastAsia="Calibri"/>
-                <w:sz w:val="24"/>
-                <w:szCs w:val="24"/>
-                <w:lang w:val="ru-RU"/>
-              </w:rPr>
-              <w:t>Контактная работа обучающихся с преподавателем, часов</w:t>
-            </w:r>
-          </w:p>
-        </w:tc>
-        <w:tc>
-          <w:tcPr>
-            <w:tcW w:w="1106" w:type="dxa"/>
-            <w:shd w:val="clear" w:color="auto" w:fill="auto"/>
+              <w:spacing w:before="0" w:after="20" w:line="240" w:lineRule="auto"/>
+              <w:jc w:val="center"/>
+            </w:pPr>
+            <w:r>
+              <w:rPr>
+                <w:rFonts w:ascii="Times New Roman" w:hAnsi="Times New Roman"/>
+                <w:b/>
+                <w:sz w:val="24"/>
+              </w:rPr>
+              <w:t>№ 1</w:t>
+            </w:r>
+          </w:p>
+        </w:tc>
+        <w:tc>
+          <w:tcPr>
+            <w:tcW w:type="dxa" w:w="1701"/>
             <w:vAlign w:val="center"/>
           </w:tcPr>
           <w:p>
             <w:pPr>
-              <w:pStyle w:val="TableParagraph"/>
-              <w:tabs>
-                <w:tab w:val="left" w:pos="1627"/>
-                <w:tab w:val="left" w:pos="2572"/>
-                <w:tab w:val="left" w:pos="4128"/>
-              </w:tabs>
-              <w:ind w:left="110" w:right="99"/>
+              <w:spacing w:before="0" w:after="20" w:line="240" w:lineRule="auto"/>
               <w:jc w:val="center"/>
-              <w:rPr>
-                <w:rFonts w:eastAsia="Calibri"/>
-                <w:sz w:val="24"/>
-                <w:szCs w:val="24"/>
-                <w:lang w:val="ru-RU"/>
-              </w:rPr>
-            </w:pPr>
-            <w:r>
-              <w:rPr>
-                <w:rFonts w:eastAsia="Calibri"/>
-                <w:sz w:val="24"/>
-                <w:szCs w:val="24"/>
-                <w:lang w:val="ru-RU"/>
-              </w:rPr>
-              <w:t>116</w:t>
-            </w:r>
-          </w:p>
-        </w:tc>
-        <w:tc>
-          <w:tcPr>
-            <w:tcW w:w="1843" w:type="dxa"/>
-            <w:shd w:val="clear" w:color="auto" w:fill="auto"/>
-            <w:vAlign w:val="center"/>
-          </w:tcPr>
-          <w:p>
-            <w:pPr>
-              <w:pStyle w:val="TableParagraph"/>
-              <w:tabs>
-                <w:tab w:val="left" w:pos="1627"/>
-                <w:tab w:val="left" w:pos="2572"/>
-                <w:tab w:val="left" w:pos="4128"/>
-              </w:tabs>
-              <w:ind w:left="110" w:right="99"/>
-              <w:jc w:val="center"/>
-              <w:rPr>
-                <w:rFonts w:eastAsia="Calibri"/>
-                <w:sz w:val="24"/>
-                <w:szCs w:val="24"/>
-                <w:lang w:val="ru-RU"/>
-              </w:rPr>
-            </w:pPr>
-            <w:r>
-              <w:rPr>
-                <w:rFonts w:eastAsia="Calibri"/>
-                <w:sz w:val="24"/>
-                <w:szCs w:val="24"/>
-                <w:lang w:val="ru-RU"/>
-              </w:rPr>
-              <w:t>—</w:t>
-            </w:r>
-          </w:p>
-        </w:tc>
-        <w:tc>
-          <w:tcPr>
-            <w:tcW w:w="1474" w:type="dxa"/>
-            <w:shd w:val="clear" w:color="auto" w:fill="auto"/>
-            <w:vAlign w:val="center"/>
-          </w:tcPr>
-          <w:p>
-            <w:pPr>
-              <w:pStyle w:val="TableParagraph"/>
-              <w:tabs>
-                <w:tab w:val="left" w:pos="1627"/>
-                <w:tab w:val="left" w:pos="2572"/>
-                <w:tab w:val="left" w:pos="4128"/>
-              </w:tabs>
-              <w:ind w:left="110" w:right="99"/>
-              <w:jc w:val="center"/>
-              <w:rPr>
-                <w:rFonts w:eastAsia="Calibri"/>
-                <w:sz w:val="24"/>
-                <w:szCs w:val="24"/>
-                <w:lang w:val="ru-RU"/>
-              </w:rPr>
-            </w:pPr>
-            <w:r>
-              <w:rPr>
-                <w:rFonts w:eastAsia="Calibri"/>
-                <w:sz w:val="24"/>
-                <w:szCs w:val="24"/>
-                <w:lang w:val="ru-RU"/>
-              </w:rPr>
-              <w:t>54</w:t>
-            </w:r>
-          </w:p>
-        </w:tc>
-        <w:tc>
-          <w:tcPr>
-            <w:tcW w:w="1474" w:type="dxa"/>
-            <w:shd w:val="clear" w:color="auto" w:fill="auto"/>
-            <w:vAlign w:val="center"/>
-          </w:tcPr>
-          <w:p>
-            <w:pPr>
-              <w:pStyle w:val="TableParagraph"/>
-              <w:tabs>
-                <w:tab w:val="left" w:pos="1627"/>
-                <w:tab w:val="left" w:pos="2572"/>
-                <w:tab w:val="left" w:pos="4128"/>
-              </w:tabs>
-              <w:ind w:left="110" w:right="99"/>
-              <w:jc w:val="center"/>
-              <w:rPr>
-                <w:rFonts w:eastAsia="Calibri"/>
-                <w:sz w:val="24"/>
-                <w:szCs w:val="24"/>
-                <w:lang w:val="ru-RU"/>
-              </w:rPr>
-            </w:pPr>
-            <w:r>
-              <w:rPr>
-                <w:rFonts w:eastAsia="Calibri"/>
-                <w:sz w:val="24"/>
-                <w:szCs w:val="24"/>
-                <w:lang w:val="ru-RU"/>
-              </w:rPr>
-              <w:t>62</w:t>
+            </w:pPr>
+            <w:r>
+              <w:rPr>
+                <w:rFonts w:ascii="Times New Roman" w:hAnsi="Times New Roman"/>
+                <w:b/>
+                <w:sz w:val="24"/>
+              </w:rPr>
+              <w:t>№ 2</w:t>
             </w:r>
           </w:p>
         </w:tc>
       </w:tr>
       <w:tr>
-        <w:tc>
-          <w:tcPr>
-            <w:tcW w:w="3317" w:type="dxa"/>
-            <w:shd w:val="clear" w:color="auto" w:fill="auto"/>
+        <w:trPr>
+          <w:tblHeader/>
+        </w:trPr>
+        <w:tc>
+          <w:tcPr>
+            <w:tcW w:type="dxa" w:w="454"/>
+            <w:vMerge/>
+          </w:tcPr>
+          <w:p/>
+        </w:tc>
+        <w:tc>
+          <w:tcPr>
+            <w:tcW w:type="dxa" w:w="3175"/>
+            <w:gridSpan w:val="2"/>
+            <w:vMerge/>
+          </w:tcPr>
+          <w:p/>
+        </w:tc>
+        <w:tc>
+          <w:tcPr>
+            <w:tcW w:type="dxa" w:w="737"/>
+            <w:vMerge/>
+          </w:tcPr>
+          <w:p/>
+        </w:tc>
+        <w:tc>
+          <w:tcPr>
+            <w:tcW w:type="dxa" w:w="1587"/>
+            <w:vMerge/>
+          </w:tcPr>
+          <w:p/>
+        </w:tc>
+        <w:tc>
+          <w:tcPr>
+            <w:tcW w:type="dxa" w:w="1701"/>
             <w:vAlign w:val="center"/>
           </w:tcPr>
           <w:p>
             <w:pPr>
-              <w:pStyle w:val="TableParagraph"/>
-              <w:tabs>
-                <w:tab w:val="left" w:pos="1627"/>
-                <w:tab w:val="left" w:pos="2572"/>
-                <w:tab w:val="left" w:pos="4128"/>
-              </w:tabs>
-              <w:ind w:left="110" w:right="99"/>
-              <w:rPr>
-                <w:rFonts w:eastAsia="Calibri"/>
-                <w:sz w:val="24"/>
-                <w:szCs w:val="24"/>
-                <w:lang w:val="ru-RU"/>
-              </w:rPr>
-            </w:pPr>
-            <w:r>
-              <w:rPr>
-                <w:rFonts w:eastAsia="Calibri"/>
-                <w:sz w:val="24"/>
-                <w:szCs w:val="24"/>
-                <w:lang w:val="ru-RU"/>
-              </w:rPr>
-              <w:t>Лекции (Л), часов</w:t>
-            </w:r>
-          </w:p>
-        </w:tc>
-        <w:tc>
-          <w:tcPr>
-            <w:tcW w:w="1106" w:type="dxa"/>
-            <w:shd w:val="clear" w:color="auto" w:fill="auto"/>
+              <w:spacing w:before="0" w:after="20" w:line="240" w:lineRule="auto"/>
+              <w:jc w:val="center"/>
+            </w:pPr>
+            <w:r>
+              <w:rPr>
+                <w:rFonts w:ascii="Times New Roman" w:hAnsi="Times New Roman"/>
+                <w:b/>
+                <w:sz w:val="24"/>
+              </w:rPr>
+              <w:t>часов</w:t>
+            </w:r>
+          </w:p>
+        </w:tc>
+        <w:tc>
+          <w:tcPr>
+            <w:tcW w:type="dxa" w:w="1701"/>
             <w:vAlign w:val="center"/>
           </w:tcPr>
           <w:p>
             <w:pPr>
-              <w:pStyle w:val="TableParagraph"/>
-              <w:tabs>
-                <w:tab w:val="left" w:pos="1627"/>
-                <w:tab w:val="left" w:pos="2572"/>
-                <w:tab w:val="left" w:pos="4128"/>
-              </w:tabs>
-              <w:ind w:left="110" w:right="99"/>
+              <w:spacing w:before="0" w:after="20" w:line="240" w:lineRule="auto"/>
               <w:jc w:val="center"/>
-              <w:rPr>
-                <w:rFonts w:eastAsia="Calibri"/>
-                <w:sz w:val="24"/>
-                <w:szCs w:val="24"/>
-                <w:lang w:val="ru-RU"/>
-              </w:rPr>
-            </w:pPr>
-            <w:r>
-              <w:rPr>
-                <w:rFonts w:eastAsia="Calibri"/>
-                <w:sz w:val="24"/>
-                <w:szCs w:val="24"/>
-                <w:lang w:val="ru-RU"/>
-              </w:rPr>
-              <w:t>44</w:t>
-            </w:r>
-          </w:p>
-        </w:tc>
-        <w:tc>
-          <w:tcPr>
-            <w:tcW w:w="1843" w:type="dxa"/>
-            <w:shd w:val="clear" w:color="auto" w:fill="auto"/>
-            <w:vAlign w:val="center"/>
-          </w:tcPr>
-          <w:p>
-            <w:pPr>
-              <w:pStyle w:val="TableParagraph"/>
-              <w:tabs>
-                <w:tab w:val="left" w:pos="1627"/>
-                <w:tab w:val="left" w:pos="2572"/>
-                <w:tab w:val="left" w:pos="4128"/>
-              </w:tabs>
-              <w:ind w:left="110" w:right="99"/>
-              <w:jc w:val="center"/>
-              <w:rPr>
-                <w:rFonts w:eastAsia="Calibri"/>
-                <w:sz w:val="24"/>
-                <w:szCs w:val="24"/>
-                <w:lang w:val="ru-RU"/>
-              </w:rPr>
-            </w:pPr>
-            <w:r>
-              <w:rPr>
-                <w:rFonts w:eastAsia="Calibri"/>
-                <w:sz w:val="24"/>
-                <w:szCs w:val="24"/>
-                <w:lang w:val="ru-RU"/>
-              </w:rPr>
-              <w:t>—</w:t>
-            </w:r>
-          </w:p>
-        </w:tc>
-        <w:tc>
-          <w:tcPr>
-            <w:tcW w:w="1474" w:type="dxa"/>
-            <w:shd w:val="clear" w:color="auto" w:fill="auto"/>
-            <w:vAlign w:val="center"/>
-          </w:tcPr>
-          <w:p>
-            <w:pPr>
-              <w:pStyle w:val="TableParagraph"/>
-              <w:tabs>
-                <w:tab w:val="left" w:pos="1627"/>
-                <w:tab w:val="left" w:pos="2572"/>
-                <w:tab w:val="left" w:pos="4128"/>
-              </w:tabs>
-              <w:ind w:left="110" w:right="99"/>
-              <w:jc w:val="center"/>
-              <w:rPr>
-                <w:rFonts w:eastAsia="Calibri"/>
-                <w:sz w:val="24"/>
-                <w:szCs w:val="24"/>
-                <w:lang w:val="ru-RU"/>
-              </w:rPr>
-            </w:pPr>
-            <w:r>
-              <w:rPr>
-                <w:rFonts w:eastAsia="Calibri"/>
-                <w:sz w:val="24"/>
-                <w:szCs w:val="24"/>
-                <w:lang w:val="ru-RU"/>
-              </w:rPr>
-              <w:t>18</w:t>
-            </w:r>
-          </w:p>
-        </w:tc>
-        <w:tc>
-          <w:tcPr>
-            <w:tcW w:w="1474" w:type="dxa"/>
-            <w:shd w:val="clear" w:color="auto" w:fill="auto"/>
-            <w:vAlign w:val="center"/>
-          </w:tcPr>
-          <w:p>
-            <w:pPr>
-              <w:pStyle w:val="TableParagraph"/>
-              <w:tabs>
-                <w:tab w:val="left" w:pos="1627"/>
-                <w:tab w:val="left" w:pos="2572"/>
-                <w:tab w:val="left" w:pos="4128"/>
-              </w:tabs>
-              <w:ind w:left="110" w:right="99"/>
-              <w:jc w:val="center"/>
-              <w:rPr>
-                <w:rFonts w:eastAsia="Calibri"/>
-                <w:sz w:val="24"/>
-                <w:szCs w:val="24"/>
-                <w:lang w:val="ru-RU"/>
-              </w:rPr>
-            </w:pPr>
-            <w:r>
-              <w:rPr>
-                <w:rFonts w:eastAsia="Calibri"/>
-                <w:sz w:val="24"/>
-                <w:szCs w:val="24"/>
-                <w:lang w:val="ru-RU"/>
-              </w:rPr>
-              <w:t>26</w:t>
+            </w:pPr>
+            <w:r>
+              <w:rPr>
+                <w:rFonts w:ascii="Times New Roman" w:hAnsi="Times New Roman"/>
+                <w:b/>
+                <w:sz w:val="24"/>
+              </w:rPr>
+              <w:t>часов</w:t>
             </w:r>
           </w:p>
         </w:tc>
@@ -3928,170 +3643,122 @@
       <w:tr>
         <w:tc>
           <w:tcPr>
-            <w:tcW w:w="3317" w:type="dxa"/>
-            <w:shd w:val="clear" w:color="auto" w:fill="auto"/>
+            <w:tcW w:type="dxa" w:w="454"/>
             <w:vAlign w:val="center"/>
           </w:tcPr>
           <w:p>
             <w:pPr>
-              <w:pStyle w:val="TableParagraph"/>
-              <w:tabs>
-                <w:tab w:val="left" w:pos="1627"/>
-                <w:tab w:val="left" w:pos="2572"/>
-                <w:tab w:val="left" w:pos="4128"/>
-              </w:tabs>
-              <w:ind w:left="110" w:right="99"/>
-              <w:rPr>
-                <w:rFonts w:eastAsia="Calibri"/>
-                <w:sz w:val="24"/>
-                <w:szCs w:val="24"/>
-                <w:lang w:val="ru-RU"/>
-              </w:rPr>
-            </w:pPr>
-            <w:r>
-              <w:rPr>
-                <w:rFonts w:eastAsia="Calibri"/>
-                <w:sz w:val="24"/>
-                <w:szCs w:val="24"/>
-                <w:lang w:val="ru-RU"/>
-              </w:rPr>
-              <w:t>Практические занятия (ПЗ), семинары (С), часов</w:t>
-            </w:r>
-          </w:p>
-        </w:tc>
-        <w:tc>
-          <w:tcPr>
-            <w:tcW w:w="1106" w:type="dxa"/>
-            <w:shd w:val="clear" w:color="auto" w:fill="auto"/>
+              <w:spacing w:before="0" w:after="20" w:line="240" w:lineRule="auto"/>
+              <w:jc w:val="center"/>
+            </w:pPr>
+            <w:r>
+              <w:rPr>
+                <w:rFonts w:ascii="Times New Roman" w:hAnsi="Times New Roman"/>
+                <w:b w:val="0"/>
+                <w:sz w:val="24"/>
+              </w:rPr>
+              <w:t>1</w:t>
+            </w:r>
+          </w:p>
+        </w:tc>
+        <w:tc>
+          <w:tcPr>
+            <w:tcW w:type="dxa" w:w="3175"/>
+            <w:gridSpan w:val="2"/>
             <w:vAlign w:val="center"/>
           </w:tcPr>
           <w:p>
             <w:pPr>
-              <w:pStyle w:val="TableParagraph"/>
-              <w:tabs>
-                <w:tab w:val="left" w:pos="1627"/>
-                <w:tab w:val="left" w:pos="2572"/>
-                <w:tab w:val="left" w:pos="4128"/>
-              </w:tabs>
-              <w:ind w:left="110" w:right="99"/>
+              <w:spacing w:before="0" w:after="20" w:line="240" w:lineRule="auto"/>
+              <w:jc w:val="left"/>
+            </w:pPr>
+            <w:r>
+              <w:rPr>
+                <w:rFonts w:ascii="Times New Roman" w:hAnsi="Times New Roman"/>
+                <w:b/>
+                <w:sz w:val="24"/>
+              </w:rPr>
+              <w:t>Контактная работа обучающихся с преподавателем (по видам учебных занятий), всего</w:t>
+            </w:r>
+          </w:p>
+        </w:tc>
+        <w:tc>
+          <w:tcPr>
+            <w:tcW w:type="dxa" w:w="737"/>
+            <w:vAlign w:val="center"/>
+          </w:tcPr>
+          <w:p>
+            <w:pPr>
+              <w:spacing w:before="0" w:after="20" w:line="240" w:lineRule="auto"/>
               <w:jc w:val="center"/>
-              <w:rPr>
-                <w:rFonts w:eastAsia="Calibri"/>
-                <w:sz w:val="24"/>
-                <w:szCs w:val="24"/>
-                <w:lang w:val="ru-RU"/>
-              </w:rPr>
-            </w:pPr>
-            <w:r>
-              <w:rPr>
-                <w:rFonts w:eastAsia="Calibri"/>
-                <w:sz w:val="24"/>
-                <w:szCs w:val="24"/>
-                <w:lang w:val="ru-RU"/>
-              </w:rPr>
-              <w:t>72</w:t>
-            </w:r>
-          </w:p>
-        </w:tc>
-        <w:tc>
-          <w:tcPr>
-            <w:tcW w:w="1843" w:type="dxa"/>
-            <w:shd w:val="clear" w:color="auto" w:fill="auto"/>
+            </w:pPr>
+            <w:r>
+              <w:rPr>
+                <w:rFonts w:ascii="Times New Roman" w:hAnsi="Times New Roman"/>
+                <w:b w:val="0"/>
+                <w:sz w:val="24"/>
+              </w:rPr>
+              <w:t>116</w:t>
+            </w:r>
+          </w:p>
+        </w:tc>
+        <w:tc>
+          <w:tcPr>
+            <w:tcW w:type="dxa" w:w="1587"/>
             <w:vAlign w:val="center"/>
           </w:tcPr>
           <w:p>
             <w:pPr>
-              <w:pStyle w:val="TableParagraph"/>
-              <w:tabs>
-                <w:tab w:val="left" w:pos="1627"/>
-                <w:tab w:val="left" w:pos="2572"/>
-                <w:tab w:val="left" w:pos="4128"/>
-              </w:tabs>
-              <w:ind w:left="110" w:right="99"/>
+              <w:spacing w:before="0" w:after="20" w:line="240" w:lineRule="auto"/>
               <w:jc w:val="center"/>
-              <w:rPr>
-                <w:rFonts w:eastAsia="Calibri"/>
-                <w:sz w:val="24"/>
-                <w:szCs w:val="24"/>
-                <w:lang w:val="ru-RU"/>
-              </w:rPr>
-            </w:pPr>
-            <w:r>
-              <w:rPr>
-                <w:rFonts w:eastAsia="Calibri"/>
-                <w:sz w:val="24"/>
-                <w:szCs w:val="24"/>
-                <w:lang w:val="ru-RU"/>
-              </w:rPr>
-              <w:t>—</w:t>
-            </w:r>
-          </w:p>
-        </w:tc>
-        <w:tc>
-          <w:tcPr>
-            <w:tcW w:w="1474" w:type="dxa"/>
-            <w:shd w:val="clear" w:color="auto" w:fill="auto"/>
+            </w:pPr>
+            <w:r>
+              <w:rPr>
+                <w:rFonts w:ascii="Times New Roman" w:hAnsi="Times New Roman"/>
+                <w:b w:val="0"/>
+                <w:sz w:val="24"/>
+              </w:rPr>
+              <w:t>0</w:t>
+            </w:r>
+          </w:p>
+        </w:tc>
+        <w:tc>
+          <w:tcPr>
+            <w:tcW w:type="dxa" w:w="1701"/>
             <w:vAlign w:val="center"/>
           </w:tcPr>
           <w:p>
             <w:pPr>
-              <w:pStyle w:val="TableParagraph"/>
-              <w:tabs>
-                <w:tab w:val="left" w:pos="1627"/>
-                <w:tab w:val="left" w:pos="2572"/>
-                <w:tab w:val="left" w:pos="4128"/>
-              </w:tabs>
-              <w:ind w:left="110" w:right="99"/>
+              <w:spacing w:before="0" w:after="20" w:line="240" w:lineRule="auto"/>
               <w:jc w:val="center"/>
-              <w:rPr>
-                <w:rFonts w:eastAsia="Calibri"/>
-                <w:sz w:val="24"/>
-                <w:szCs w:val="24"/>
-                <w:lang w:val="ru-RU"/>
-              </w:rPr>
-            </w:pPr>
-            <w:r>
-              <w:rPr>
-                <w:rFonts w:eastAsia="Calibri"/>
-                <w:sz w:val="24"/>
-                <w:szCs w:val="24"/>
-                <w:lang w:val="ru-RU"/>
-              </w:rPr>
-              <w:t>36</w:t>
-            </w:r>
-          </w:p>
-        </w:tc>
-        <w:tc>
-          <w:tcPr>
-            <w:tcW w:w="1474" w:type="dxa"/>
-            <w:shd w:val="clear" w:color="auto" w:fill="auto"/>
+            </w:pPr>
+            <w:r>
+              <w:rPr>
+                <w:rFonts w:ascii="Times New Roman" w:hAnsi="Times New Roman"/>
+                <w:b w:val="0"/>
+                <w:sz w:val="24"/>
+              </w:rPr>
+              <w:t>54</w:t>
+            </w:r>
+          </w:p>
+        </w:tc>
+        <w:tc>
+          <w:tcPr>
+            <w:tcW w:type="dxa" w:w="1701"/>
             <w:vAlign w:val="center"/>
           </w:tcPr>
           <w:p>
             <w:pPr>
-              <w:pStyle w:val="TableParagraph"/>
-              <w:tabs>
-                <w:tab w:val="left" w:pos="1627"/>
-                <w:tab w:val="left" w:pos="2572"/>
-                <w:tab w:val="left" w:pos="4128"/>
-              </w:tabs>
-              <w:ind w:left="110" w:right="99"/>
+              <w:spacing w:before="0" w:after="20" w:line="240" w:lineRule="auto"/>
               <w:jc w:val="center"/>
-              <w:rPr>
-                <w:rFonts w:eastAsia="Calibri"/>
-                <w:sz w:val="24"/>
-                <w:szCs w:val="24"/>
-                <w:lang w:val="ru-RU"/>
-              </w:rPr>
-            </w:pPr>
-            <w:r>
-              <w:rPr>
-                <w:rFonts w:eastAsia="Calibri"/>
-                <w:sz w:val="24"/>
-                <w:szCs w:val="24"/>
-                <w:lang w:val="ru-RU"/>
-              </w:rPr>
-              <w:t>36</w:t>
+            </w:pPr>
+            <w:r>
+              <w:rPr>
+                <w:rFonts w:ascii="Times New Roman" w:hAnsi="Times New Roman"/>
+                <w:b w:val="0"/>
+                <w:sz w:val="24"/>
+              </w:rPr>
+              <w:t>62</w:t>
             </w:r>
           </w:p>
         </w:tc>
@@ -4099,341 +3766,188 @@
       <w:tr>
         <w:tc>
           <w:tcPr>
-            <w:tcW w:w="3317" w:type="dxa"/>
-            <w:shd w:val="clear" w:color="auto" w:fill="auto"/>
+            <w:tcW w:type="dxa" w:w="454"/>
             <w:vAlign w:val="center"/>
           </w:tcPr>
           <w:p>
             <w:pPr>
-              <w:pStyle w:val="TableParagraph"/>
-              <w:tabs>
-                <w:tab w:val="left" w:pos="1627"/>
-                <w:tab w:val="left" w:pos="2572"/>
-                <w:tab w:val="left" w:pos="4128"/>
-              </w:tabs>
-              <w:ind w:left="110" w:right="99"/>
-              <w:rPr>
-                <w:rFonts w:eastAsia="Calibri"/>
-                <w:sz w:val="24"/>
-                <w:szCs w:val="24"/>
-                <w:lang w:val="ru-RU"/>
-              </w:rPr>
-            </w:pPr>
-            <w:r>
-              <w:rPr>
-                <w:rFonts w:eastAsia="Calibri"/>
-                <w:sz w:val="24"/>
-                <w:szCs w:val="24"/>
-                <w:lang w:val="ru-RU"/>
-              </w:rPr>
-              <w:t>Лабораторные работы (ЛР), часов</w:t>
-            </w:r>
-          </w:p>
-        </w:tc>
-        <w:tc>
-          <w:tcPr>
-            <w:tcW w:w="1106" w:type="dxa"/>
-            <w:shd w:val="clear" w:color="auto" w:fill="auto"/>
+              <w:spacing w:before="0" w:after="20" w:line="240" w:lineRule="auto"/>
+              <w:jc w:val="center"/>
+            </w:pPr>
+            <w:r>
+              <w:rPr>
+                <w:rFonts w:ascii="Times New Roman" w:hAnsi="Times New Roman"/>
+                <w:b w:val="0"/>
+                <w:sz w:val="24"/>
+              </w:rPr>
+            </w:r>
+          </w:p>
+        </w:tc>
+        <w:tc>
+          <w:tcPr>
+            <w:tcW w:type="dxa" w:w="3175"/>
+            <w:gridSpan w:val="2"/>
             <w:vAlign w:val="center"/>
           </w:tcPr>
           <w:p>
             <w:pPr>
-              <w:pStyle w:val="TableParagraph"/>
-              <w:tabs>
-                <w:tab w:val="left" w:pos="1627"/>
-                <w:tab w:val="left" w:pos="2572"/>
-                <w:tab w:val="left" w:pos="4128"/>
-              </w:tabs>
-              <w:ind w:left="110" w:right="99"/>
-              <w:jc w:val="center"/>
-              <w:rPr>
-                <w:rFonts w:eastAsia="Calibri"/>
-                <w:sz w:val="24"/>
-                <w:szCs w:val="24"/>
-                <w:lang w:val="ru-RU"/>
-              </w:rPr>
-            </w:pPr>
-            <w:r>
-              <w:rPr>
-                <w:rFonts w:eastAsia="Calibri"/>
-                <w:sz w:val="24"/>
-                <w:szCs w:val="24"/>
-                <w:lang w:val="ru-RU"/>
-              </w:rPr>
-              <w:t>0</w:t>
-            </w:r>
-          </w:p>
-        </w:tc>
-        <w:tc>
-          <w:tcPr>
-            <w:tcW w:w="1843" w:type="dxa"/>
-            <w:shd w:val="clear" w:color="auto" w:fill="auto"/>
-            <w:vAlign w:val="center"/>
-          </w:tcPr>
-          <w:p>
-            <w:pPr>
-              <w:pStyle w:val="TableParagraph"/>
-              <w:tabs>
-                <w:tab w:val="left" w:pos="1627"/>
-                <w:tab w:val="left" w:pos="2572"/>
-                <w:tab w:val="left" w:pos="4128"/>
-              </w:tabs>
-              <w:ind w:left="110" w:right="99"/>
-              <w:jc w:val="center"/>
-              <w:rPr>
-                <w:rFonts w:eastAsia="Calibri"/>
-                <w:sz w:val="24"/>
-                <w:szCs w:val="24"/>
-                <w:lang w:val="ru-RU"/>
-              </w:rPr>
-            </w:pPr>
-            <w:r>
-              <w:rPr>
-                <w:rFonts w:eastAsia="Calibri"/>
-                <w:sz w:val="24"/>
-                <w:szCs w:val="24"/>
-                <w:lang w:val="ru-RU"/>
-              </w:rPr>
-              <w:t>—</w:t>
-            </w:r>
-          </w:p>
-        </w:tc>
-        <w:tc>
-          <w:tcPr>
-            <w:tcW w:w="1474" w:type="dxa"/>
-            <w:shd w:val="clear" w:color="auto" w:fill="auto"/>
-            <w:vAlign w:val="center"/>
-          </w:tcPr>
-          <w:p>
-            <w:pPr>
-              <w:pStyle w:val="TableParagraph"/>
-              <w:tabs>
-                <w:tab w:val="left" w:pos="1627"/>
-                <w:tab w:val="left" w:pos="2572"/>
-                <w:tab w:val="left" w:pos="4128"/>
-              </w:tabs>
-              <w:ind w:left="110" w:right="99"/>
-              <w:jc w:val="center"/>
-              <w:rPr>
-                <w:rFonts w:eastAsia="Calibri"/>
-                <w:sz w:val="24"/>
-                <w:szCs w:val="24"/>
-                <w:lang w:val="ru-RU"/>
-              </w:rPr>
-            </w:pPr>
-            <w:r>
-              <w:rPr>
-                <w:rFonts w:eastAsia="Calibri"/>
-                <w:sz w:val="24"/>
-                <w:szCs w:val="24"/>
-                <w:lang w:val="ru-RU"/>
-              </w:rPr>
-              <w:t>—</w:t>
-            </w:r>
-          </w:p>
-        </w:tc>
-        <w:tc>
-          <w:tcPr>
-            <w:tcW w:w="1474" w:type="dxa"/>
-            <w:shd w:val="clear" w:color="auto" w:fill="auto"/>
-            <w:vAlign w:val="center"/>
-          </w:tcPr>
-          <w:p>
-            <w:pPr>
-              <w:pStyle w:val="TableParagraph"/>
-              <w:tabs>
-                <w:tab w:val="left" w:pos="1627"/>
-                <w:tab w:val="left" w:pos="2572"/>
-                <w:tab w:val="left" w:pos="4128"/>
-              </w:tabs>
-              <w:ind w:left="110" w:right="99"/>
-              <w:jc w:val="center"/>
-              <w:rPr>
-                <w:rFonts w:eastAsia="Calibri"/>
-                <w:sz w:val="24"/>
-                <w:szCs w:val="24"/>
-                <w:lang w:val="ru-RU"/>
-              </w:rPr>
-            </w:pPr>
-            <w:r>
-              <w:rPr>
-                <w:rFonts w:eastAsia="Calibri"/>
-                <w:sz w:val="24"/>
-                <w:szCs w:val="24"/>
-                <w:lang w:val="ru-RU"/>
-              </w:rPr>
-              <w:t>—</w:t>
-            </w:r>
-          </w:p>
+              <w:spacing w:before="0" w:after="20" w:line="240" w:lineRule="auto"/>
+              <w:jc w:val="left"/>
+            </w:pPr>
+            <w:r>
+              <w:rPr>
+                <w:rFonts w:ascii="Times New Roman" w:hAnsi="Times New Roman"/>
+                <w:b w:val="0"/>
+                <w:sz w:val="24"/>
+              </w:rPr>
+              <w:t>в том числе:</w:t>
+            </w:r>
+          </w:p>
+        </w:tc>
+        <w:tc>
+          <w:tcPr>
+            <w:tcW w:type="dxa" w:w="737"/>
+          </w:tcPr>
+          <w:p/>
+        </w:tc>
+        <w:tc>
+          <w:tcPr>
+            <w:tcW w:type="dxa" w:w="1587"/>
+          </w:tcPr>
+          <w:p/>
+        </w:tc>
+        <w:tc>
+          <w:tcPr>
+            <w:tcW w:type="dxa" w:w="1701"/>
+          </w:tcPr>
+          <w:p/>
+        </w:tc>
+        <w:tc>
+          <w:tcPr>
+            <w:tcW w:type="dxa" w:w="1701"/>
+          </w:tcPr>
+          <w:p/>
         </w:tc>
       </w:tr>
       <w:tr>
         <w:tc>
           <w:tcPr>
-            <w:tcW w:w="3317" w:type="dxa"/>
-            <w:shd w:val="clear" w:color="auto" w:fill="auto"/>
+            <w:tcW w:type="dxa" w:w="454"/>
             <w:vAlign w:val="center"/>
           </w:tcPr>
           <w:p>
             <w:pPr>
-              <w:pStyle w:val="TableParagraph"/>
-              <w:tabs>
-                <w:tab w:val="left" w:pos="1627"/>
-                <w:tab w:val="left" w:pos="2572"/>
-                <w:tab w:val="left" w:pos="4128"/>
-              </w:tabs>
-              <w:ind w:left="110" w:right="99"/>
-              <w:rPr>
-                <w:rFonts w:eastAsia="Calibri"/>
-                <w:sz w:val="24"/>
-                <w:szCs w:val="24"/>
-                <w:lang w:val="ru-RU"/>
-              </w:rPr>
-            </w:pPr>
-            <w:r>
-              <w:rPr>
-                <w:rFonts w:eastAsia="Calibri"/>
-                <w:sz w:val="24"/>
-                <w:szCs w:val="24"/>
-                <w:lang w:val="ru-RU"/>
-              </w:rPr>
-              <w:t>Иные виды занятий, часов</w:t>
-            </w:r>
-          </w:p>
-        </w:tc>
-        <w:tc>
-          <w:tcPr>
-            <w:tcW w:w="1106" w:type="dxa"/>
-            <w:shd w:val="clear" w:color="auto" w:fill="auto"/>
+              <w:spacing w:before="0" w:after="20" w:line="240" w:lineRule="auto"/>
+              <w:jc w:val="center"/>
+            </w:pPr>
+            <w:r>
+              <w:rPr>
+                <w:rFonts w:ascii="Times New Roman" w:hAnsi="Times New Roman"/>
+                <w:b w:val="0"/>
+                <w:sz w:val="24"/>
+              </w:rPr>
+              <w:t>1.1</w:t>
+            </w:r>
+          </w:p>
+        </w:tc>
+        <w:tc>
+          <w:tcPr>
+            <w:tcW w:type="dxa" w:w="3175"/>
+            <w:gridSpan w:val="2"/>
             <w:vAlign w:val="center"/>
           </w:tcPr>
           <w:p>
             <w:pPr>
-              <w:pStyle w:val="TableParagraph"/>
-              <w:tabs>
-                <w:tab w:val="left" w:pos="1627"/>
-                <w:tab w:val="left" w:pos="2572"/>
-                <w:tab w:val="left" w:pos="4128"/>
-              </w:tabs>
-              <w:ind w:left="110" w:right="99"/>
+              <w:spacing w:before="0" w:after="20" w:line="240" w:lineRule="auto"/>
+              <w:jc w:val="left"/>
+            </w:pPr>
+            <w:r>
+              <w:rPr>
+                <w:rFonts w:ascii="Times New Roman" w:hAnsi="Times New Roman"/>
+                <w:b w:val="0"/>
+                <w:sz w:val="24"/>
+              </w:rPr>
+              <w:t>Лекции (Л)</w:t>
+            </w:r>
+          </w:p>
+        </w:tc>
+        <w:tc>
+          <w:tcPr>
+            <w:tcW w:type="dxa" w:w="737"/>
+            <w:vAlign w:val="center"/>
+          </w:tcPr>
+          <w:p>
+            <w:pPr>
+              <w:spacing w:before="0" w:after="20" w:line="240" w:lineRule="auto"/>
               <w:jc w:val="center"/>
-              <w:rPr>
-                <w:rFonts w:eastAsia="Calibri"/>
-                <w:sz w:val="24"/>
-                <w:szCs w:val="24"/>
-                <w:lang w:val="ru-RU"/>
-              </w:rPr>
-            </w:pPr>
-            <w:r>
-              <w:rPr>
-                <w:rFonts w:eastAsia="Calibri"/>
-                <w:sz w:val="24"/>
-                <w:szCs w:val="24"/>
-                <w:lang w:val="ru-RU"/>
-              </w:rPr>
-              <w:t>—</w:t>
-            </w:r>
-          </w:p>
-        </w:tc>
-        <w:tc>
-          <w:tcPr>
-            <w:tcW w:w="1843" w:type="dxa"/>
-            <w:shd w:val="clear" w:color="auto" w:fill="auto"/>
+            </w:pPr>
+            <w:r>
+              <w:rPr>
+                <w:rFonts w:ascii="Times New Roman" w:hAnsi="Times New Roman"/>
+                <w:b w:val="0"/>
+                <w:sz w:val="24"/>
+              </w:rPr>
+              <w:t>44</w:t>
+            </w:r>
+          </w:p>
+        </w:tc>
+        <w:tc>
+          <w:tcPr>
+            <w:tcW w:type="dxa" w:w="1587"/>
             <w:vAlign w:val="center"/>
           </w:tcPr>
           <w:p>
             <w:pPr>
-              <w:pStyle w:val="TableParagraph"/>
-              <w:tabs>
-                <w:tab w:val="left" w:pos="1627"/>
-                <w:tab w:val="left" w:pos="2572"/>
-                <w:tab w:val="left" w:pos="4128"/>
-              </w:tabs>
-              <w:ind w:left="110" w:right="99"/>
+              <w:spacing w:before="0" w:after="20" w:line="240" w:lineRule="auto"/>
               <w:jc w:val="center"/>
-              <w:rPr>
-                <w:rFonts w:eastAsia="Calibri"/>
-                <w:sz w:val="24"/>
-                <w:szCs w:val="24"/>
-                <w:lang w:val="ru-RU"/>
-              </w:rPr>
-            </w:pPr>
-            <w:r>
-              <w:rPr>
-                <w:rFonts w:eastAsia="Calibri"/>
-                <w:sz w:val="24"/>
-                <w:szCs w:val="24"/>
-                <w:lang w:val="ru-RU"/>
-              </w:rPr>
-              <w:t>—</w:t>
-            </w:r>
-          </w:p>
-        </w:tc>
-        <w:tc>
-          <w:tcPr>
-            <w:tcW w:w="1474" w:type="dxa"/>
-            <w:shd w:val="clear" w:color="auto" w:fill="auto"/>
+            </w:pPr>
+            <w:r>
+              <w:rPr>
+                <w:rFonts w:ascii="Times New Roman" w:hAnsi="Times New Roman"/>
+                <w:b w:val="0"/>
+                <w:sz w:val="24"/>
+              </w:rPr>
+              <w:t>0</w:t>
+            </w:r>
+          </w:p>
+        </w:tc>
+        <w:tc>
+          <w:tcPr>
+            <w:tcW w:type="dxa" w:w="1701"/>
             <w:vAlign w:val="center"/>
           </w:tcPr>
           <w:p>
             <w:pPr>
-              <w:pStyle w:val="TableParagraph"/>
-              <w:tabs>
-                <w:tab w:val="left" w:pos="1627"/>
-                <w:tab w:val="left" w:pos="2572"/>
-                <w:tab w:val="left" w:pos="4128"/>
-              </w:tabs>
-              <w:ind w:left="110" w:right="99"/>
+              <w:spacing w:before="0" w:after="20" w:line="240" w:lineRule="auto"/>
               <w:jc w:val="center"/>
-              <w:rPr>
-                <w:rFonts w:eastAsia="Calibri"/>
-                <w:sz w:val="24"/>
-                <w:szCs w:val="24"/>
-                <w:lang w:val="ru-RU"/>
-              </w:rPr>
-            </w:pPr>
-            <w:r>
-              <w:rPr>
-                <w:rFonts w:eastAsia="Calibri"/>
-                <w:sz w:val="24"/>
-                <w:szCs w:val="24"/>
-                <w:lang w:val="ru-RU"/>
-              </w:rPr>
-              <w:t>—</w:t>
-            </w:r>
-          </w:p>
-        </w:tc>
-        <w:tc>
-          <w:tcPr>
-            <w:tcW w:w="1474" w:type="dxa"/>
-            <w:shd w:val="clear" w:color="auto" w:fill="auto"/>
+            </w:pPr>
+            <w:r>
+              <w:rPr>
+                <w:rFonts w:ascii="Times New Roman" w:hAnsi="Times New Roman"/>
+                <w:b w:val="0"/>
+                <w:sz w:val="24"/>
+              </w:rPr>
+              <w:t>18</w:t>
+            </w:r>
+          </w:p>
+        </w:tc>
+        <w:tc>
+          <w:tcPr>
+            <w:tcW w:type="dxa" w:w="1701"/>
             <w:vAlign w:val="center"/>
           </w:tcPr>
           <w:p>
             <w:pPr>
-              <w:pStyle w:val="TableParagraph"/>
-              <w:tabs>
-                <w:tab w:val="left" w:pos="1627"/>
-                <w:tab w:val="left" w:pos="2572"/>
-                <w:tab w:val="left" w:pos="4128"/>
-              </w:tabs>
-              <w:ind w:left="110" w:right="99"/>
+              <w:spacing w:before="0" w:after="20" w:line="240" w:lineRule="auto"/>
               <w:jc w:val="center"/>
-              <w:rPr>
-                <w:rFonts w:eastAsia="Calibri"/>
-                <w:sz w:val="24"/>
-                <w:szCs w:val="24"/>
-                <w:lang w:val="ru-RU"/>
-              </w:rPr>
-            </w:pPr>
-            <w:r>
-              <w:rPr>
-                <w:rFonts w:eastAsia="Calibri"/>
-                <w:sz w:val="24"/>
-                <w:szCs w:val="24"/>
-                <w:lang w:val="ru-RU"/>
-              </w:rPr>
-              <w:t>—</w:t>
+            </w:pPr>
+            <w:r>
+              <w:rPr>
+                <w:rFonts w:ascii="Times New Roman" w:hAnsi="Times New Roman"/>
+                <w:b w:val="0"/>
+                <w:sz w:val="24"/>
+              </w:rPr>
+              <w:t>26</w:t>
             </w:r>
           </w:p>
         </w:tc>
@@ -4441,170 +3955,122 @@
       <w:tr>
         <w:tc>
           <w:tcPr>
-            <w:tcW w:w="3317" w:type="dxa"/>
-            <w:shd w:val="clear" w:color="auto" w:fill="auto"/>
+            <w:tcW w:type="dxa" w:w="454"/>
             <w:vAlign w:val="center"/>
           </w:tcPr>
           <w:p>
             <w:pPr>
-              <w:pStyle w:val="TableParagraph"/>
-              <w:tabs>
-                <w:tab w:val="left" w:pos="1627"/>
-                <w:tab w:val="left" w:pos="2572"/>
-                <w:tab w:val="left" w:pos="4128"/>
-              </w:tabs>
-              <w:ind w:left="110" w:right="99"/>
-              <w:rPr>
-                <w:rFonts w:eastAsia="Calibri"/>
-                <w:sz w:val="24"/>
-                <w:szCs w:val="24"/>
-                <w:lang w:val="ru-RU"/>
-              </w:rPr>
-            </w:pPr>
-            <w:r>
-              <w:rPr>
-                <w:rFonts w:eastAsia="Calibri"/>
-                <w:sz w:val="24"/>
-                <w:szCs w:val="24"/>
-                <w:lang w:val="ru-RU"/>
-              </w:rPr>
-              <w:t>Самостоятельная работа студента, часов</w:t>
-            </w:r>
-          </w:p>
-        </w:tc>
-        <w:tc>
-          <w:tcPr>
-            <w:tcW w:w="1106" w:type="dxa"/>
-            <w:shd w:val="clear" w:color="auto" w:fill="auto"/>
+              <w:spacing w:before="0" w:after="20" w:line="240" w:lineRule="auto"/>
+              <w:jc w:val="center"/>
+            </w:pPr>
+            <w:r>
+              <w:rPr>
+                <w:rFonts w:ascii="Times New Roman" w:hAnsi="Times New Roman"/>
+                <w:b w:val="0"/>
+                <w:sz w:val="24"/>
+              </w:rPr>
+              <w:t>1.2</w:t>
+            </w:r>
+          </w:p>
+        </w:tc>
+        <w:tc>
+          <w:tcPr>
+            <w:tcW w:type="dxa" w:w="3175"/>
+            <w:gridSpan w:val="2"/>
             <w:vAlign w:val="center"/>
           </w:tcPr>
           <w:p>
             <w:pPr>
-              <w:pStyle w:val="TableParagraph"/>
-              <w:tabs>
-                <w:tab w:val="left" w:pos="1627"/>
-                <w:tab w:val="left" w:pos="2572"/>
-                <w:tab w:val="left" w:pos="4128"/>
-              </w:tabs>
-              <w:ind w:left="110" w:right="99"/>
+              <w:spacing w:before="0" w:after="20" w:line="240" w:lineRule="auto"/>
+              <w:jc w:val="left"/>
+            </w:pPr>
+            <w:r>
+              <w:rPr>
+                <w:rFonts w:ascii="Times New Roman" w:hAnsi="Times New Roman"/>
+                <w:b w:val="0"/>
+                <w:sz w:val="24"/>
+              </w:rPr>
+              <w:t>Практические занятия (ПЗ)</w:t>
+            </w:r>
+          </w:p>
+        </w:tc>
+        <w:tc>
+          <w:tcPr>
+            <w:tcW w:type="dxa" w:w="737"/>
+            <w:vAlign w:val="center"/>
+          </w:tcPr>
+          <w:p>
+            <w:pPr>
+              <w:spacing w:before="0" w:after="20" w:line="240" w:lineRule="auto"/>
               <w:jc w:val="center"/>
-              <w:rPr>
-                <w:rFonts w:eastAsia="Calibri"/>
-                <w:sz w:val="24"/>
-                <w:szCs w:val="24"/>
-                <w:lang w:val="ru-RU"/>
-              </w:rPr>
-            </w:pPr>
-            <w:r>
-              <w:rPr>
-                <w:rFonts w:eastAsia="Calibri"/>
-                <w:sz w:val="24"/>
-                <w:szCs w:val="24"/>
-                <w:lang w:val="ru-RU"/>
-              </w:rPr>
-              <w:t>28</w:t>
-            </w:r>
-          </w:p>
-        </w:tc>
-        <w:tc>
-          <w:tcPr>
-            <w:tcW w:w="1843" w:type="dxa"/>
-            <w:shd w:val="clear" w:color="auto" w:fill="auto"/>
+            </w:pPr>
+            <w:r>
+              <w:rPr>
+                <w:rFonts w:ascii="Times New Roman" w:hAnsi="Times New Roman"/>
+                <w:b w:val="0"/>
+                <w:sz w:val="24"/>
+              </w:rPr>
+              <w:t>72</w:t>
+            </w:r>
+          </w:p>
+        </w:tc>
+        <w:tc>
+          <w:tcPr>
+            <w:tcW w:type="dxa" w:w="1587"/>
             <w:vAlign w:val="center"/>
           </w:tcPr>
           <w:p>
             <w:pPr>
-              <w:pStyle w:val="TableParagraph"/>
-              <w:tabs>
-                <w:tab w:val="left" w:pos="1627"/>
-                <w:tab w:val="left" w:pos="2572"/>
-                <w:tab w:val="left" w:pos="4128"/>
-              </w:tabs>
-              <w:ind w:left="110" w:right="99"/>
+              <w:spacing w:before="0" w:after="20" w:line="240" w:lineRule="auto"/>
               <w:jc w:val="center"/>
-              <w:rPr>
-                <w:rFonts w:eastAsia="Calibri"/>
-                <w:sz w:val="24"/>
-                <w:szCs w:val="24"/>
-                <w:lang w:val="ru-RU"/>
-              </w:rPr>
-            </w:pPr>
-            <w:r>
-              <w:rPr>
-                <w:rFonts w:eastAsia="Calibri"/>
-                <w:sz w:val="24"/>
-                <w:szCs w:val="24"/>
-                <w:lang w:val="ru-RU"/>
-              </w:rPr>
-              <w:t>—</w:t>
-            </w:r>
-          </w:p>
-        </w:tc>
-        <w:tc>
-          <w:tcPr>
-            <w:tcW w:w="1474" w:type="dxa"/>
-            <w:shd w:val="clear" w:color="auto" w:fill="auto"/>
+            </w:pPr>
+            <w:r>
+              <w:rPr>
+                <w:rFonts w:ascii="Times New Roman" w:hAnsi="Times New Roman"/>
+                <w:b w:val="0"/>
+                <w:sz w:val="24"/>
+              </w:rPr>
+              <w:t>0</w:t>
+            </w:r>
+          </w:p>
+        </w:tc>
+        <w:tc>
+          <w:tcPr>
+            <w:tcW w:type="dxa" w:w="1701"/>
             <w:vAlign w:val="center"/>
           </w:tcPr>
           <w:p>
             <w:pPr>
-              <w:pStyle w:val="TableParagraph"/>
-              <w:tabs>
-                <w:tab w:val="left" w:pos="1627"/>
-                <w:tab w:val="left" w:pos="2572"/>
-                <w:tab w:val="left" w:pos="4128"/>
-              </w:tabs>
-              <w:ind w:left="110" w:right="99"/>
+              <w:spacing w:before="0" w:after="20" w:line="240" w:lineRule="auto"/>
               <w:jc w:val="center"/>
-              <w:rPr>
-                <w:rFonts w:eastAsia="Calibri"/>
-                <w:sz w:val="24"/>
-                <w:szCs w:val="24"/>
-                <w:lang w:val="ru-RU"/>
-              </w:rPr>
-            </w:pPr>
-            <w:r>
-              <w:rPr>
-                <w:rFonts w:eastAsia="Calibri"/>
-                <w:sz w:val="24"/>
-                <w:szCs w:val="24"/>
-                <w:lang w:val="ru-RU"/>
-              </w:rPr>
-              <w:t>18</w:t>
-            </w:r>
-          </w:p>
-        </w:tc>
-        <w:tc>
-          <w:tcPr>
-            <w:tcW w:w="1474" w:type="dxa"/>
-            <w:shd w:val="clear" w:color="auto" w:fill="auto"/>
+            </w:pPr>
+            <w:r>
+              <w:rPr>
+                <w:rFonts w:ascii="Times New Roman" w:hAnsi="Times New Roman"/>
+                <w:b w:val="0"/>
+                <w:sz w:val="24"/>
+              </w:rPr>
+              <w:t>36</w:t>
+            </w:r>
+          </w:p>
+        </w:tc>
+        <w:tc>
+          <w:tcPr>
+            <w:tcW w:type="dxa" w:w="1701"/>
             <w:vAlign w:val="center"/>
           </w:tcPr>
           <w:p>
             <w:pPr>
-              <w:pStyle w:val="TableParagraph"/>
-              <w:tabs>
-                <w:tab w:val="left" w:pos="1627"/>
-                <w:tab w:val="left" w:pos="2572"/>
-                <w:tab w:val="left" w:pos="4128"/>
-              </w:tabs>
-              <w:ind w:left="110" w:right="99"/>
+              <w:spacing w:before="0" w:after="20" w:line="240" w:lineRule="auto"/>
               <w:jc w:val="center"/>
-              <w:rPr>
-                <w:rFonts w:eastAsia="Calibri"/>
-                <w:sz w:val="24"/>
-                <w:szCs w:val="24"/>
-                <w:lang w:val="ru-RU"/>
-              </w:rPr>
-            </w:pPr>
-            <w:r>
-              <w:rPr>
-                <w:rFonts w:eastAsia="Calibri"/>
-                <w:sz w:val="24"/>
-                <w:szCs w:val="24"/>
-                <w:lang w:val="ru-RU"/>
-              </w:rPr>
-              <w:t>10</w:t>
+            </w:pPr>
+            <w:r>
+              <w:rPr>
+                <w:rFonts w:ascii="Times New Roman" w:hAnsi="Times New Roman"/>
+                <w:b w:val="0"/>
+                <w:sz w:val="24"/>
+              </w:rPr>
+              <w:t>36</w:t>
             </w:r>
           </w:p>
         </w:tc>
@@ -4612,66 +4078,60 @@
       <w:tr>
         <w:tc>
           <w:tcPr>
-            <w:tcW w:w="3317" w:type="dxa"/>
-            <w:shd w:val="clear" w:color="auto" w:fill="auto"/>
+            <w:tcW w:type="dxa" w:w="454"/>
             <w:vAlign w:val="center"/>
           </w:tcPr>
           <w:p>
             <w:pPr>
-              <w:pStyle w:val="TableParagraph"/>
-              <w:tabs>
-                <w:tab w:val="left" w:pos="1627"/>
-                <w:tab w:val="left" w:pos="2572"/>
-                <w:tab w:val="left" w:pos="4128"/>
-              </w:tabs>
-              <w:ind w:left="110" w:right="99"/>
-              <w:rPr>
-                <w:rFonts w:eastAsia="Calibri"/>
-                <w:sz w:val="24"/>
-                <w:szCs w:val="24"/>
-                <w:lang w:val="ru-RU"/>
-              </w:rPr>
-            </w:pPr>
-            <w:r>
-              <w:rPr>
-                <w:rFonts w:eastAsia="Calibri"/>
-                <w:sz w:val="24"/>
-                <w:szCs w:val="24"/>
-                <w:lang w:val="ru-RU"/>
-              </w:rPr>
-              <w:t>Подготовка к промежуточной аттестации (контроль), часов</w:t>
-            </w:r>
-          </w:p>
-        </w:tc>
-        <w:tc>
-          <w:tcPr>
-            <w:tcW w:w="1106" w:type="dxa"/>
-            <w:shd w:val="clear" w:color="auto" w:fill="auto"/>
+              <w:spacing w:before="0" w:after="20" w:line="240" w:lineRule="auto"/>
+              <w:jc w:val="center"/>
+            </w:pPr>
+            <w:r>
+              <w:rPr>
+                <w:rFonts w:ascii="Times New Roman" w:hAnsi="Times New Roman"/>
+                <w:b w:val="0"/>
+                <w:sz w:val="24"/>
+              </w:rPr>
+              <w:t>1.3</w:t>
+            </w:r>
+          </w:p>
+        </w:tc>
+        <w:tc>
+          <w:tcPr>
+            <w:tcW w:type="dxa" w:w="3175"/>
+            <w:gridSpan w:val="2"/>
             <w:vAlign w:val="center"/>
           </w:tcPr>
           <w:p>
             <w:pPr>
-              <w:pStyle w:val="TableParagraph"/>
-              <w:tabs>
-                <w:tab w:val="left" w:pos="1627"/>
-                <w:tab w:val="left" w:pos="2572"/>
-                <w:tab w:val="left" w:pos="4128"/>
-              </w:tabs>
-              <w:ind w:left="110" w:right="99"/>
+              <w:spacing w:before="0" w:after="20" w:line="240" w:lineRule="auto"/>
+              <w:jc w:val="left"/>
+            </w:pPr>
+            <w:r>
+              <w:rPr>
+                <w:rFonts w:ascii="Times New Roman" w:hAnsi="Times New Roman"/>
+                <w:b w:val="0"/>
+                <w:sz w:val="24"/>
+              </w:rPr>
+              <w:t>Семинары (С)</w:t>
+            </w:r>
+          </w:p>
+        </w:tc>
+        <w:tc>
+          <w:tcPr>
+            <w:tcW w:type="dxa" w:w="737"/>
+            <w:vAlign w:val="center"/>
+          </w:tcPr>
+          <w:p>
+            <w:pPr>
+              <w:spacing w:before="0" w:after="20" w:line="240" w:lineRule="auto"/>
               <w:jc w:val="center"/>
-              <w:rPr>
-                <w:rFonts w:eastAsia="Calibri"/>
-                <w:sz w:val="24"/>
-                <w:szCs w:val="24"/>
-                <w:lang w:val="ru-RU"/>
-              </w:rPr>
-            </w:pPr>
-            <w:r>
-              <w:rPr>
-                <w:rFonts w:eastAsia="Calibri"/>
-                <w:sz w:val="24"/>
-                <w:szCs w:val="24"/>
-                <w:lang w:val="ru-RU"/>
+            </w:pPr>
+            <w:r>
+              <w:rPr>
+                <w:rFonts w:ascii="Times New Roman" w:hAnsi="Times New Roman"/>
+                <w:b w:val="0"/>
+                <w:sz w:val="24"/>
               </w:rPr>
               <w:t>0</w:t>
             </w:r>
@@ -4679,103 +4139,61 @@
         </w:tc>
         <w:tc>
           <w:tcPr>
-            <w:tcW w:w="1843" w:type="dxa"/>
-            <w:shd w:val="clear" w:color="auto" w:fill="auto"/>
+            <w:tcW w:type="dxa" w:w="1587"/>
             <w:vAlign w:val="center"/>
           </w:tcPr>
           <w:p>
             <w:pPr>
-              <w:pStyle w:val="TableParagraph"/>
-              <w:tabs>
-                <w:tab w:val="left" w:pos="1627"/>
-                <w:tab w:val="left" w:pos="2572"/>
-                <w:tab w:val="left" w:pos="4128"/>
-              </w:tabs>
-              <w:ind w:left="110" w:right="99"/>
+              <w:spacing w:before="0" w:after="20" w:line="240" w:lineRule="auto"/>
               <w:jc w:val="center"/>
-              <w:rPr>
-                <w:rFonts w:eastAsia="Calibri"/>
-                <w:sz w:val="24"/>
-                <w:szCs w:val="24"/>
-                <w:lang w:val="ru-RU"/>
-              </w:rPr>
-            </w:pPr>
-            <w:r>
-              <w:rPr>
-                <w:rFonts w:eastAsia="Calibri"/>
-                <w:sz w:val="24"/>
-                <w:szCs w:val="24"/>
-                <w:lang w:val="ru-RU"/>
-              </w:rPr>
-              <w:t>—</w:t>
-            </w:r>
-          </w:p>
-        </w:tc>
-        <w:tc>
-          <w:tcPr>
-            <w:tcW w:w="1474" w:type="dxa"/>
-            <w:shd w:val="clear" w:color="auto" w:fill="auto"/>
+            </w:pPr>
+            <w:r>
+              <w:rPr>
+                <w:rFonts w:ascii="Times New Roman" w:hAnsi="Times New Roman"/>
+                <w:b w:val="0"/>
+                <w:sz w:val="24"/>
+              </w:rPr>
+              <w:t>0</w:t>
+            </w:r>
+          </w:p>
+        </w:tc>
+        <w:tc>
+          <w:tcPr>
+            <w:tcW w:type="dxa" w:w="1701"/>
             <w:vAlign w:val="center"/>
           </w:tcPr>
           <w:p>
             <w:pPr>
-              <w:pStyle w:val="TableParagraph"/>
-              <w:tabs>
-                <w:tab w:val="left" w:pos="1627"/>
-                <w:tab w:val="left" w:pos="2572"/>
-                <w:tab w:val="left" w:pos="4128"/>
-              </w:tabs>
-              <w:ind w:left="110" w:right="99"/>
+              <w:spacing w:before="0" w:after="20" w:line="240" w:lineRule="auto"/>
               <w:jc w:val="center"/>
-              <w:rPr>
-                <w:rFonts w:eastAsia="Calibri"/>
-                <w:sz w:val="24"/>
-                <w:szCs w:val="24"/>
-                <w:lang w:val="ru-RU"/>
-              </w:rPr>
-            </w:pPr>
-            <w:r>
-              <w:rPr>
-                <w:rFonts w:eastAsia="Calibri"/>
-                <w:sz w:val="24"/>
-                <w:szCs w:val="24"/>
-                <w:lang w:val="ru-RU"/>
-              </w:rPr>
-              <w:t>—</w:t>
-            </w:r>
-          </w:p>
-        </w:tc>
-        <w:tc>
-          <w:tcPr>
-            <w:tcW w:w="1474" w:type="dxa"/>
-            <w:shd w:val="clear" w:color="auto" w:fill="auto"/>
+            </w:pPr>
+            <w:r>
+              <w:rPr>
+                <w:rFonts w:ascii="Times New Roman" w:hAnsi="Times New Roman"/>
+                <w:b w:val="0"/>
+                <w:sz w:val="24"/>
+              </w:rPr>
+              <w:t>0</w:t>
+            </w:r>
+          </w:p>
+        </w:tc>
+        <w:tc>
+          <w:tcPr>
+            <w:tcW w:type="dxa" w:w="1701"/>
             <w:vAlign w:val="center"/>
           </w:tcPr>
           <w:p>
             <w:pPr>
-              <w:pStyle w:val="TableParagraph"/>
-              <w:tabs>
-                <w:tab w:val="left" w:pos="1627"/>
-                <w:tab w:val="left" w:pos="2572"/>
-                <w:tab w:val="left" w:pos="4128"/>
-              </w:tabs>
-              <w:ind w:left="110" w:right="99"/>
+              <w:spacing w:before="0" w:after="20" w:line="240" w:lineRule="auto"/>
               <w:jc w:val="center"/>
-              <w:rPr>
-                <w:rFonts w:eastAsia="Calibri"/>
-                <w:sz w:val="24"/>
-                <w:szCs w:val="24"/>
-                <w:lang w:val="ru-RU"/>
-              </w:rPr>
-            </w:pPr>
-            <w:r>
-              <w:rPr>
-                <w:rFonts w:eastAsia="Calibri"/>
-                <w:sz w:val="24"/>
-                <w:szCs w:val="24"/>
-                <w:lang w:val="ru-RU"/>
-              </w:rPr>
-              <w:t>—</w:t>
+            </w:pPr>
+            <w:r>
+              <w:rPr>
+                <w:rFonts w:ascii="Times New Roman" w:hAnsi="Times New Roman"/>
+                <w:b w:val="0"/>
+                <w:sz w:val="24"/>
+              </w:rPr>
+              <w:t>0</w:t>
             </w:r>
           </w:p>
         </w:tc>
@@ -4783,170 +4201,122 @@
       <w:tr>
         <w:tc>
           <w:tcPr>
-            <w:tcW w:w="3317" w:type="dxa"/>
-            <w:shd w:val="clear" w:color="auto" w:fill="auto"/>
+            <w:tcW w:type="dxa" w:w="454"/>
             <w:vAlign w:val="center"/>
           </w:tcPr>
           <w:p>
             <w:pPr>
-              <w:pStyle w:val="TableParagraph"/>
-              <w:tabs>
-                <w:tab w:val="left" w:pos="1627"/>
-                <w:tab w:val="left" w:pos="2572"/>
-                <w:tab w:val="left" w:pos="4128"/>
-              </w:tabs>
-              <w:ind w:left="110" w:right="99"/>
-              <w:rPr>
-                <w:rFonts w:eastAsia="Calibri"/>
-                <w:sz w:val="24"/>
-                <w:szCs w:val="24"/>
-                <w:lang w:val="ru-RU"/>
-              </w:rPr>
-            </w:pPr>
-            <w:r>
-              <w:rPr>
-                <w:rFonts w:eastAsia="Calibri"/>
-                <w:sz w:val="24"/>
-                <w:szCs w:val="24"/>
-                <w:lang w:val="ru-RU"/>
-              </w:rPr>
-              <w:t>Курсовая работа / курсовой проект</w:t>
-            </w:r>
-          </w:p>
-        </w:tc>
-        <w:tc>
-          <w:tcPr>
-            <w:tcW w:w="1106" w:type="dxa"/>
-            <w:shd w:val="clear" w:color="auto" w:fill="auto"/>
+              <w:spacing w:before="0" w:after="20" w:line="240" w:lineRule="auto"/>
+              <w:jc w:val="center"/>
+            </w:pPr>
+            <w:r>
+              <w:rPr>
+                <w:rFonts w:ascii="Times New Roman" w:hAnsi="Times New Roman"/>
+                <w:b w:val="0"/>
+                <w:sz w:val="24"/>
+              </w:rPr>
+              <w:t>1.4</w:t>
+            </w:r>
+          </w:p>
+        </w:tc>
+        <w:tc>
+          <w:tcPr>
+            <w:tcW w:type="dxa" w:w="3175"/>
+            <w:gridSpan w:val="2"/>
             <w:vAlign w:val="center"/>
           </w:tcPr>
           <w:p>
             <w:pPr>
-              <w:pStyle w:val="TableParagraph"/>
-              <w:tabs>
-                <w:tab w:val="left" w:pos="1627"/>
-                <w:tab w:val="left" w:pos="2572"/>
-                <w:tab w:val="left" w:pos="4128"/>
-              </w:tabs>
-              <w:ind w:left="110" w:right="99"/>
+              <w:spacing w:before="0" w:after="20" w:line="240" w:lineRule="auto"/>
+              <w:jc w:val="left"/>
+            </w:pPr>
+            <w:r>
+              <w:rPr>
+                <w:rFonts w:ascii="Times New Roman" w:hAnsi="Times New Roman"/>
+                <w:b w:val="0"/>
+                <w:sz w:val="24"/>
+              </w:rPr>
+              <w:t>Лабораторные работы (ЛР)</w:t>
+            </w:r>
+          </w:p>
+        </w:tc>
+        <w:tc>
+          <w:tcPr>
+            <w:tcW w:type="dxa" w:w="737"/>
+            <w:vAlign w:val="center"/>
+          </w:tcPr>
+          <w:p>
+            <w:pPr>
+              <w:spacing w:before="0" w:after="20" w:line="240" w:lineRule="auto"/>
               <w:jc w:val="center"/>
-              <w:rPr>
-                <w:rFonts w:eastAsia="Calibri"/>
-                <w:sz w:val="24"/>
-                <w:szCs w:val="24"/>
-                <w:lang w:val="ru-RU"/>
-              </w:rPr>
-            </w:pPr>
-            <w:r>
-              <w:rPr>
-                <w:rFonts w:eastAsia="Calibri"/>
-                <w:sz w:val="24"/>
-                <w:szCs w:val="24"/>
-                <w:lang w:val="ru-RU"/>
-              </w:rPr>
-              <w:t>—</w:t>
-            </w:r>
-          </w:p>
-        </w:tc>
-        <w:tc>
-          <w:tcPr>
-            <w:tcW w:w="1843" w:type="dxa"/>
-            <w:shd w:val="clear" w:color="auto" w:fill="auto"/>
+            </w:pPr>
+            <w:r>
+              <w:rPr>
+                <w:rFonts w:ascii="Times New Roman" w:hAnsi="Times New Roman"/>
+                <w:b w:val="0"/>
+                <w:sz w:val="24"/>
+              </w:rPr>
+              <w:t>0</w:t>
+            </w:r>
+          </w:p>
+        </w:tc>
+        <w:tc>
+          <w:tcPr>
+            <w:tcW w:type="dxa" w:w="1587"/>
             <w:vAlign w:val="center"/>
           </w:tcPr>
           <w:p>
             <w:pPr>
-              <w:pStyle w:val="TableParagraph"/>
-              <w:tabs>
-                <w:tab w:val="left" w:pos="1627"/>
-                <w:tab w:val="left" w:pos="2572"/>
-                <w:tab w:val="left" w:pos="4128"/>
-              </w:tabs>
-              <w:ind w:left="110" w:right="99"/>
+              <w:spacing w:before="0" w:after="20" w:line="240" w:lineRule="auto"/>
               <w:jc w:val="center"/>
-              <w:rPr>
-                <w:rFonts w:eastAsia="Calibri"/>
-                <w:sz w:val="24"/>
-                <w:szCs w:val="24"/>
-                <w:lang w:val="ru-RU"/>
-              </w:rPr>
-            </w:pPr>
-            <w:r>
-              <w:rPr>
-                <w:rFonts w:eastAsia="Calibri"/>
-                <w:sz w:val="24"/>
-                <w:szCs w:val="24"/>
-                <w:lang w:val="ru-RU"/>
-              </w:rPr>
-              <w:t>—</w:t>
-            </w:r>
-          </w:p>
-        </w:tc>
-        <w:tc>
-          <w:tcPr>
-            <w:tcW w:w="1474" w:type="dxa"/>
-            <w:shd w:val="clear" w:color="auto" w:fill="auto"/>
+            </w:pPr>
+            <w:r>
+              <w:rPr>
+                <w:rFonts w:ascii="Times New Roman" w:hAnsi="Times New Roman"/>
+                <w:b w:val="0"/>
+                <w:sz w:val="24"/>
+              </w:rPr>
+              <w:t>0</w:t>
+            </w:r>
+          </w:p>
+        </w:tc>
+        <w:tc>
+          <w:tcPr>
+            <w:tcW w:type="dxa" w:w="1701"/>
             <w:vAlign w:val="center"/>
           </w:tcPr>
           <w:p>
             <w:pPr>
-              <w:pStyle w:val="TableParagraph"/>
-              <w:tabs>
-                <w:tab w:val="left" w:pos="1627"/>
-                <w:tab w:val="left" w:pos="2572"/>
-                <w:tab w:val="left" w:pos="4128"/>
-              </w:tabs>
-              <w:ind w:left="110" w:right="99"/>
+              <w:spacing w:before="0" w:after="20" w:line="240" w:lineRule="auto"/>
               <w:jc w:val="center"/>
-              <w:rPr>
-                <w:rFonts w:eastAsia="Calibri"/>
-                <w:sz w:val="24"/>
-                <w:szCs w:val="24"/>
-                <w:lang w:val="ru-RU"/>
-              </w:rPr>
-            </w:pPr>
-            <w:r>
-              <w:rPr>
-                <w:rFonts w:eastAsia="Calibri"/>
-                <w:sz w:val="24"/>
-                <w:szCs w:val="24"/>
-                <w:lang w:val="ru-RU"/>
-              </w:rPr>
-              <w:t>—</w:t>
-            </w:r>
-          </w:p>
-        </w:tc>
-        <w:tc>
-          <w:tcPr>
-            <w:tcW w:w="1474" w:type="dxa"/>
-            <w:shd w:val="clear" w:color="auto" w:fill="auto"/>
+            </w:pPr>
+            <w:r>
+              <w:rPr>
+                <w:rFonts w:ascii="Times New Roman" w:hAnsi="Times New Roman"/>
+                <w:b w:val="0"/>
+                <w:sz w:val="24"/>
+              </w:rPr>
+              <w:t>0</w:t>
+            </w:r>
+          </w:p>
+        </w:tc>
+        <w:tc>
+          <w:tcPr>
+            <w:tcW w:type="dxa" w:w="1701"/>
             <w:vAlign w:val="center"/>
           </w:tcPr>
           <w:p>
             <w:pPr>
-              <w:pStyle w:val="TableParagraph"/>
-              <w:tabs>
-                <w:tab w:val="left" w:pos="1627"/>
-                <w:tab w:val="left" w:pos="2572"/>
-                <w:tab w:val="left" w:pos="4128"/>
-              </w:tabs>
-              <w:ind w:left="110" w:right="99"/>
+              <w:spacing w:before="0" w:after="20" w:line="240" w:lineRule="auto"/>
               <w:jc w:val="center"/>
-              <w:rPr>
-                <w:rFonts w:eastAsia="Calibri"/>
-                <w:sz w:val="24"/>
-                <w:szCs w:val="24"/>
-                <w:lang w:val="ru-RU"/>
-              </w:rPr>
-            </w:pPr>
-            <w:r>
-              <w:rPr>
-                <w:rFonts w:eastAsia="Calibri"/>
-                <w:sz w:val="24"/>
-                <w:szCs w:val="24"/>
-                <w:lang w:val="ru-RU"/>
-              </w:rPr>
-              <w:t>—</w:t>
+            </w:pPr>
+            <w:r>
+              <w:rPr>
+                <w:rFonts w:ascii="Times New Roman" w:hAnsi="Times New Roman"/>
+                <w:b w:val="0"/>
+                <w:sz w:val="24"/>
+              </w:rPr>
+              <w:t>0</w:t>
             </w:r>
           </w:p>
         </w:tc>
@@ -4954,170 +4324,122 @@
       <w:tr>
         <w:tc>
           <w:tcPr>
-            <w:tcW w:w="3317" w:type="dxa"/>
-            <w:shd w:val="clear" w:color="auto" w:fill="auto"/>
+            <w:tcW w:type="dxa" w:w="454"/>
             <w:vAlign w:val="center"/>
           </w:tcPr>
           <w:p>
             <w:pPr>
-              <w:pStyle w:val="TableParagraph"/>
-              <w:tabs>
-                <w:tab w:val="left" w:pos="1627"/>
-                <w:tab w:val="left" w:pos="2572"/>
-                <w:tab w:val="left" w:pos="4128"/>
-              </w:tabs>
-              <w:ind w:left="110" w:right="99"/>
-              <w:rPr>
-                <w:rFonts w:eastAsia="Calibri"/>
-                <w:sz w:val="24"/>
-                <w:szCs w:val="24"/>
-                <w:lang w:val="ru-RU"/>
-              </w:rPr>
-            </w:pPr>
-            <w:r>
-              <w:rPr>
-                <w:rFonts w:eastAsia="Calibri"/>
-                <w:sz w:val="24"/>
-                <w:szCs w:val="24"/>
-                <w:lang w:val="ru-RU"/>
-              </w:rPr>
-              <w:t>Вид промежуточной аттестации</w:t>
-            </w:r>
-          </w:p>
-        </w:tc>
-        <w:tc>
-          <w:tcPr>
-            <w:tcW w:w="1106" w:type="dxa"/>
-            <w:shd w:val="clear" w:color="auto" w:fill="auto"/>
+              <w:spacing w:before="0" w:after="20" w:line="240" w:lineRule="auto"/>
+              <w:jc w:val="center"/>
+            </w:pPr>
+            <w:r>
+              <w:rPr>
+                <w:rFonts w:ascii="Times New Roman" w:hAnsi="Times New Roman"/>
+                <w:b w:val="0"/>
+                <w:sz w:val="24"/>
+              </w:rPr>
+              <w:t>1.5</w:t>
+            </w:r>
+          </w:p>
+        </w:tc>
+        <w:tc>
+          <w:tcPr>
+            <w:tcW w:type="dxa" w:w="3175"/>
+            <w:gridSpan w:val="2"/>
             <w:vAlign w:val="center"/>
           </w:tcPr>
           <w:p>
             <w:pPr>
-              <w:pStyle w:val="TableParagraph"/>
-              <w:tabs>
-                <w:tab w:val="left" w:pos="1627"/>
-                <w:tab w:val="left" w:pos="2572"/>
-                <w:tab w:val="left" w:pos="4128"/>
-              </w:tabs>
-              <w:ind w:left="110" w:right="99"/>
+              <w:spacing w:before="0" w:after="20" w:line="240" w:lineRule="auto"/>
+              <w:jc w:val="left"/>
+            </w:pPr>
+            <w:r>
+              <w:rPr>
+                <w:rFonts w:ascii="Times New Roman" w:hAnsi="Times New Roman"/>
+                <w:b w:val="0"/>
+                <w:sz w:val="24"/>
+              </w:rPr>
+              <w:t>Иные виды занятий</w:t>
+            </w:r>
+          </w:p>
+        </w:tc>
+        <w:tc>
+          <w:tcPr>
+            <w:tcW w:type="dxa" w:w="737"/>
+            <w:vAlign w:val="center"/>
+          </w:tcPr>
+          <w:p>
+            <w:pPr>
+              <w:spacing w:before="0" w:after="20" w:line="240" w:lineRule="auto"/>
               <w:jc w:val="center"/>
-              <w:rPr>
-                <w:rFonts w:eastAsia="Calibri"/>
-                <w:sz w:val="24"/>
-                <w:szCs w:val="24"/>
-                <w:lang w:val="ru-RU"/>
-              </w:rPr>
-            </w:pPr>
-            <w:r>
-              <w:rPr>
-                <w:rFonts w:eastAsia="Calibri"/>
-                <w:sz w:val="24"/>
-                <w:szCs w:val="24"/>
-                <w:lang w:val="ru-RU"/>
-              </w:rPr>
-              <w:t>З, ЗО</w:t>
-            </w:r>
-          </w:p>
-        </w:tc>
-        <w:tc>
-          <w:tcPr>
-            <w:tcW w:w="1843" w:type="dxa"/>
-            <w:shd w:val="clear" w:color="auto" w:fill="auto"/>
+            </w:pPr>
+            <w:r>
+              <w:rPr>
+                <w:rFonts w:ascii="Times New Roman" w:hAnsi="Times New Roman"/>
+                <w:b w:val="0"/>
+                <w:sz w:val="24"/>
+              </w:rPr>
+              <w:t>0</w:t>
+            </w:r>
+          </w:p>
+        </w:tc>
+        <w:tc>
+          <w:tcPr>
+            <w:tcW w:type="dxa" w:w="1587"/>
             <w:vAlign w:val="center"/>
           </w:tcPr>
           <w:p>
             <w:pPr>
-              <w:pStyle w:val="TableParagraph"/>
-              <w:tabs>
-                <w:tab w:val="left" w:pos="1627"/>
-                <w:tab w:val="left" w:pos="2572"/>
-                <w:tab w:val="left" w:pos="4128"/>
-              </w:tabs>
-              <w:ind w:left="110" w:right="99"/>
+              <w:spacing w:before="0" w:after="20" w:line="240" w:lineRule="auto"/>
               <w:jc w:val="center"/>
-              <w:rPr>
-                <w:rFonts w:eastAsia="Calibri"/>
-                <w:sz w:val="24"/>
-                <w:szCs w:val="24"/>
-                <w:lang w:val="ru-RU"/>
-              </w:rPr>
-            </w:pPr>
-            <w:r>
-              <w:rPr>
-                <w:rFonts w:eastAsia="Calibri"/>
-                <w:sz w:val="24"/>
-                <w:szCs w:val="24"/>
-                <w:lang w:val="ru-RU"/>
-              </w:rPr>
-              <w:t>—</w:t>
-            </w:r>
-          </w:p>
-        </w:tc>
-        <w:tc>
-          <w:tcPr>
-            <w:tcW w:w="1474" w:type="dxa"/>
-            <w:shd w:val="clear" w:color="auto" w:fill="auto"/>
+            </w:pPr>
+            <w:r>
+              <w:rPr>
+                <w:rFonts w:ascii="Times New Roman" w:hAnsi="Times New Roman"/>
+                <w:b w:val="0"/>
+                <w:sz w:val="24"/>
+              </w:rPr>
+              <w:t>0</w:t>
+            </w:r>
+          </w:p>
+        </w:tc>
+        <w:tc>
+          <w:tcPr>
+            <w:tcW w:type="dxa" w:w="1701"/>
             <w:vAlign w:val="center"/>
           </w:tcPr>
           <w:p>
             <w:pPr>
-              <w:pStyle w:val="TableParagraph"/>
-              <w:tabs>
-                <w:tab w:val="left" w:pos="1627"/>
-                <w:tab w:val="left" w:pos="2572"/>
-                <w:tab w:val="left" w:pos="4128"/>
-              </w:tabs>
-              <w:ind w:left="110" w:right="99"/>
+              <w:spacing w:before="0" w:after="20" w:line="240" w:lineRule="auto"/>
               <w:jc w:val="center"/>
-              <w:rPr>
-                <w:rFonts w:eastAsia="Calibri"/>
-                <w:sz w:val="24"/>
-                <w:szCs w:val="24"/>
-                <w:lang w:val="ru-RU"/>
-              </w:rPr>
-            </w:pPr>
-            <w:r>
-              <w:rPr>
-                <w:rFonts w:eastAsia="Calibri"/>
-                <w:sz w:val="24"/>
-                <w:szCs w:val="24"/>
-                <w:lang w:val="ru-RU"/>
-              </w:rPr>
-              <w:t>З</w:t>
-            </w:r>
-          </w:p>
-        </w:tc>
-        <w:tc>
-          <w:tcPr>
-            <w:tcW w:w="1474" w:type="dxa"/>
-            <w:shd w:val="clear" w:color="auto" w:fill="auto"/>
+            </w:pPr>
+            <w:r>
+              <w:rPr>
+                <w:rFonts w:ascii="Times New Roman" w:hAnsi="Times New Roman"/>
+                <w:b w:val="0"/>
+                <w:sz w:val="24"/>
+              </w:rPr>
+              <w:t>0</w:t>
+            </w:r>
+          </w:p>
+        </w:tc>
+        <w:tc>
+          <w:tcPr>
+            <w:tcW w:type="dxa" w:w="1701"/>
             <w:vAlign w:val="center"/>
           </w:tcPr>
           <w:p>
             <w:pPr>
-              <w:pStyle w:val="TableParagraph"/>
-              <w:tabs>
-                <w:tab w:val="left" w:pos="1627"/>
-                <w:tab w:val="left" w:pos="2572"/>
-                <w:tab w:val="left" w:pos="4128"/>
-              </w:tabs>
-              <w:ind w:left="110" w:right="99"/>
+              <w:spacing w:before="0" w:after="20" w:line="240" w:lineRule="auto"/>
               <w:jc w:val="center"/>
-              <w:rPr>
-                <w:rFonts w:eastAsia="Calibri"/>
-                <w:sz w:val="24"/>
-                <w:szCs w:val="24"/>
-                <w:lang w:val="ru-RU"/>
-              </w:rPr>
-            </w:pPr>
-            <w:r>
-              <w:rPr>
-                <w:rFonts w:eastAsia="Calibri"/>
-                <w:sz w:val="24"/>
-                <w:szCs w:val="24"/>
-                <w:lang w:val="ru-RU"/>
-              </w:rPr>
-              <w:t>ЗО</w:t>
+            </w:pPr>
+            <w:r>
+              <w:rPr>
+                <w:rFonts w:ascii="Times New Roman" w:hAnsi="Times New Roman"/>
+                <w:b w:val="0"/>
+                <w:sz w:val="24"/>
+              </w:rPr>
+              <w:t>0</w:t>
             </w:r>
           </w:p>
         </w:tc>
@@ -5125,170 +4447,122 @@
       <w:tr>
         <w:tc>
           <w:tcPr>
-            <w:tcW w:w="3317" w:type="dxa"/>
-            <w:shd w:val="clear" w:color="auto" w:fill="auto"/>
+            <w:tcW w:type="dxa" w:w="454"/>
             <w:vAlign w:val="center"/>
           </w:tcPr>
           <w:p>
             <w:pPr>
-              <w:pStyle w:val="TableParagraph"/>
-              <w:tabs>
-                <w:tab w:val="left" w:pos="1627"/>
-                <w:tab w:val="left" w:pos="2572"/>
-                <w:tab w:val="left" w:pos="4128"/>
-              </w:tabs>
-              <w:ind w:left="110" w:right="99"/>
-              <w:rPr>
-                <w:rFonts w:eastAsia="Calibri"/>
-                <w:sz w:val="24"/>
-                <w:szCs w:val="24"/>
-                <w:lang w:val="ru-RU"/>
-              </w:rPr>
-            </w:pPr>
-            <w:r>
-              <w:rPr>
-                <w:rFonts w:eastAsia="Calibri"/>
-                <w:sz w:val="24"/>
-                <w:szCs w:val="24"/>
-                <w:lang w:val="ru-RU"/>
-              </w:rPr>
-              <w:t>Итого общая трудоемкость, часов</w:t>
-            </w:r>
-          </w:p>
-        </w:tc>
-        <w:tc>
-          <w:tcPr>
-            <w:tcW w:w="1106" w:type="dxa"/>
-            <w:shd w:val="clear" w:color="auto" w:fill="auto"/>
+              <w:spacing w:before="0" w:after="20" w:line="240" w:lineRule="auto"/>
+              <w:jc w:val="center"/>
+            </w:pPr>
+            <w:r>
+              <w:rPr>
+                <w:rFonts w:ascii="Times New Roman" w:hAnsi="Times New Roman"/>
+                <w:b w:val="0"/>
+                <w:sz w:val="24"/>
+              </w:rPr>
+              <w:t>2</w:t>
+            </w:r>
+          </w:p>
+        </w:tc>
+        <w:tc>
+          <w:tcPr>
+            <w:tcW w:type="dxa" w:w="3175"/>
+            <w:gridSpan w:val="2"/>
             <w:vAlign w:val="center"/>
           </w:tcPr>
           <w:p>
             <w:pPr>
-              <w:pStyle w:val="TableParagraph"/>
-              <w:tabs>
-                <w:tab w:val="left" w:pos="1627"/>
-                <w:tab w:val="left" w:pos="2572"/>
-                <w:tab w:val="left" w:pos="4128"/>
-              </w:tabs>
-              <w:ind w:left="110" w:right="99"/>
+              <w:spacing w:before="0" w:after="20" w:line="240" w:lineRule="auto"/>
+              <w:jc w:val="left"/>
+            </w:pPr>
+            <w:r>
+              <w:rPr>
+                <w:rFonts w:ascii="Times New Roman" w:hAnsi="Times New Roman"/>
+                <w:b/>
+                <w:sz w:val="24"/>
+              </w:rPr>
+              <w:t>Самостоятельная работа, всего</w:t>
+            </w:r>
+          </w:p>
+        </w:tc>
+        <w:tc>
+          <w:tcPr>
+            <w:tcW w:type="dxa" w:w="737"/>
+            <w:vAlign w:val="center"/>
+          </w:tcPr>
+          <w:p>
+            <w:pPr>
+              <w:spacing w:before="0" w:after="20" w:line="240" w:lineRule="auto"/>
               <w:jc w:val="center"/>
-              <w:rPr>
-                <w:rFonts w:eastAsia="Calibri"/>
-                <w:sz w:val="24"/>
-                <w:szCs w:val="24"/>
-                <w:lang w:val="ru-RU"/>
-              </w:rPr>
-            </w:pPr>
-            <w:r>
-              <w:rPr>
-                <w:rFonts w:eastAsia="Calibri"/>
-                <w:sz w:val="24"/>
-                <w:szCs w:val="24"/>
-                <w:lang w:val="ru-RU"/>
-              </w:rPr>
-              <w:t>144</w:t>
-            </w:r>
-          </w:p>
-        </w:tc>
-        <w:tc>
-          <w:tcPr>
-            <w:tcW w:w="1843" w:type="dxa"/>
-            <w:shd w:val="clear" w:color="auto" w:fill="auto"/>
+            </w:pPr>
+            <w:r>
+              <w:rPr>
+                <w:rFonts w:ascii="Times New Roman" w:hAnsi="Times New Roman"/>
+                <w:b w:val="0"/>
+                <w:sz w:val="24"/>
+              </w:rPr>
+              <w:t>28</w:t>
+            </w:r>
+          </w:p>
+        </w:tc>
+        <w:tc>
+          <w:tcPr>
+            <w:tcW w:type="dxa" w:w="1587"/>
             <w:vAlign w:val="center"/>
           </w:tcPr>
           <w:p>
             <w:pPr>
-              <w:pStyle w:val="TableParagraph"/>
-              <w:tabs>
-                <w:tab w:val="left" w:pos="1627"/>
-                <w:tab w:val="left" w:pos="2572"/>
-                <w:tab w:val="left" w:pos="4128"/>
-              </w:tabs>
-              <w:ind w:left="110" w:right="99"/>
+              <w:spacing w:before="0" w:after="20" w:line="240" w:lineRule="auto"/>
               <w:jc w:val="center"/>
-              <w:rPr>
-                <w:rFonts w:eastAsia="Calibri"/>
-                <w:sz w:val="24"/>
-                <w:szCs w:val="24"/>
-                <w:lang w:val="ru-RU"/>
-              </w:rPr>
-            </w:pPr>
-            <w:r>
-              <w:rPr>
-                <w:rFonts w:eastAsia="Calibri"/>
-                <w:sz w:val="24"/>
-                <w:szCs w:val="24"/>
-                <w:lang w:val="ru-RU"/>
-              </w:rPr>
-              <w:t>—</w:t>
-            </w:r>
-          </w:p>
-        </w:tc>
-        <w:tc>
-          <w:tcPr>
-            <w:tcW w:w="1474" w:type="dxa"/>
-            <w:shd w:val="clear" w:color="auto" w:fill="auto"/>
+            </w:pPr>
+            <w:r>
+              <w:rPr>
+                <w:rFonts w:ascii="Times New Roman" w:hAnsi="Times New Roman"/>
+                <w:b w:val="0"/>
+                <w:sz w:val="24"/>
+              </w:rPr>
+              <w:t>0</w:t>
+            </w:r>
+          </w:p>
+        </w:tc>
+        <w:tc>
+          <w:tcPr>
+            <w:tcW w:type="dxa" w:w="1701"/>
             <w:vAlign w:val="center"/>
           </w:tcPr>
           <w:p>
             <w:pPr>
-              <w:pStyle w:val="TableParagraph"/>
-              <w:tabs>
-                <w:tab w:val="left" w:pos="1627"/>
-                <w:tab w:val="left" w:pos="2572"/>
-                <w:tab w:val="left" w:pos="4128"/>
-              </w:tabs>
-              <w:ind w:left="110" w:right="99"/>
+              <w:spacing w:before="0" w:after="20" w:line="240" w:lineRule="auto"/>
               <w:jc w:val="center"/>
-              <w:rPr>
-                <w:rFonts w:eastAsia="Calibri"/>
-                <w:sz w:val="24"/>
-                <w:szCs w:val="24"/>
-                <w:lang w:val="ru-RU"/>
-              </w:rPr>
-            </w:pPr>
-            <w:r>
-              <w:rPr>
-                <w:rFonts w:eastAsia="Calibri"/>
-                <w:sz w:val="24"/>
-                <w:szCs w:val="24"/>
-                <w:lang w:val="ru-RU"/>
-              </w:rPr>
-              <w:t>72</w:t>
-            </w:r>
-          </w:p>
-        </w:tc>
-        <w:tc>
-          <w:tcPr>
-            <w:tcW w:w="1474" w:type="dxa"/>
-            <w:shd w:val="clear" w:color="auto" w:fill="auto"/>
+            </w:pPr>
+            <w:r>
+              <w:rPr>
+                <w:rFonts w:ascii="Times New Roman" w:hAnsi="Times New Roman"/>
+                <w:b w:val="0"/>
+                <w:sz w:val="24"/>
+              </w:rPr>
+              <w:t>18</w:t>
+            </w:r>
+          </w:p>
+        </w:tc>
+        <w:tc>
+          <w:tcPr>
+            <w:tcW w:type="dxa" w:w="1701"/>
             <w:vAlign w:val="center"/>
           </w:tcPr>
           <w:p>
             <w:pPr>
-              <w:pStyle w:val="TableParagraph"/>
-              <w:tabs>
-                <w:tab w:val="left" w:pos="1627"/>
-                <w:tab w:val="left" w:pos="2572"/>
-                <w:tab w:val="left" w:pos="4128"/>
-              </w:tabs>
-              <w:ind w:left="110" w:right="99"/>
+              <w:spacing w:before="0" w:after="20" w:line="240" w:lineRule="auto"/>
               <w:jc w:val="center"/>
-              <w:rPr>
-                <w:rFonts w:eastAsia="Calibri"/>
-                <w:sz w:val="24"/>
-                <w:szCs w:val="24"/>
-                <w:lang w:val="ru-RU"/>
-              </w:rPr>
-            </w:pPr>
-            <w:r>
-              <w:rPr>
-                <w:rFonts w:eastAsia="Calibri"/>
-                <w:sz w:val="24"/>
-                <w:szCs w:val="24"/>
-                <w:lang w:val="ru-RU"/>
-              </w:rPr>
-              <w:t>72</w:t>
+            </w:pPr>
+            <w:r>
+              <w:rPr>
+                <w:rFonts w:ascii="Times New Roman" w:hAnsi="Times New Roman"/>
+                <w:b w:val="0"/>
+                <w:sz w:val="24"/>
+              </w:rPr>
+              <w:t>10</w:t>
             </w:r>
           </w:p>
         </w:tc>
@@ -5296,66 +4570,1060 @@
       <w:tr>
         <w:tc>
           <w:tcPr>
-            <w:tcW w:w="3317" w:type="dxa"/>
-            <w:shd w:val="clear" w:color="auto" w:fill="auto"/>
+            <w:tcW w:type="dxa" w:w="454"/>
             <w:vAlign w:val="center"/>
           </w:tcPr>
           <w:p>
             <w:pPr>
-              <w:pStyle w:val="TableParagraph"/>
-              <w:tabs>
-                <w:tab w:val="left" w:pos="1627"/>
-                <w:tab w:val="left" w:pos="2572"/>
-                <w:tab w:val="left" w:pos="4128"/>
-              </w:tabs>
-              <w:ind w:left="110" w:right="99"/>
-              <w:rPr>
-                <w:rFonts w:eastAsia="Calibri"/>
-                <w:sz w:val="24"/>
-                <w:szCs w:val="24"/>
-                <w:lang w:val="ru-RU"/>
-              </w:rPr>
-            </w:pPr>
-            <w:r>
-              <w:rPr>
-                <w:rFonts w:eastAsia="Calibri"/>
-                <w:sz w:val="24"/>
-                <w:szCs w:val="24"/>
-                <w:lang w:val="ru-RU"/>
-              </w:rPr>
-              <w:t>Общая трудоемкость, зачетных единиц</w:t>
-            </w:r>
-          </w:p>
-        </w:tc>
-        <w:tc>
-          <w:tcPr>
-            <w:tcW w:w="1106" w:type="dxa"/>
-            <w:shd w:val="clear" w:color="auto" w:fill="auto"/>
+              <w:spacing w:before="0" w:after="20" w:line="240" w:lineRule="auto"/>
+              <w:jc w:val="center"/>
+            </w:pPr>
+            <w:r>
+              <w:rPr>
+                <w:rFonts w:ascii="Times New Roman" w:hAnsi="Times New Roman"/>
+                <w:b w:val="0"/>
+                <w:sz w:val="24"/>
+              </w:rPr>
+            </w:r>
+          </w:p>
+        </w:tc>
+        <w:tc>
+          <w:tcPr>
+            <w:tcW w:type="dxa" w:w="3175"/>
+            <w:gridSpan w:val="2"/>
             <w:vAlign w:val="center"/>
           </w:tcPr>
           <w:p>
             <w:pPr>
-              <w:pStyle w:val="TableParagraph"/>
-              <w:tabs>
-                <w:tab w:val="left" w:pos="1627"/>
-                <w:tab w:val="left" w:pos="2572"/>
-                <w:tab w:val="left" w:pos="4128"/>
-              </w:tabs>
-              <w:ind w:left="110" w:right="99"/>
+              <w:spacing w:before="0" w:after="20" w:line="240" w:lineRule="auto"/>
+              <w:jc w:val="left"/>
+            </w:pPr>
+            <w:r>
+              <w:rPr>
+                <w:rFonts w:ascii="Times New Roman" w:hAnsi="Times New Roman"/>
+                <w:b w:val="0"/>
+                <w:sz w:val="24"/>
+              </w:rPr>
+              <w:t>в том числе:</w:t>
+            </w:r>
+          </w:p>
+        </w:tc>
+        <w:tc>
+          <w:tcPr>
+            <w:tcW w:type="dxa" w:w="737"/>
+          </w:tcPr>
+          <w:p/>
+        </w:tc>
+        <w:tc>
+          <w:tcPr>
+            <w:tcW w:type="dxa" w:w="1587"/>
+          </w:tcPr>
+          <w:p/>
+        </w:tc>
+        <w:tc>
+          <w:tcPr>
+            <w:tcW w:type="dxa" w:w="1701"/>
+          </w:tcPr>
+          <w:p/>
+        </w:tc>
+        <w:tc>
+          <w:tcPr>
+            <w:tcW w:type="dxa" w:w="1701"/>
+          </w:tcPr>
+          <w:p/>
+        </w:tc>
+      </w:tr>
+      <w:tr>
+        <w:tc>
+          <w:tcPr>
+            <w:tcW w:type="dxa" w:w="454"/>
+            <w:vAlign w:val="center"/>
+          </w:tcPr>
+          <w:p>
+            <w:pPr>
+              <w:spacing w:before="0" w:after="20" w:line="240" w:lineRule="auto"/>
               <w:jc w:val="center"/>
-              <w:rPr>
-                <w:rFonts w:eastAsia="Calibri"/>
-                <w:sz w:val="24"/>
-                <w:szCs w:val="24"/>
-                <w:lang w:val="ru-RU"/>
-              </w:rPr>
-            </w:pPr>
-            <w:r>
-              <w:rPr>
-                <w:rFonts w:eastAsia="Calibri"/>
-                <w:sz w:val="24"/>
-                <w:szCs w:val="24"/>
-                <w:lang w:val="ru-RU"/>
+            </w:pPr>
+            <w:r>
+              <w:rPr>
+                <w:rFonts w:ascii="Times New Roman" w:hAnsi="Times New Roman"/>
+                <w:b w:val="0"/>
+                <w:sz w:val="24"/>
+              </w:rPr>
+              <w:t>2.1</w:t>
+            </w:r>
+          </w:p>
+        </w:tc>
+        <w:tc>
+          <w:tcPr>
+            <w:tcW w:type="dxa" w:w="1814"/>
+            <w:vAlign w:val="center"/>
+          </w:tcPr>
+          <w:p>
+            <w:pPr>
+              <w:spacing w:before="0" w:after="20" w:line="240" w:lineRule="auto"/>
+              <w:jc w:val="left"/>
+            </w:pPr>
+            <w:r>
+              <w:rPr>
+                <w:rFonts w:ascii="Times New Roman" w:hAnsi="Times New Roman"/>
+                <w:b w:val="0"/>
+                <w:sz w:val="24"/>
+              </w:rPr>
+              <w:t>Курсовая работа/проект (при наличии)</w:t>
+            </w:r>
+          </w:p>
+        </w:tc>
+        <w:tc>
+          <w:tcPr>
+            <w:tcW w:type="dxa" w:w="1361"/>
+            <w:vAlign w:val="center"/>
+          </w:tcPr>
+          <w:p>
+            <w:pPr>
+              <w:spacing w:before="0" w:after="20" w:line="240" w:lineRule="auto"/>
+              <w:jc w:val="center"/>
+            </w:pPr>
+            <w:r>
+              <w:rPr>
+                <w:rFonts w:ascii="Times New Roman" w:hAnsi="Times New Roman"/>
+                <w:b w:val="0"/>
+                <w:sz w:val="24"/>
+              </w:rPr>
+              <w:t>КР</w:t>
+            </w:r>
+          </w:p>
+        </w:tc>
+        <w:tc>
+          <w:tcPr>
+            <w:tcW w:type="dxa" w:w="737"/>
+            <w:vAlign w:val="center"/>
+          </w:tcPr>
+          <w:p>
+            <w:pPr>
+              <w:spacing w:before="0" w:after="20" w:line="240" w:lineRule="auto"/>
+              <w:jc w:val="center"/>
+            </w:pPr>
+            <w:r>
+              <w:rPr>
+                <w:rFonts w:ascii="Times New Roman" w:hAnsi="Times New Roman"/>
+                <w:b w:val="0"/>
+                <w:sz w:val="24"/>
+              </w:rPr>
+              <w:t>—</w:t>
+            </w:r>
+          </w:p>
+        </w:tc>
+        <w:tc>
+          <w:tcPr>
+            <w:tcW w:type="dxa" w:w="1587"/>
+            <w:vAlign w:val="center"/>
+          </w:tcPr>
+          <w:p>
+            <w:pPr>
+              <w:spacing w:before="0" w:after="20" w:line="240" w:lineRule="auto"/>
+              <w:jc w:val="center"/>
+            </w:pPr>
+            <w:r>
+              <w:rPr>
+                <w:rFonts w:ascii="Times New Roman" w:hAnsi="Times New Roman"/>
+                <w:b w:val="0"/>
+                <w:sz w:val="24"/>
+              </w:rPr>
+              <w:t>—</w:t>
+            </w:r>
+          </w:p>
+        </w:tc>
+        <w:tc>
+          <w:tcPr>
+            <w:tcW w:type="dxa" w:w="1701"/>
+            <w:vAlign w:val="center"/>
+          </w:tcPr>
+          <w:p>
+            <w:pPr>
+              <w:spacing w:before="0" w:after="20" w:line="240" w:lineRule="auto"/>
+              <w:jc w:val="center"/>
+            </w:pPr>
+            <w:r>
+              <w:rPr>
+                <w:rFonts w:ascii="Times New Roman" w:hAnsi="Times New Roman"/>
+                <w:b w:val="0"/>
+                <w:sz w:val="24"/>
+              </w:rPr>
+              <w:t>—</w:t>
+            </w:r>
+          </w:p>
+        </w:tc>
+        <w:tc>
+          <w:tcPr>
+            <w:tcW w:type="dxa" w:w="1701"/>
+            <w:vAlign w:val="center"/>
+          </w:tcPr>
+          <w:p>
+            <w:pPr>
+              <w:spacing w:before="0" w:after="20" w:line="240" w:lineRule="auto"/>
+              <w:jc w:val="center"/>
+            </w:pPr>
+            <w:r>
+              <w:rPr>
+                <w:rFonts w:ascii="Times New Roman" w:hAnsi="Times New Roman"/>
+                <w:b w:val="0"/>
+                <w:sz w:val="24"/>
+              </w:rPr>
+              <w:t>—</w:t>
+            </w:r>
+          </w:p>
+        </w:tc>
+      </w:tr>
+      <w:tr>
+        <w:tc>
+          <w:tcPr>
+            <w:tcW w:type="dxa" w:w="454"/>
+            <w:vAlign w:val="center"/>
+          </w:tcPr>
+          <w:p>
+            <w:pPr>
+              <w:spacing w:before="0" w:after="20" w:line="240" w:lineRule="auto"/>
+              <w:jc w:val="center"/>
+            </w:pPr>
+            <w:r>
+              <w:rPr>
+                <w:rFonts w:ascii="Times New Roman" w:hAnsi="Times New Roman"/>
+                <w:b w:val="0"/>
+                <w:sz w:val="24"/>
+              </w:rPr>
+              <w:t>2.1</w:t>
+            </w:r>
+          </w:p>
+        </w:tc>
+        <w:tc>
+          <w:tcPr>
+            <w:tcW w:type="dxa" w:w="1814"/>
+            <w:vAlign w:val="center"/>
+          </w:tcPr>
+          <w:p>
+            <w:pPr>
+              <w:spacing w:before="0" w:after="20" w:line="240" w:lineRule="auto"/>
+              <w:jc w:val="left"/>
+            </w:pPr>
+            <w:r>
+              <w:rPr>
+                <w:rFonts w:ascii="Times New Roman" w:hAnsi="Times New Roman"/>
+                <w:b w:val="0"/>
+                <w:sz w:val="24"/>
+              </w:rPr>
+              <w:t>Курсовая работа/проект (при наличии)</w:t>
+            </w:r>
+          </w:p>
+        </w:tc>
+        <w:tc>
+          <w:tcPr>
+            <w:tcW w:type="dxa" w:w="1361"/>
+            <w:vAlign w:val="center"/>
+          </w:tcPr>
+          <w:p>
+            <w:pPr>
+              <w:spacing w:before="0" w:after="20" w:line="240" w:lineRule="auto"/>
+              <w:jc w:val="center"/>
+            </w:pPr>
+            <w:r>
+              <w:rPr>
+                <w:rFonts w:ascii="Times New Roman" w:hAnsi="Times New Roman"/>
+                <w:b w:val="0"/>
+                <w:sz w:val="24"/>
+              </w:rPr>
+              <w:t>КП</w:t>
+            </w:r>
+          </w:p>
+        </w:tc>
+        <w:tc>
+          <w:tcPr>
+            <w:tcW w:type="dxa" w:w="737"/>
+            <w:vAlign w:val="center"/>
+          </w:tcPr>
+          <w:p>
+            <w:pPr>
+              <w:spacing w:before="0" w:after="20" w:line="240" w:lineRule="auto"/>
+              <w:jc w:val="center"/>
+            </w:pPr>
+            <w:r>
+              <w:rPr>
+                <w:rFonts w:ascii="Times New Roman" w:hAnsi="Times New Roman"/>
+                <w:b w:val="0"/>
+                <w:sz w:val="24"/>
+              </w:rPr>
+              <w:t>—</w:t>
+            </w:r>
+          </w:p>
+        </w:tc>
+        <w:tc>
+          <w:tcPr>
+            <w:tcW w:type="dxa" w:w="1587"/>
+            <w:vAlign w:val="center"/>
+          </w:tcPr>
+          <w:p>
+            <w:pPr>
+              <w:spacing w:before="0" w:after="20" w:line="240" w:lineRule="auto"/>
+              <w:jc w:val="center"/>
+            </w:pPr>
+            <w:r>
+              <w:rPr>
+                <w:rFonts w:ascii="Times New Roman" w:hAnsi="Times New Roman"/>
+                <w:b w:val="0"/>
+                <w:sz w:val="24"/>
+              </w:rPr>
+              <w:t>—</w:t>
+            </w:r>
+          </w:p>
+        </w:tc>
+        <w:tc>
+          <w:tcPr>
+            <w:tcW w:type="dxa" w:w="1701"/>
+            <w:vAlign w:val="center"/>
+          </w:tcPr>
+          <w:p>
+            <w:pPr>
+              <w:spacing w:before="0" w:after="20" w:line="240" w:lineRule="auto"/>
+              <w:jc w:val="center"/>
+            </w:pPr>
+            <w:r>
+              <w:rPr>
+                <w:rFonts w:ascii="Times New Roman" w:hAnsi="Times New Roman"/>
+                <w:b w:val="0"/>
+                <w:sz w:val="24"/>
+              </w:rPr>
+              <w:t>—</w:t>
+            </w:r>
+          </w:p>
+        </w:tc>
+        <w:tc>
+          <w:tcPr>
+            <w:tcW w:type="dxa" w:w="1701"/>
+            <w:vAlign w:val="center"/>
+          </w:tcPr>
+          <w:p>
+            <w:pPr>
+              <w:spacing w:before="0" w:after="20" w:line="240" w:lineRule="auto"/>
+              <w:jc w:val="center"/>
+            </w:pPr>
+            <w:r>
+              <w:rPr>
+                <w:rFonts w:ascii="Times New Roman" w:hAnsi="Times New Roman"/>
+                <w:b w:val="0"/>
+                <w:sz w:val="24"/>
+              </w:rPr>
+              <w:t>—</w:t>
+            </w:r>
+          </w:p>
+        </w:tc>
+      </w:tr>
+      <w:tr>
+        <w:tc>
+          <w:tcPr>
+            <w:tcW w:type="dxa" w:w="454"/>
+            <w:vAlign w:val="center"/>
+          </w:tcPr>
+          <w:p>
+            <w:pPr>
+              <w:spacing w:before="0" w:after="20" w:line="240" w:lineRule="auto"/>
+              <w:jc w:val="center"/>
+            </w:pPr>
+            <w:r>
+              <w:rPr>
+                <w:rFonts w:ascii="Times New Roman" w:hAnsi="Times New Roman"/>
+                <w:b w:val="0"/>
+                <w:sz w:val="24"/>
+              </w:rPr>
+              <w:t>3</w:t>
+            </w:r>
+          </w:p>
+        </w:tc>
+        <w:tc>
+          <w:tcPr>
+            <w:tcW w:type="dxa" w:w="1814"/>
+            <w:vAlign w:val="center"/>
+          </w:tcPr>
+          <w:p>
+            <w:pPr>
+              <w:spacing w:before="0" w:after="20" w:line="240" w:lineRule="auto"/>
+              <w:jc w:val="left"/>
+            </w:pPr>
+            <w:r>
+              <w:rPr>
+                <w:rFonts w:ascii="Times New Roman" w:hAnsi="Times New Roman"/>
+                <w:b w:val="0"/>
+                <w:sz w:val="24"/>
+              </w:rPr>
+              <w:t>Промежуточная аттестация</w:t>
+            </w:r>
+          </w:p>
+        </w:tc>
+        <w:tc>
+          <w:tcPr>
+            <w:tcW w:type="dxa" w:w="1361"/>
+            <w:vAlign w:val="center"/>
+          </w:tcPr>
+          <w:p>
+            <w:pPr>
+              <w:spacing w:before="0" w:after="20" w:line="240" w:lineRule="auto"/>
+              <w:jc w:val="center"/>
+            </w:pPr>
+            <w:r>
+              <w:rPr>
+                <w:rFonts w:ascii="Times New Roman" w:hAnsi="Times New Roman"/>
+                <w:b w:val="0"/>
+                <w:sz w:val="24"/>
+              </w:rPr>
+              <w:t>зачёт (З)</w:t>
+            </w:r>
+          </w:p>
+        </w:tc>
+        <w:tc>
+          <w:tcPr>
+            <w:tcW w:type="dxa" w:w="737"/>
+            <w:vAlign w:val="center"/>
+          </w:tcPr>
+          <w:p>
+            <w:pPr>
+              <w:spacing w:before="0" w:after="20" w:line="240" w:lineRule="auto"/>
+              <w:jc w:val="center"/>
+            </w:pPr>
+            <w:r>
+              <w:rPr>
+                <w:rFonts w:ascii="Times New Roman" w:hAnsi="Times New Roman"/>
+                <w:b w:val="0"/>
+                <w:sz w:val="24"/>
+              </w:rPr>
+              <w:t>0</w:t>
+            </w:r>
+          </w:p>
+        </w:tc>
+        <w:tc>
+          <w:tcPr>
+            <w:tcW w:type="dxa" w:w="1587"/>
+            <w:vAlign w:val="center"/>
+          </w:tcPr>
+          <w:p>
+            <w:pPr>
+              <w:spacing w:before="0" w:after="20" w:line="240" w:lineRule="auto"/>
+              <w:jc w:val="center"/>
+            </w:pPr>
+            <w:r>
+              <w:rPr>
+                <w:rFonts w:ascii="Times New Roman" w:hAnsi="Times New Roman"/>
+                <w:b w:val="0"/>
+                <w:sz w:val="24"/>
+              </w:rPr>
+              <w:t>0</w:t>
+            </w:r>
+          </w:p>
+        </w:tc>
+        <w:tc>
+          <w:tcPr>
+            <w:tcW w:type="dxa" w:w="1701"/>
+            <w:vAlign w:val="center"/>
+          </w:tcPr>
+          <w:p>
+            <w:pPr>
+              <w:spacing w:before="0" w:after="20" w:line="240" w:lineRule="auto"/>
+              <w:jc w:val="center"/>
+            </w:pPr>
+            <w:r>
+              <w:rPr>
+                <w:rFonts w:ascii="Times New Roman" w:hAnsi="Times New Roman"/>
+                <w:b w:val="0"/>
+                <w:sz w:val="24"/>
+              </w:rPr>
+              <w:t>0</w:t>
+            </w:r>
+          </w:p>
+        </w:tc>
+        <w:tc>
+          <w:tcPr>
+            <w:tcW w:type="dxa" w:w="1701"/>
+            <w:vAlign w:val="center"/>
+          </w:tcPr>
+          <w:p>
+            <w:pPr>
+              <w:spacing w:before="0" w:after="20" w:line="240" w:lineRule="auto"/>
+              <w:jc w:val="center"/>
+            </w:pPr>
+            <w:r>
+              <w:rPr>
+                <w:rFonts w:ascii="Times New Roman" w:hAnsi="Times New Roman"/>
+                <w:b w:val="0"/>
+                <w:sz w:val="24"/>
+              </w:rPr>
+              <w:t>—</w:t>
+            </w:r>
+          </w:p>
+        </w:tc>
+      </w:tr>
+      <w:tr>
+        <w:tc>
+          <w:tcPr>
+            <w:tcW w:type="dxa" w:w="454"/>
+            <w:vAlign w:val="center"/>
+          </w:tcPr>
+          <w:p>
+            <w:pPr>
+              <w:spacing w:before="0" w:after="20" w:line="240" w:lineRule="auto"/>
+              <w:jc w:val="center"/>
+            </w:pPr>
+            <w:r>
+              <w:rPr>
+                <w:rFonts w:ascii="Times New Roman" w:hAnsi="Times New Roman"/>
+                <w:b w:val="0"/>
+                <w:sz w:val="24"/>
+              </w:rPr>
+              <w:t>3</w:t>
+            </w:r>
+          </w:p>
+        </w:tc>
+        <w:tc>
+          <w:tcPr>
+            <w:tcW w:type="dxa" w:w="1814"/>
+            <w:vAlign w:val="center"/>
+          </w:tcPr>
+          <w:p>
+            <w:pPr>
+              <w:spacing w:before="0" w:after="20" w:line="240" w:lineRule="auto"/>
+              <w:jc w:val="left"/>
+            </w:pPr>
+            <w:r>
+              <w:rPr>
+                <w:rFonts w:ascii="Times New Roman" w:hAnsi="Times New Roman"/>
+                <w:b w:val="0"/>
+                <w:sz w:val="24"/>
+              </w:rPr>
+              <w:t>Промежуточная аттестация</w:t>
+            </w:r>
+          </w:p>
+        </w:tc>
+        <w:tc>
+          <w:tcPr>
+            <w:tcW w:type="dxa" w:w="1361"/>
+            <w:vAlign w:val="center"/>
+          </w:tcPr>
+          <w:p>
+            <w:pPr>
+              <w:spacing w:before="0" w:after="20" w:line="240" w:lineRule="auto"/>
+              <w:jc w:val="center"/>
+            </w:pPr>
+            <w:r>
+              <w:rPr>
+                <w:rFonts w:ascii="Times New Roman" w:hAnsi="Times New Roman"/>
+                <w:b w:val="0"/>
+                <w:sz w:val="24"/>
+              </w:rPr>
+              <w:t>зачёт с оценкой (ЗаО)</w:t>
+            </w:r>
+          </w:p>
+        </w:tc>
+        <w:tc>
+          <w:tcPr>
+            <w:tcW w:type="dxa" w:w="737"/>
+            <w:vAlign w:val="center"/>
+          </w:tcPr>
+          <w:p>
+            <w:pPr>
+              <w:spacing w:before="0" w:after="20" w:line="240" w:lineRule="auto"/>
+              <w:jc w:val="center"/>
+            </w:pPr>
+            <w:r>
+              <w:rPr>
+                <w:rFonts w:ascii="Times New Roman" w:hAnsi="Times New Roman"/>
+                <w:b w:val="0"/>
+                <w:sz w:val="24"/>
+              </w:rPr>
+              <w:t>0</w:t>
+            </w:r>
+          </w:p>
+        </w:tc>
+        <w:tc>
+          <w:tcPr>
+            <w:tcW w:type="dxa" w:w="1587"/>
+            <w:vAlign w:val="center"/>
+          </w:tcPr>
+          <w:p>
+            <w:pPr>
+              <w:spacing w:before="0" w:after="20" w:line="240" w:lineRule="auto"/>
+              <w:jc w:val="center"/>
+            </w:pPr>
+            <w:r>
+              <w:rPr>
+                <w:rFonts w:ascii="Times New Roman" w:hAnsi="Times New Roman"/>
+                <w:b w:val="0"/>
+                <w:sz w:val="24"/>
+              </w:rPr>
+              <w:t>0</w:t>
+            </w:r>
+          </w:p>
+        </w:tc>
+        <w:tc>
+          <w:tcPr>
+            <w:tcW w:type="dxa" w:w="1701"/>
+            <w:vAlign w:val="center"/>
+          </w:tcPr>
+          <w:p>
+            <w:pPr>
+              <w:spacing w:before="0" w:after="20" w:line="240" w:lineRule="auto"/>
+              <w:jc w:val="center"/>
+            </w:pPr>
+            <w:r>
+              <w:rPr>
+                <w:rFonts w:ascii="Times New Roman" w:hAnsi="Times New Roman"/>
+                <w:b w:val="0"/>
+                <w:sz w:val="24"/>
+              </w:rPr>
+              <w:t>—</w:t>
+            </w:r>
+          </w:p>
+        </w:tc>
+        <w:tc>
+          <w:tcPr>
+            <w:tcW w:type="dxa" w:w="1701"/>
+            <w:vAlign w:val="center"/>
+          </w:tcPr>
+          <w:p>
+            <w:pPr>
+              <w:spacing w:before="0" w:after="20" w:line="240" w:lineRule="auto"/>
+              <w:jc w:val="center"/>
+            </w:pPr>
+            <w:r>
+              <w:rPr>
+                <w:rFonts w:ascii="Times New Roman" w:hAnsi="Times New Roman"/>
+                <w:b w:val="0"/>
+                <w:sz w:val="24"/>
+              </w:rPr>
+              <w:t>0</w:t>
+            </w:r>
+          </w:p>
+        </w:tc>
+      </w:tr>
+      <w:tr>
+        <w:tc>
+          <w:tcPr>
+            <w:tcW w:type="dxa" w:w="454"/>
+            <w:vAlign w:val="center"/>
+          </w:tcPr>
+          <w:p>
+            <w:pPr>
+              <w:spacing w:before="0" w:after="20" w:line="240" w:lineRule="auto"/>
+              <w:jc w:val="center"/>
+            </w:pPr>
+            <w:r>
+              <w:rPr>
+                <w:rFonts w:ascii="Times New Roman" w:hAnsi="Times New Roman"/>
+                <w:b w:val="0"/>
+                <w:sz w:val="24"/>
+              </w:rPr>
+              <w:t>3</w:t>
+            </w:r>
+          </w:p>
+        </w:tc>
+        <w:tc>
+          <w:tcPr>
+            <w:tcW w:type="dxa" w:w="1814"/>
+            <w:vAlign w:val="center"/>
+          </w:tcPr>
+          <w:p>
+            <w:pPr>
+              <w:spacing w:before="0" w:after="20" w:line="240" w:lineRule="auto"/>
+              <w:jc w:val="left"/>
+            </w:pPr>
+            <w:r>
+              <w:rPr>
+                <w:rFonts w:ascii="Times New Roman" w:hAnsi="Times New Roman"/>
+                <w:b w:val="0"/>
+                <w:sz w:val="24"/>
+              </w:rPr>
+              <w:t>Промежуточная аттестация</w:t>
+            </w:r>
+          </w:p>
+        </w:tc>
+        <w:tc>
+          <w:tcPr>
+            <w:tcW w:type="dxa" w:w="1361"/>
+            <w:vAlign w:val="center"/>
+          </w:tcPr>
+          <w:p>
+            <w:pPr>
+              <w:spacing w:before="0" w:after="20" w:line="240" w:lineRule="auto"/>
+              <w:jc w:val="center"/>
+            </w:pPr>
+            <w:r>
+              <w:rPr>
+                <w:rFonts w:ascii="Times New Roman" w:hAnsi="Times New Roman"/>
+                <w:b w:val="0"/>
+                <w:sz w:val="24"/>
+              </w:rPr>
+              <w:t>экзамен (Э)</w:t>
+            </w:r>
+          </w:p>
+        </w:tc>
+        <w:tc>
+          <w:tcPr>
+            <w:tcW w:type="dxa" w:w="737"/>
+            <w:vAlign w:val="center"/>
+          </w:tcPr>
+          <w:p>
+            <w:pPr>
+              <w:spacing w:before="0" w:after="20" w:line="240" w:lineRule="auto"/>
+              <w:jc w:val="center"/>
+            </w:pPr>
+            <w:r>
+              <w:rPr>
+                <w:rFonts w:ascii="Times New Roman" w:hAnsi="Times New Roman"/>
+                <w:b w:val="0"/>
+                <w:sz w:val="24"/>
+              </w:rPr>
+              <w:t>—</w:t>
+            </w:r>
+          </w:p>
+        </w:tc>
+        <w:tc>
+          <w:tcPr>
+            <w:tcW w:type="dxa" w:w="1587"/>
+            <w:vAlign w:val="center"/>
+          </w:tcPr>
+          <w:p>
+            <w:pPr>
+              <w:spacing w:before="0" w:after="20" w:line="240" w:lineRule="auto"/>
+              <w:jc w:val="center"/>
+            </w:pPr>
+            <w:r>
+              <w:rPr>
+                <w:rFonts w:ascii="Times New Roman" w:hAnsi="Times New Roman"/>
+                <w:b w:val="0"/>
+                <w:sz w:val="24"/>
+              </w:rPr>
+              <w:t>—</w:t>
+            </w:r>
+          </w:p>
+        </w:tc>
+        <w:tc>
+          <w:tcPr>
+            <w:tcW w:type="dxa" w:w="1701"/>
+            <w:vAlign w:val="center"/>
+          </w:tcPr>
+          <w:p>
+            <w:pPr>
+              <w:spacing w:before="0" w:after="20" w:line="240" w:lineRule="auto"/>
+              <w:jc w:val="center"/>
+            </w:pPr>
+            <w:r>
+              <w:rPr>
+                <w:rFonts w:ascii="Times New Roman" w:hAnsi="Times New Roman"/>
+                <w:b w:val="0"/>
+                <w:sz w:val="24"/>
+              </w:rPr>
+              <w:t>—</w:t>
+            </w:r>
+          </w:p>
+        </w:tc>
+        <w:tc>
+          <w:tcPr>
+            <w:tcW w:type="dxa" w:w="1701"/>
+            <w:vAlign w:val="center"/>
+          </w:tcPr>
+          <w:p>
+            <w:pPr>
+              <w:spacing w:before="0" w:after="20" w:line="240" w:lineRule="auto"/>
+              <w:jc w:val="center"/>
+            </w:pPr>
+            <w:r>
+              <w:rPr>
+                <w:rFonts w:ascii="Times New Roman" w:hAnsi="Times New Roman"/>
+                <w:b w:val="0"/>
+                <w:sz w:val="24"/>
+              </w:rPr>
+              <w:t>—</w:t>
+            </w:r>
+          </w:p>
+        </w:tc>
+      </w:tr>
+      <w:tr>
+        <w:tc>
+          <w:tcPr>
+            <w:tcW w:type="dxa" w:w="454"/>
+            <w:vAlign w:val="center"/>
+          </w:tcPr>
+          <w:p>
+            <w:pPr>
+              <w:spacing w:before="0" w:after="20" w:line="240" w:lineRule="auto"/>
+              <w:jc w:val="center"/>
+            </w:pPr>
+            <w:r>
+              <w:rPr>
+                <w:rFonts w:ascii="Times New Roman" w:hAnsi="Times New Roman"/>
+                <w:b w:val="0"/>
+                <w:sz w:val="24"/>
+              </w:rPr>
+            </w:r>
+          </w:p>
+        </w:tc>
+        <w:tc>
+          <w:tcPr>
+            <w:tcW w:type="dxa" w:w="3175"/>
+            <w:gridSpan w:val="2"/>
+            <w:vAlign w:val="center"/>
+          </w:tcPr>
+          <w:p>
+            <w:pPr>
+              <w:spacing w:before="0" w:after="20" w:line="240" w:lineRule="auto"/>
+              <w:jc w:val="left"/>
+            </w:pPr>
+            <w:r>
+              <w:rPr>
+                <w:rFonts w:ascii="Times New Roman" w:hAnsi="Times New Roman"/>
+                <w:b w:val="0"/>
+                <w:sz w:val="24"/>
+              </w:rPr>
+            </w:r>
+          </w:p>
+        </w:tc>
+        <w:tc>
+          <w:tcPr>
+            <w:tcW w:type="dxa" w:w="737"/>
+          </w:tcPr>
+          <w:p/>
+        </w:tc>
+        <w:tc>
+          <w:tcPr>
+            <w:tcW w:type="dxa" w:w="1587"/>
+          </w:tcPr>
+          <w:p/>
+        </w:tc>
+        <w:tc>
+          <w:tcPr>
+            <w:tcW w:type="dxa" w:w="1701"/>
+          </w:tcPr>
+          <w:p/>
+        </w:tc>
+        <w:tc>
+          <w:tcPr>
+            <w:tcW w:type="dxa" w:w="1701"/>
+          </w:tcPr>
+          <w:p/>
+        </w:tc>
+      </w:tr>
+      <w:tr>
+        <w:tc>
+          <w:tcPr>
+            <w:tcW w:type="dxa" w:w="454"/>
+            <w:vAlign w:val="center"/>
+          </w:tcPr>
+          <w:p>
+            <w:pPr>
+              <w:spacing w:before="0" w:after="20" w:line="240" w:lineRule="auto"/>
+              <w:jc w:val="center"/>
+            </w:pPr>
+            <w:r>
+              <w:rPr>
+                <w:rFonts w:ascii="Times New Roman" w:hAnsi="Times New Roman"/>
+                <w:b w:val="0"/>
+                <w:sz w:val="24"/>
+              </w:rPr>
+            </w:r>
+          </w:p>
+        </w:tc>
+        <w:tc>
+          <w:tcPr>
+            <w:tcW w:type="dxa" w:w="1814"/>
+            <w:vAlign w:val="center"/>
+          </w:tcPr>
+          <w:p>
+            <w:pPr>
+              <w:spacing w:before="0" w:after="20" w:line="240" w:lineRule="auto"/>
+              <w:jc w:val="left"/>
+            </w:pPr>
+            <w:r>
+              <w:rPr>
+                <w:rFonts w:ascii="Times New Roman" w:hAnsi="Times New Roman"/>
+                <w:b/>
+                <w:sz w:val="24"/>
+              </w:rPr>
+              <w:t>ИТОГО: общая трудоёмкость</w:t>
+            </w:r>
+          </w:p>
+        </w:tc>
+        <w:tc>
+          <w:tcPr>
+            <w:tcW w:type="dxa" w:w="1361"/>
+            <w:vAlign w:val="center"/>
+          </w:tcPr>
+          <w:p>
+            <w:pPr>
+              <w:spacing w:before="0" w:after="20" w:line="240" w:lineRule="auto"/>
+              <w:jc w:val="center"/>
+            </w:pPr>
+            <w:r>
+              <w:rPr>
+                <w:rFonts w:ascii="Times New Roman" w:hAnsi="Times New Roman"/>
+                <w:b w:val="0"/>
+                <w:sz w:val="24"/>
+              </w:rPr>
+              <w:t>часов</w:t>
+            </w:r>
+          </w:p>
+        </w:tc>
+        <w:tc>
+          <w:tcPr>
+            <w:tcW w:type="dxa" w:w="737"/>
+            <w:vAlign w:val="center"/>
+          </w:tcPr>
+          <w:p>
+            <w:pPr>
+              <w:spacing w:before="0" w:after="20" w:line="240" w:lineRule="auto"/>
+              <w:jc w:val="center"/>
+            </w:pPr>
+            <w:r>
+              <w:rPr>
+                <w:rFonts w:ascii="Times New Roman" w:hAnsi="Times New Roman"/>
+                <w:b/>
+                <w:sz w:val="24"/>
+              </w:rPr>
+              <w:t>144</w:t>
+            </w:r>
+          </w:p>
+        </w:tc>
+        <w:tc>
+          <w:tcPr>
+            <w:tcW w:type="dxa" w:w="1587"/>
+            <w:vAlign w:val="center"/>
+          </w:tcPr>
+          <w:p>
+            <w:pPr>
+              <w:spacing w:before="0" w:after="20" w:line="240" w:lineRule="auto"/>
+              <w:jc w:val="center"/>
+            </w:pPr>
+            <w:r>
+              <w:rPr>
+                <w:rFonts w:ascii="Times New Roman" w:hAnsi="Times New Roman"/>
+                <w:b w:val="0"/>
+                <w:sz w:val="24"/>
+              </w:rPr>
+              <w:t>0</w:t>
+            </w:r>
+          </w:p>
+        </w:tc>
+        <w:tc>
+          <w:tcPr>
+            <w:tcW w:type="dxa" w:w="1701"/>
+            <w:vAlign w:val="center"/>
+          </w:tcPr>
+          <w:p>
+            <w:pPr>
+              <w:spacing w:before="0" w:after="20" w:line="240" w:lineRule="auto"/>
+              <w:jc w:val="center"/>
+            </w:pPr>
+            <w:r>
+              <w:rPr>
+                <w:rFonts w:ascii="Times New Roman" w:hAnsi="Times New Roman"/>
+                <w:b/>
+                <w:sz w:val="24"/>
+              </w:rPr>
+              <w:t>72</w:t>
+            </w:r>
+          </w:p>
+        </w:tc>
+        <w:tc>
+          <w:tcPr>
+            <w:tcW w:type="dxa" w:w="1701"/>
+            <w:vAlign w:val="center"/>
+          </w:tcPr>
+          <w:p>
+            <w:pPr>
+              <w:spacing w:before="0" w:after="20" w:line="240" w:lineRule="auto"/>
+              <w:jc w:val="center"/>
+            </w:pPr>
+            <w:r>
+              <w:rPr>
+                <w:rFonts w:ascii="Times New Roman" w:hAnsi="Times New Roman"/>
+                <w:b/>
+                <w:sz w:val="24"/>
+              </w:rPr>
+              <w:t>72</w:t>
+            </w:r>
+          </w:p>
+        </w:tc>
+      </w:tr>
+      <w:tr>
+        <w:tc>
+          <w:tcPr>
+            <w:tcW w:type="dxa" w:w="454"/>
+            <w:vAlign w:val="center"/>
+          </w:tcPr>
+          <w:p>
+            <w:pPr>
+              <w:spacing w:before="0" w:after="20" w:line="240" w:lineRule="auto"/>
+              <w:jc w:val="center"/>
+            </w:pPr>
+            <w:r>
+              <w:rPr>
+                <w:rFonts w:ascii="Times New Roman" w:hAnsi="Times New Roman"/>
+                <w:b w:val="0"/>
+                <w:sz w:val="24"/>
+              </w:rPr>
+            </w:r>
+          </w:p>
+        </w:tc>
+        <w:tc>
+          <w:tcPr>
+            <w:tcW w:type="dxa" w:w="1814"/>
+            <w:vAlign w:val="center"/>
+          </w:tcPr>
+          <w:p>
+            <w:pPr>
+              <w:spacing w:before="0" w:after="20" w:line="240" w:lineRule="auto"/>
+              <w:jc w:val="left"/>
+            </w:pPr>
+            <w:r>
+              <w:rPr>
+                <w:rFonts w:ascii="Times New Roman" w:hAnsi="Times New Roman"/>
+                <w:b/>
+                <w:sz w:val="24"/>
+              </w:rPr>
+              <w:t>ИТОГО: общая трудоёмкость</w:t>
+            </w:r>
+          </w:p>
+        </w:tc>
+        <w:tc>
+          <w:tcPr>
+            <w:tcW w:type="dxa" w:w="1361"/>
+            <w:vAlign w:val="center"/>
+          </w:tcPr>
+          <w:p>
+            <w:pPr>
+              <w:spacing w:before="0" w:after="20" w:line="240" w:lineRule="auto"/>
+              <w:jc w:val="center"/>
+            </w:pPr>
+            <w:r>
+              <w:rPr>
+                <w:rFonts w:ascii="Times New Roman" w:hAnsi="Times New Roman"/>
+                <w:b w:val="0"/>
+                <w:sz w:val="24"/>
+              </w:rPr>
+              <w:t>з.е.</w:t>
+            </w:r>
+          </w:p>
+        </w:tc>
+        <w:tc>
+          <w:tcPr>
+            <w:tcW w:type="dxa" w:w="737"/>
+            <w:vAlign w:val="center"/>
+          </w:tcPr>
+          <w:p>
+            <w:pPr>
+              <w:spacing w:before="0" w:after="20" w:line="240" w:lineRule="auto"/>
+              <w:jc w:val="center"/>
+            </w:pPr>
+            <w:r>
+              <w:rPr>
+                <w:rFonts w:ascii="Times New Roman" w:hAnsi="Times New Roman"/>
+                <w:b/>
+                <w:sz w:val="24"/>
               </w:rPr>
               <w:t>4</w:t>
             </w:r>
@@ -5363,33 +5631,19 @@
         </w:tc>
         <w:tc>
           <w:tcPr>
-            <w:tcW w:w="1843" w:type="dxa"/>
-            <w:shd w:val="clear" w:color="auto" w:fill="auto"/>
+            <w:tcW w:type="dxa" w:w="1587"/>
             <w:vAlign w:val="center"/>
           </w:tcPr>
           <w:p>
             <w:pPr>
-              <w:pStyle w:val="TableParagraph"/>
-              <w:tabs>
-                <w:tab w:val="left" w:pos="1627"/>
-                <w:tab w:val="left" w:pos="2572"/>
-                <w:tab w:val="left" w:pos="4128"/>
-              </w:tabs>
-              <w:ind w:left="110" w:right="99"/>
+              <w:spacing w:before="0" w:after="20" w:line="240" w:lineRule="auto"/>
               <w:jc w:val="center"/>
-              <w:rPr>
-                <w:rFonts w:eastAsia="Calibri"/>
-                <w:sz w:val="24"/>
-                <w:szCs w:val="24"/>
-                <w:lang w:val="ru-RU"/>
-              </w:rPr>
-            </w:pPr>
-            <w:r>
-              <w:rPr>
-                <w:rFonts w:eastAsia="Calibri"/>
-                <w:sz w:val="24"/>
-                <w:szCs w:val="24"/>
-                <w:lang w:val="ru-RU"/>
+            </w:pPr>
+            <w:r>
+              <w:rPr>
+                <w:rFonts w:ascii="Times New Roman" w:hAnsi="Times New Roman"/>
+                <w:b w:val="0"/>
+                <w:sz w:val="24"/>
               </w:rPr>
               <w:t>—</w:t>
             </w:r>
@@ -5397,33 +5651,19 @@
         </w:tc>
         <w:tc>
           <w:tcPr>
-            <w:tcW w:w="1474" w:type="dxa"/>
-            <w:shd w:val="clear" w:color="auto" w:fill="auto"/>
+            <w:tcW w:type="dxa" w:w="1701"/>
             <w:vAlign w:val="center"/>
           </w:tcPr>
           <w:p>
             <w:pPr>
-              <w:pStyle w:val="TableParagraph"/>
-              <w:tabs>
-                <w:tab w:val="left" w:pos="1627"/>
-                <w:tab w:val="left" w:pos="2572"/>
-                <w:tab w:val="left" w:pos="4128"/>
-              </w:tabs>
-              <w:ind w:left="110" w:right="99"/>
+              <w:spacing w:before="0" w:after="20" w:line="240" w:lineRule="auto"/>
               <w:jc w:val="center"/>
-              <w:rPr>
-                <w:rFonts w:eastAsia="Calibri"/>
-                <w:sz w:val="24"/>
-                <w:szCs w:val="24"/>
-                <w:lang w:val="ru-RU"/>
-              </w:rPr>
-            </w:pPr>
-            <w:r>
-              <w:rPr>
-                <w:rFonts w:eastAsia="Calibri"/>
-                <w:sz w:val="24"/>
-                <w:szCs w:val="24"/>
-                <w:lang w:val="ru-RU"/>
+            </w:pPr>
+            <w:r>
+              <w:rPr>
+                <w:rFonts w:ascii="Times New Roman" w:hAnsi="Times New Roman"/>
+                <w:b/>
+                <w:sz w:val="24"/>
               </w:rPr>
               <w:t>2</w:t>
             </w:r>
@@ -5431,33 +5671,19 @@
         </w:tc>
         <w:tc>
           <w:tcPr>
-            <w:tcW w:w="1474" w:type="dxa"/>
-            <w:shd w:val="clear" w:color="auto" w:fill="auto"/>
+            <w:tcW w:type="dxa" w:w="1701"/>
             <w:vAlign w:val="center"/>
           </w:tcPr>
           <w:p>
             <w:pPr>
-              <w:pStyle w:val="TableParagraph"/>
-              <w:tabs>
-                <w:tab w:val="left" w:pos="1627"/>
-                <w:tab w:val="left" w:pos="2572"/>
-                <w:tab w:val="left" w:pos="4128"/>
-              </w:tabs>
-              <w:ind w:left="110" w:right="99"/>
+              <w:spacing w:before="0" w:after="20" w:line="240" w:lineRule="auto"/>
               <w:jc w:val="center"/>
-              <w:rPr>
-                <w:rFonts w:eastAsia="Calibri"/>
-                <w:sz w:val="24"/>
-                <w:szCs w:val="24"/>
-                <w:lang w:val="ru-RU"/>
-              </w:rPr>
-            </w:pPr>
-            <w:r>
-              <w:rPr>
-                <w:rFonts w:eastAsia="Calibri"/>
-                <w:sz w:val="24"/>
-                <w:szCs w:val="24"/>
-                <w:lang w:val="ru-RU"/>
+            </w:pPr>
+            <w:r>
+              <w:rPr>
+                <w:rFonts w:ascii="Times New Roman" w:hAnsi="Times New Roman"/>
+                <w:b/>
+                <w:sz w:val="24"/>
               </w:rPr>
               <w:t>2</w:t>
             </w:r>
@@ -5553,6 +5779,7 @@
     </w:p>
     <w:p>
       <w:pPr>
+        <w:keepNext/>
         <w:widowControl w:val="0"/>
         <w:jc w:val="center"/>
         <w:rPr>
@@ -5562,26 +5789,13 @@
       </w:pPr>
       <w:r>
         <w:rPr>
-          <w:sz w:val="28"/>
-          <w:szCs w:val="28"/>
-        </w:rPr>
-        <w:br w:type="page"/>
-      </w:r>
-      <w:r>
-        <w:rPr>
-          <w:rFonts w:ascii="Times New Roman" w:hAnsi="Times New Roman"/>
-          <w:sz w:val="28"/>
-        </w:rPr>
-        <w:lastRenderedPageBreak/>
-        <w:t>2.</w:t>
-      </w:r>
-      <w:r>
-        <w:rPr>
-          <w:rFonts w:ascii="Times New Roman" w:hAnsi="Times New Roman"/>
-          <w:sz w:val="28"/>
-        </w:rPr>
-        <w:tab/>
-        <w:t>СОДЕРЖАНИЕ ДИСЦИПЛИНЫ</w:t>
+          <w:rFonts w:ascii="Times New Roman" w:hAnsi="Times New Roman"/>
+          <w:b/>
+          <w:color w:val="000000"/>
+          <w:sz w:val="28"/>
+          <w:szCs w:val="28"/>
+        </w:rPr>
+        <w:t xml:space="preserve">2. СОДЕРЖАНИЕ ДИСЦИПЛИНЫ (МОДУЛЯ)</w:t>
       </w:r>
     </w:p>
     <w:p>
@@ -8645,51 +8859,6 @@
     </w:p>
     <w:p>
       <w:pPr>
-        <w:pStyle w:val="ae"/>
-        <w:numPr>
-          <w:ilvl w:val="1"/>
-          <w:numId w:val="6"/>
-        </w:numPr>
-        <w:ind w:left="0" w:firstLine="567"/>
-        <w:jc w:val="center"/>
-        <w:rPr>
-          <w:i/>
-          <w:lang w:val="ru-RU"/>
-        </w:rPr>
-      </w:pPr>
-      <w:r>
-        <w:rPr>
-          <w:sz w:val="28"/>
-          <w:lang w:val="ru-RU"/>
-        </w:rPr>
-        <w:t>Перечень лабораторных работ (при наличии), примерная тематика курсовых работ (при наличии)</w:t>
-      </w:r>
-      <w:r>
-        <w:rPr>
-          <w:sz w:val="28"/>
-          <w:lang w:val="ru-RU"/>
-        </w:rPr>
-        <w:t xml:space="preserve"> </w:t>
-      </w:r>
-      <w:r>
-        <w:rPr>
-          <w:sz w:val="28"/>
-          <w:lang w:val="ru-RU"/>
-        </w:rPr>
-        <w:t xml:space="preserve">– </w:t>
-      </w:r>
-      <w:r>
-        <w:rPr>
-          <w:i/>
-          <w:sz w:val="28"/>
-          <w:szCs w:val="28"/>
-          <w:lang w:val="ru-RU"/>
-        </w:rPr>
-        <w:t>не предусморены учебным планом</w:t>
-      </w:r>
-    </w:p>
-    <w:p>
-      <w:pPr>
         <w:pStyle w:val="af0"/>
         <w:ind w:firstLine="567"/>
         <w:jc w:val="both"/>
@@ -8701,10 +8870,7 @@
     <w:p>
       <w:pPr>
         <w:pStyle w:val="ae"/>
-        <w:numPr>
-          <w:ilvl w:val="0"/>
-          <w:numId w:val="6"/>
-        </w:numPr>
+        <w:keepNext/>
         <w:ind w:left="0" w:firstLine="0"/>
         <w:jc w:val="center"/>
         <w:rPr>
@@ -8714,10 +8880,12 @@
       </w:pPr>
       <w:r>
         <w:rPr>
+          <w:rFonts w:ascii="Times New Roman" w:hAnsi="Times New Roman"/>
           <w:b/>
-          <w:sz w:val="28"/>
-        </w:rPr>
-        <w:t>САМОСТОЯТЕЛЬНАЯ РАБОТА СТУДЕНТА</w:t>
+          <w:color w:val="000000"/>
+          <w:sz w:val="28"/>
+        </w:rPr>
+        <w:t xml:space="preserve">3. САМОСТОЯТЕЛЬНАЯ РАБОТА ОБУЧАЮЩЕГОСЯ</w:t>
       </w:r>
     </w:p>
     <w:p>
@@ -8733,9 +8901,10 @@
       <w:r>
         <w:rPr>
           <w:rFonts w:ascii="Times New Roman" w:hAnsi="Times New Roman"/>
-          <w:sz w:val="28"/>
-        </w:rPr>
-        <w:t>Самостоятельная работа осуществляется в объеме 28 часов. Видами СРС являются:</w:t>
+          <w:color w:val="000000"/>
+          <w:sz w:val="28"/>
+        </w:rPr>
+        <w:t xml:space="preserve">Видами самостоятельной работы обучающегося являются:</w:t>
       </w:r>
     </w:p>
     <w:p>
@@ -8915,154 +9084,68 @@
     </w:p>
     <w:p>
       <w:pPr>
-        <w:pStyle w:val="ae"/>
-        <w:numPr>
-          <w:ilvl w:val="0"/>
-          <w:numId w:val="6"/>
-        </w:numPr>
-        <w:ind w:left="0" w:right="-2" w:firstLine="0"/>
-        <w:jc w:val="center"/>
-        <w:rPr>
-          <w:sz w:val="28"/>
-          <w:lang w:val="ru-RU"/>
-        </w:rPr>
-      </w:pPr>
-      <w:r>
-        <w:rPr>
-          <w:sz w:val="28"/>
-          <w:lang w:val="ru-RU"/>
-        </w:rPr>
-        <w:t>ОЦЕНОЧНЫЕ СРЕДСТВА ДЛЯ ТЕКУЩЕГО КОНТРОЛЯ УСПЕВАЕМОСТИ И ПРОМЕЖУТОЧНОЙ АТТЕСТАЦИИ</w:t>
-      </w:r>
-      <w:r>
-        <w:rPr>
-          <w:sz w:val="28"/>
-          <w:lang w:val="ru-RU"/>
-        </w:rPr>
-        <w:br/>
-      </w:r>
-      <w:r>
-        <w:rPr>
-          <w:sz w:val="28"/>
-          <w:lang w:val="ru-RU"/>
-        </w:rPr>
-        <w:t>(</w:t>
-      </w:r>
-      <w:r>
-        <w:rPr>
-          <w:i/>
-          <w:sz w:val="28"/>
-          <w:lang w:val="ru-RU"/>
-        </w:rPr>
-        <w:t>см</w:t>
-      </w:r>
-      <w:r>
-        <w:rPr>
-          <w:sz w:val="28"/>
-          <w:lang w:val="ru-RU"/>
-        </w:rPr>
-        <w:t xml:space="preserve">. </w:t>
-      </w:r>
-      <w:r>
-        <w:rPr>
-          <w:i/>
-          <w:sz w:val="28"/>
-          <w:lang w:val="ru-RU"/>
-        </w:rPr>
-        <w:t>Фонд оценочных средств</w:t>
-      </w:r>
-      <w:r>
-        <w:rPr>
-          <w:sz w:val="28"/>
-          <w:lang w:val="ru-RU"/>
-        </w:rPr>
-        <w:t>)</w:t>
-      </w:r>
-    </w:p>
-    <w:p>
-      <w:pPr>
-        <w:spacing w:after="0"/>
-        <w:rPr>
-          <w:rFonts w:ascii="Times New Roman" w:hAnsi="Times New Roman"/>
-          <w:sz w:val="16"/>
-          <w:szCs w:val="16"/>
-        </w:rPr>
-      </w:pPr>
-    </w:p>
-    <w:p>
-      <w:pPr>
-        <w:pStyle w:val="ae"/>
-        <w:numPr>
-          <w:ilvl w:val="1"/>
-          <w:numId w:val="6"/>
-        </w:numPr>
-        <w:ind w:left="0" w:right="-2" w:firstLine="567"/>
-        <w:jc w:val="both"/>
-        <w:rPr>
-          <w:i/>
-          <w:sz w:val="28"/>
-          <w:lang w:val="ru-RU"/>
-        </w:rPr>
-      </w:pPr>
-      <w:r>
-        <w:rPr>
-          <w:sz w:val="28"/>
-          <w:lang w:val="ru-RU"/>
-        </w:rPr>
-        <w:t xml:space="preserve">Рейтинговая система оценки знаний обучающихся по дисциплине </w:t>
-      </w:r>
-      <w:r>
-        <w:rPr>
-          <w:i/>
-          <w:sz w:val="28"/>
-          <w:lang w:val="ru-RU"/>
-        </w:rPr>
-        <w:t>не используется.</w:t>
-      </w:r>
-    </w:p>
-    <w:p>
-      <w:pPr>
-        <w:pStyle w:val="ae"/>
-        <w:numPr>
-          <w:ilvl w:val="1"/>
-          <w:numId w:val="6"/>
-        </w:numPr>
-        <w:ind w:left="1418" w:hanging="851"/>
-        <w:jc w:val="both"/>
-        <w:rPr>
-          <w:sz w:val="28"/>
-          <w:szCs w:val="28"/>
-          <w:lang w:val="ru-RU"/>
-        </w:rPr>
-      </w:pPr>
-      <w:r>
-        <w:rPr>
-          <w:sz w:val="28"/>
-          <w:lang w:val="ru-RU"/>
-        </w:rPr>
-        <w:t xml:space="preserve">Формы текущего контроля успеваемости по дисциплине </w:t>
-      </w:r>
-    </w:p>
-    <w:p>
-      <w:pPr>
-        <w:spacing w:after="0" w:line="240" w:lineRule="auto"/>
-        <w:ind w:firstLine="708"/>
-        <w:jc w:val="both"/>
-        <w:rPr>
-          <w:rFonts w:ascii="Times New Roman" w:hAnsi="Times New Roman"/>
-          <w:i/>
-          <w:sz w:val="28"/>
-          <w:szCs w:val="28"/>
-        </w:rPr>
-      </w:pPr>
-      <w:r>
-        <w:rPr>
-          <w:rFonts w:ascii="Times New Roman" w:hAnsi="Times New Roman"/>
-          <w:i/>
-          <w:sz w:val="28"/>
-          <w:szCs w:val="28"/>
-        </w:rPr>
-        <w:t>Оценочные средства для контроля успеваемости и результатов освоения дисциплины приведены в Фонде оценочных средств (см. Фонд оценочных средств).</w:t>
+        <w:keepNext/>
+        <w:spacing w:after="160"/>
+      </w:pPr>
+      <w:r>
+        <w:rPr>
+          <w:rFonts w:ascii="Times New Roman" w:hAnsi="Times New Roman"/>
+          <w:b/>
+          <w:sz w:val="28"/>
+        </w:rPr>
+        <w:t>4. ОЦЕНОЧНЫЕ СРЕДСТВА ДЛЯ ТЕКУЩЕГО КОНТРОЛЯ УСПЕВАЕМОСТИ И ПРОМЕЖУТОЧНОЙ АТТЕСТАЦИИ</w:t>
+      </w:r>
+    </w:p>
+    <w:p>
+      <w:pPr>
+        <w:spacing w:after="160"/>
+      </w:pPr>
+      <w:r>
+        <w:rPr>
+          <w:rFonts w:ascii="Times New Roman" w:hAnsi="Times New Roman"/>
+          <w:b w:val="0"/>
+          <w:sz w:val="28"/>
+        </w:rPr>
+        <w:t>4.1. Формы текущего контроля успеваемости указаны в Оценочных средствах.</w:t>
+      </w:r>
+    </w:p>
+    <w:p>
+      <w:pPr>
+        <w:spacing w:after="160"/>
+      </w:pPr>
+      <w:r>
+        <w:rPr>
+          <w:rFonts w:ascii="Times New Roman" w:hAnsi="Times New Roman"/>
+          <w:b w:val="0"/>
+          <w:sz w:val="28"/>
+        </w:rPr>
+        <w:t>4.2. Рейтинговая система оценки знаний обучающихся по дисциплине (модулю): нет.</w:t>
+      </w:r>
+    </w:p>
+    <w:p>
+      <w:pPr>
+        <w:spacing w:after="160"/>
+      </w:pPr>
+      <w:r>
+        <w:rPr>
+          <w:rFonts w:ascii="Times New Roman" w:hAnsi="Times New Roman"/>
+          <w:b w:val="0"/>
+          <w:sz w:val="28"/>
+        </w:rPr>
+        <w:t>4.3. Лабораторные работы: нет.</w:t>
+      </w:r>
+    </w:p>
+    <w:p>
+      <w:pPr>
+        <w:spacing w:after="160"/>
+      </w:pPr>
+      <w:r>
+        <w:rPr>
+          <w:rFonts w:ascii="Times New Roman" w:hAnsi="Times New Roman"/>
+          <w:b w:val="0"/>
+          <w:sz w:val="28"/>
+        </w:rPr>
+        <w:t>4.4. Курсовая работа/курсовой проект: нет.</w:t>
       </w:r>
     </w:p>
     <w:p>
@@ -14285,6 +14368,51 @@
         <w:gridCol w:w="5352"/>
       </w:tblGrid>
       <w:tr>
+        <w:trPr>
+          <w:tblHeader/>
+        </w:trPr>
+        <w:tc>
+          <w:tcPr>
+            <w:tcW w:type="dxa" w:w="4219"/>
+            <w:vAlign w:val="center"/>
+          </w:tcPr>
+          <w:p>
+            <w:pPr>
+              <w:spacing w:before="0" w:after="20" w:line="240" w:lineRule="auto"/>
+              <w:jc w:val="center"/>
+            </w:pPr>
+            <w:r>
+              <w:rPr>
+                <w:rFonts w:ascii="Times New Roman" w:hAnsi="Times New Roman"/>
+                <w:b/>
+                <w:sz w:val="24"/>
+              </w:rPr>
+              <w:t>Название ПО</w:t>
+            </w:r>
+          </w:p>
+        </w:tc>
+        <w:tc>
+          <w:tcPr>
+            <w:tcW w:type="dxa" w:w="5352"/>
+            <w:vAlign w:val="center"/>
+          </w:tcPr>
+          <w:p>
+            <w:pPr>
+              <w:spacing w:before="0" w:after="20" w:line="240" w:lineRule="auto"/>
+              <w:jc w:val="center"/>
+            </w:pPr>
+            <w:r>
+              <w:rPr>
+                <w:rFonts w:ascii="Times New Roman" w:hAnsi="Times New Roman"/>
+                <w:b/>
+                <w:sz w:val="24"/>
+              </w:rPr>
+              <w:t>Основание</w:t>
+            </w:r>
+          </w:p>
+        </w:tc>
+      </w:tr>
+      <w:tr>
         <w:tc>
           <w:tcPr>
             <w:tcW w:w="4219" w:type="dxa"/>
@@ -15172,6 +15300,51 @@
         <w:gridCol w:w="4219"/>
         <w:gridCol w:w="5352"/>
       </w:tblGrid>
+      <w:tr>
+        <w:trPr>
+          <w:tblHeader/>
+        </w:trPr>
+        <w:tc>
+          <w:tcPr>
+            <w:tcW w:type="dxa" w:w="4219"/>
+            <w:vAlign w:val="center"/>
+          </w:tcPr>
+          <w:p>
+            <w:pPr>
+              <w:spacing w:before="0" w:after="20" w:line="240" w:lineRule="auto"/>
+              <w:jc w:val="center"/>
+            </w:pPr>
+            <w:r>
+              <w:rPr>
+                <w:rFonts w:ascii="Times New Roman" w:hAnsi="Times New Roman"/>
+                <w:b/>
+                <w:sz w:val="24"/>
+              </w:rPr>
+              <w:t>Название ПО</w:t>
+            </w:r>
+          </w:p>
+        </w:tc>
+        <w:tc>
+          <w:tcPr>
+            <w:tcW w:type="dxa" w:w="5352"/>
+            <w:vAlign w:val="center"/>
+          </w:tcPr>
+          <w:p>
+            <w:pPr>
+              <w:spacing w:before="0" w:after="20" w:line="240" w:lineRule="auto"/>
+              <w:jc w:val="center"/>
+            </w:pPr>
+            <w:r>
+              <w:rPr>
+                <w:rFonts w:ascii="Times New Roman" w:hAnsi="Times New Roman"/>
+                <w:b/>
+                <w:sz w:val="24"/>
+              </w:rPr>
+              <w:t>Основание</w:t>
+            </w:r>
+          </w:p>
+        </w:tc>
+      </w:tr>
       <w:tr>
         <w:tc>
           <w:tcPr>

--- a/МатМодиИИ/rpd__doc_docx/Б1.О.01.01_История России.docx
+++ b/МатМодиИИ/rpd__doc_docx/Б1.О.01.01_История России.docx
@@ -4638,6 +4638,7 @@
           <w:tcPr>
             <w:tcW w:type="dxa" w:w="454"/>
             <w:vAlign w:val="center"/>
+            <w:vMerge w:val="restart"/>
           </w:tcPr>
           <w:p>
             <w:pPr>
@@ -4658,6 +4659,7 @@
           <w:tcPr>
             <w:tcW w:type="dxa" w:w="1814"/>
             <w:vAlign w:val="center"/>
+            <w:vMerge w:val="restart"/>
           </w:tcPr>
           <w:p>
             <w:pPr>
@@ -4780,6 +4782,22 @@
           <w:tcPr>
             <w:tcW w:type="dxa" w:w="454"/>
             <w:vAlign w:val="center"/>
+            <w:vMerge w:val="continue"/>
+          </w:tcPr>
+          <w:p/>
+        </w:tc>
+        <w:tc>
+          <w:tcPr>
+            <w:tcW w:type="dxa" w:w="1814"/>
+            <w:vAlign w:val="center"/>
+            <w:vMerge w:val="continue"/>
+          </w:tcPr>
+          <w:p/>
+        </w:tc>
+        <w:tc>
+          <w:tcPr>
+            <w:tcW w:type="dxa" w:w="1361"/>
+            <w:vAlign w:val="center"/>
           </w:tcPr>
           <w:p>
             <w:pPr>
@@ -4792,7 +4810,110 @@
                 <w:b w:val="0"/>
                 <w:sz w:val="24"/>
               </w:rPr>
-              <w:t>2.1</w:t>
+              <w:t>КП</w:t>
+            </w:r>
+          </w:p>
+        </w:tc>
+        <w:tc>
+          <w:tcPr>
+            <w:tcW w:type="dxa" w:w="737"/>
+            <w:vAlign w:val="center"/>
+          </w:tcPr>
+          <w:p>
+            <w:pPr>
+              <w:spacing w:before="0" w:after="20" w:line="240" w:lineRule="auto"/>
+              <w:jc w:val="center"/>
+            </w:pPr>
+            <w:r>
+              <w:rPr>
+                <w:rFonts w:ascii="Times New Roman" w:hAnsi="Times New Roman"/>
+                <w:b w:val="0"/>
+                <w:sz w:val="24"/>
+              </w:rPr>
+              <w:t>—</w:t>
+            </w:r>
+          </w:p>
+        </w:tc>
+        <w:tc>
+          <w:tcPr>
+            <w:tcW w:type="dxa" w:w="1587"/>
+            <w:vAlign w:val="center"/>
+          </w:tcPr>
+          <w:p>
+            <w:pPr>
+              <w:spacing w:before="0" w:after="20" w:line="240" w:lineRule="auto"/>
+              <w:jc w:val="center"/>
+            </w:pPr>
+            <w:r>
+              <w:rPr>
+                <w:rFonts w:ascii="Times New Roman" w:hAnsi="Times New Roman"/>
+                <w:b w:val="0"/>
+                <w:sz w:val="24"/>
+              </w:rPr>
+              <w:t>—</w:t>
+            </w:r>
+          </w:p>
+        </w:tc>
+        <w:tc>
+          <w:tcPr>
+            <w:tcW w:type="dxa" w:w="1701"/>
+            <w:vAlign w:val="center"/>
+          </w:tcPr>
+          <w:p>
+            <w:pPr>
+              <w:spacing w:before="0" w:after="20" w:line="240" w:lineRule="auto"/>
+              <w:jc w:val="center"/>
+            </w:pPr>
+            <w:r>
+              <w:rPr>
+                <w:rFonts w:ascii="Times New Roman" w:hAnsi="Times New Roman"/>
+                <w:b w:val="0"/>
+                <w:sz w:val="24"/>
+              </w:rPr>
+              <w:t>—</w:t>
+            </w:r>
+          </w:p>
+        </w:tc>
+        <w:tc>
+          <w:tcPr>
+            <w:tcW w:type="dxa" w:w="1701"/>
+            <w:vAlign w:val="center"/>
+          </w:tcPr>
+          <w:p>
+            <w:pPr>
+              <w:spacing w:before="0" w:after="20" w:line="240" w:lineRule="auto"/>
+              <w:jc w:val="center"/>
+            </w:pPr>
+            <w:r>
+              <w:rPr>
+                <w:rFonts w:ascii="Times New Roman" w:hAnsi="Times New Roman"/>
+                <w:b w:val="0"/>
+                <w:sz w:val="24"/>
+              </w:rPr>
+              <w:t>—</w:t>
+            </w:r>
+          </w:p>
+        </w:tc>
+      </w:tr>
+      <w:tr>
+        <w:tc>
+          <w:tcPr>
+            <w:tcW w:type="dxa" w:w="454"/>
+            <w:vAlign w:val="center"/>
+            <w:vMerge w:val="restart"/>
+          </w:tcPr>
+          <w:p>
+            <w:pPr>
+              <w:spacing w:before="0" w:after="20" w:line="240" w:lineRule="auto"/>
+              <w:jc w:val="center"/>
+            </w:pPr>
+            <w:r>
+              <w:rPr>
+                <w:rFonts w:ascii="Times New Roman" w:hAnsi="Times New Roman"/>
+                <w:b w:val="0"/>
+                <w:sz w:val="24"/>
+              </w:rPr>
+              <w:t>3</w:t>
             </w:r>
           </w:p>
         </w:tc>
@@ -4800,6 +4921,7 @@
           <w:tcPr>
             <w:tcW w:type="dxa" w:w="1814"/>
             <w:vAlign w:val="center"/>
+            <w:vMerge w:val="restart"/>
           </w:tcPr>
           <w:p>
             <w:pPr>
@@ -4812,7 +4934,7 @@
                 <w:b w:val="0"/>
                 <w:sz w:val="24"/>
               </w:rPr>
-              <w:t>Курсовая работа/проект (при наличии)</w:t>
+              <w:t>Промежуточная аттестация</w:t>
             </w:r>
           </w:p>
         </w:tc>
@@ -4832,7 +4954,7 @@
                 <w:b w:val="0"/>
                 <w:sz w:val="24"/>
               </w:rPr>
-              <w:t>КП</w:t>
+              <w:t>зачёт (З)</w:t>
             </w:r>
           </w:p>
         </w:tc>
@@ -4852,7 +4974,7 @@
                 <w:b w:val="0"/>
                 <w:sz w:val="24"/>
               </w:rPr>
-              <w:t>—</w:t>
+              <w:t>0</w:t>
             </w:r>
           </w:p>
         </w:tc>
@@ -4872,7 +4994,7 @@
                 <w:b w:val="0"/>
                 <w:sz w:val="24"/>
               </w:rPr>
-              <w:t>—</w:t>
+              <w:t>0</w:t>
             </w:r>
           </w:p>
         </w:tc>
@@ -4892,7 +5014,7 @@
                 <w:b w:val="0"/>
                 <w:sz w:val="24"/>
               </w:rPr>
-              <w:t>—</w:t>
+              <w:t>0</w:t>
             </w:r>
           </w:p>
         </w:tc>
@@ -4922,6 +5044,22 @@
           <w:tcPr>
             <w:tcW w:type="dxa" w:w="454"/>
             <w:vAlign w:val="center"/>
+            <w:vMerge w:val="continue"/>
+          </w:tcPr>
+          <w:p/>
+        </w:tc>
+        <w:tc>
+          <w:tcPr>
+            <w:tcW w:type="dxa" w:w="1814"/>
+            <w:vAlign w:val="center"/>
+            <w:vMerge w:val="continue"/>
+          </w:tcPr>
+          <w:p/>
+        </w:tc>
+        <w:tc>
+          <w:tcPr>
+            <w:tcW w:type="dxa" w:w="1361"/>
+            <w:vAlign w:val="center"/>
           </w:tcPr>
           <w:p>
             <w:pPr>
@@ -4934,313 +5072,107 @@
                 <w:b w:val="0"/>
                 <w:sz w:val="24"/>
               </w:rPr>
-              <w:t>3</w:t>
-            </w:r>
-          </w:p>
+              <w:t>зачёт с оценкой (ЗаО)</w:t>
+            </w:r>
+          </w:p>
+        </w:tc>
+        <w:tc>
+          <w:tcPr>
+            <w:tcW w:type="dxa" w:w="737"/>
+            <w:vAlign w:val="center"/>
+          </w:tcPr>
+          <w:p>
+            <w:pPr>
+              <w:spacing w:before="0" w:after="20" w:line="240" w:lineRule="auto"/>
+              <w:jc w:val="center"/>
+            </w:pPr>
+            <w:r>
+              <w:rPr>
+                <w:rFonts w:ascii="Times New Roman" w:hAnsi="Times New Roman"/>
+                <w:b w:val="0"/>
+                <w:sz w:val="24"/>
+              </w:rPr>
+              <w:t>0</w:t>
+            </w:r>
+          </w:p>
+        </w:tc>
+        <w:tc>
+          <w:tcPr>
+            <w:tcW w:type="dxa" w:w="1587"/>
+            <w:vAlign w:val="center"/>
+          </w:tcPr>
+          <w:p>
+            <w:pPr>
+              <w:spacing w:before="0" w:after="20" w:line="240" w:lineRule="auto"/>
+              <w:jc w:val="center"/>
+            </w:pPr>
+            <w:r>
+              <w:rPr>
+                <w:rFonts w:ascii="Times New Roman" w:hAnsi="Times New Roman"/>
+                <w:b w:val="0"/>
+                <w:sz w:val="24"/>
+              </w:rPr>
+              <w:t>0</w:t>
+            </w:r>
+          </w:p>
+        </w:tc>
+        <w:tc>
+          <w:tcPr>
+            <w:tcW w:type="dxa" w:w="1701"/>
+            <w:vAlign w:val="center"/>
+          </w:tcPr>
+          <w:p>
+            <w:pPr>
+              <w:spacing w:before="0" w:after="20" w:line="240" w:lineRule="auto"/>
+              <w:jc w:val="center"/>
+            </w:pPr>
+            <w:r>
+              <w:rPr>
+                <w:rFonts w:ascii="Times New Roman" w:hAnsi="Times New Roman"/>
+                <w:b w:val="0"/>
+                <w:sz w:val="24"/>
+              </w:rPr>
+              <w:t>—</w:t>
+            </w:r>
+          </w:p>
+        </w:tc>
+        <w:tc>
+          <w:tcPr>
+            <w:tcW w:type="dxa" w:w="1701"/>
+            <w:vAlign w:val="center"/>
+          </w:tcPr>
+          <w:p>
+            <w:pPr>
+              <w:spacing w:before="0" w:after="20" w:line="240" w:lineRule="auto"/>
+              <w:jc w:val="center"/>
+            </w:pPr>
+            <w:r>
+              <w:rPr>
+                <w:rFonts w:ascii="Times New Roman" w:hAnsi="Times New Roman"/>
+                <w:b w:val="0"/>
+                <w:sz w:val="24"/>
+              </w:rPr>
+              <w:t>0</w:t>
+            </w:r>
+          </w:p>
+        </w:tc>
+      </w:tr>
+      <w:tr>
+        <w:tc>
+          <w:tcPr>
+            <w:tcW w:type="dxa" w:w="454"/>
+            <w:vAlign w:val="center"/>
+            <w:vMerge w:val="continue"/>
+          </w:tcPr>
+          <w:p/>
         </w:tc>
         <w:tc>
           <w:tcPr>
             <w:tcW w:type="dxa" w:w="1814"/>
             <w:vAlign w:val="center"/>
-          </w:tcPr>
-          <w:p>
-            <w:pPr>
-              <w:spacing w:before="0" w:after="20" w:line="240" w:lineRule="auto"/>
-              <w:jc w:val="left"/>
-            </w:pPr>
-            <w:r>
-              <w:rPr>
-                <w:rFonts w:ascii="Times New Roman" w:hAnsi="Times New Roman"/>
-                <w:b w:val="0"/>
-                <w:sz w:val="24"/>
-              </w:rPr>
-              <w:t>Промежуточная аттестация</w:t>
-            </w:r>
-          </w:p>
-        </w:tc>
-        <w:tc>
-          <w:tcPr>
-            <w:tcW w:type="dxa" w:w="1361"/>
-            <w:vAlign w:val="center"/>
-          </w:tcPr>
-          <w:p>
-            <w:pPr>
-              <w:spacing w:before="0" w:after="20" w:line="240" w:lineRule="auto"/>
-              <w:jc w:val="center"/>
-            </w:pPr>
-            <w:r>
-              <w:rPr>
-                <w:rFonts w:ascii="Times New Roman" w:hAnsi="Times New Roman"/>
-                <w:b w:val="0"/>
-                <w:sz w:val="24"/>
-              </w:rPr>
-              <w:t>зачёт (З)</w:t>
-            </w:r>
-          </w:p>
-        </w:tc>
-        <w:tc>
-          <w:tcPr>
-            <w:tcW w:type="dxa" w:w="737"/>
-            <w:vAlign w:val="center"/>
-          </w:tcPr>
-          <w:p>
-            <w:pPr>
-              <w:spacing w:before="0" w:after="20" w:line="240" w:lineRule="auto"/>
-              <w:jc w:val="center"/>
-            </w:pPr>
-            <w:r>
-              <w:rPr>
-                <w:rFonts w:ascii="Times New Roman" w:hAnsi="Times New Roman"/>
-                <w:b w:val="0"/>
-                <w:sz w:val="24"/>
-              </w:rPr>
-              <w:t>0</w:t>
-            </w:r>
-          </w:p>
-        </w:tc>
-        <w:tc>
-          <w:tcPr>
-            <w:tcW w:type="dxa" w:w="1587"/>
-            <w:vAlign w:val="center"/>
-          </w:tcPr>
-          <w:p>
-            <w:pPr>
-              <w:spacing w:before="0" w:after="20" w:line="240" w:lineRule="auto"/>
-              <w:jc w:val="center"/>
-            </w:pPr>
-            <w:r>
-              <w:rPr>
-                <w:rFonts w:ascii="Times New Roman" w:hAnsi="Times New Roman"/>
-                <w:b w:val="0"/>
-                <w:sz w:val="24"/>
-              </w:rPr>
-              <w:t>0</w:t>
-            </w:r>
-          </w:p>
-        </w:tc>
-        <w:tc>
-          <w:tcPr>
-            <w:tcW w:type="dxa" w:w="1701"/>
-            <w:vAlign w:val="center"/>
-          </w:tcPr>
-          <w:p>
-            <w:pPr>
-              <w:spacing w:before="0" w:after="20" w:line="240" w:lineRule="auto"/>
-              <w:jc w:val="center"/>
-            </w:pPr>
-            <w:r>
-              <w:rPr>
-                <w:rFonts w:ascii="Times New Roman" w:hAnsi="Times New Roman"/>
-                <w:b w:val="0"/>
-                <w:sz w:val="24"/>
-              </w:rPr>
-              <w:t>0</w:t>
-            </w:r>
-          </w:p>
-        </w:tc>
-        <w:tc>
-          <w:tcPr>
-            <w:tcW w:type="dxa" w:w="1701"/>
-            <w:vAlign w:val="center"/>
-          </w:tcPr>
-          <w:p>
-            <w:pPr>
-              <w:spacing w:before="0" w:after="20" w:line="240" w:lineRule="auto"/>
-              <w:jc w:val="center"/>
-            </w:pPr>
-            <w:r>
-              <w:rPr>
-                <w:rFonts w:ascii="Times New Roman" w:hAnsi="Times New Roman"/>
-                <w:b w:val="0"/>
-                <w:sz w:val="24"/>
-              </w:rPr>
-              <w:t>—</w:t>
-            </w:r>
-          </w:p>
-        </w:tc>
-      </w:tr>
-      <w:tr>
-        <w:tc>
-          <w:tcPr>
-            <w:tcW w:type="dxa" w:w="454"/>
-            <w:vAlign w:val="center"/>
-          </w:tcPr>
-          <w:p>
-            <w:pPr>
-              <w:spacing w:before="0" w:after="20" w:line="240" w:lineRule="auto"/>
-              <w:jc w:val="center"/>
-            </w:pPr>
-            <w:r>
-              <w:rPr>
-                <w:rFonts w:ascii="Times New Roman" w:hAnsi="Times New Roman"/>
-                <w:b w:val="0"/>
-                <w:sz w:val="24"/>
-              </w:rPr>
-              <w:t>3</w:t>
-            </w:r>
-          </w:p>
-        </w:tc>
-        <w:tc>
-          <w:tcPr>
-            <w:tcW w:type="dxa" w:w="1814"/>
-            <w:vAlign w:val="center"/>
-          </w:tcPr>
-          <w:p>
-            <w:pPr>
-              <w:spacing w:before="0" w:after="20" w:line="240" w:lineRule="auto"/>
-              <w:jc w:val="left"/>
-            </w:pPr>
-            <w:r>
-              <w:rPr>
-                <w:rFonts w:ascii="Times New Roman" w:hAnsi="Times New Roman"/>
-                <w:b w:val="0"/>
-                <w:sz w:val="24"/>
-              </w:rPr>
-              <w:t>Промежуточная аттестация</w:t>
-            </w:r>
-          </w:p>
-        </w:tc>
-        <w:tc>
-          <w:tcPr>
-            <w:tcW w:type="dxa" w:w="1361"/>
-            <w:vAlign w:val="center"/>
-          </w:tcPr>
-          <w:p>
-            <w:pPr>
-              <w:spacing w:before="0" w:after="20" w:line="240" w:lineRule="auto"/>
-              <w:jc w:val="center"/>
-            </w:pPr>
-            <w:r>
-              <w:rPr>
-                <w:rFonts w:ascii="Times New Roman" w:hAnsi="Times New Roman"/>
-                <w:b w:val="0"/>
-                <w:sz w:val="24"/>
-              </w:rPr>
-              <w:t>зачёт с оценкой (ЗаО)</w:t>
-            </w:r>
-          </w:p>
-        </w:tc>
-        <w:tc>
-          <w:tcPr>
-            <w:tcW w:type="dxa" w:w="737"/>
-            <w:vAlign w:val="center"/>
-          </w:tcPr>
-          <w:p>
-            <w:pPr>
-              <w:spacing w:before="0" w:after="20" w:line="240" w:lineRule="auto"/>
-              <w:jc w:val="center"/>
-            </w:pPr>
-            <w:r>
-              <w:rPr>
-                <w:rFonts w:ascii="Times New Roman" w:hAnsi="Times New Roman"/>
-                <w:b w:val="0"/>
-                <w:sz w:val="24"/>
-              </w:rPr>
-              <w:t>0</w:t>
-            </w:r>
-          </w:p>
-        </w:tc>
-        <w:tc>
-          <w:tcPr>
-            <w:tcW w:type="dxa" w:w="1587"/>
-            <w:vAlign w:val="center"/>
-          </w:tcPr>
-          <w:p>
-            <w:pPr>
-              <w:spacing w:before="0" w:after="20" w:line="240" w:lineRule="auto"/>
-              <w:jc w:val="center"/>
-            </w:pPr>
-            <w:r>
-              <w:rPr>
-                <w:rFonts w:ascii="Times New Roman" w:hAnsi="Times New Roman"/>
-                <w:b w:val="0"/>
-                <w:sz w:val="24"/>
-              </w:rPr>
-              <w:t>0</w:t>
-            </w:r>
-          </w:p>
-        </w:tc>
-        <w:tc>
-          <w:tcPr>
-            <w:tcW w:type="dxa" w:w="1701"/>
-            <w:vAlign w:val="center"/>
-          </w:tcPr>
-          <w:p>
-            <w:pPr>
-              <w:spacing w:before="0" w:after="20" w:line="240" w:lineRule="auto"/>
-              <w:jc w:val="center"/>
-            </w:pPr>
-            <w:r>
-              <w:rPr>
-                <w:rFonts w:ascii="Times New Roman" w:hAnsi="Times New Roman"/>
-                <w:b w:val="0"/>
-                <w:sz w:val="24"/>
-              </w:rPr>
-              <w:t>—</w:t>
-            </w:r>
-          </w:p>
-        </w:tc>
-        <w:tc>
-          <w:tcPr>
-            <w:tcW w:type="dxa" w:w="1701"/>
-            <w:vAlign w:val="center"/>
-          </w:tcPr>
-          <w:p>
-            <w:pPr>
-              <w:spacing w:before="0" w:after="20" w:line="240" w:lineRule="auto"/>
-              <w:jc w:val="center"/>
-            </w:pPr>
-            <w:r>
-              <w:rPr>
-                <w:rFonts w:ascii="Times New Roman" w:hAnsi="Times New Roman"/>
-                <w:b w:val="0"/>
-                <w:sz w:val="24"/>
-              </w:rPr>
-              <w:t>0</w:t>
-            </w:r>
-          </w:p>
-        </w:tc>
-      </w:tr>
-      <w:tr>
-        <w:tc>
-          <w:tcPr>
-            <w:tcW w:type="dxa" w:w="454"/>
-            <w:vAlign w:val="center"/>
-          </w:tcPr>
-          <w:p>
-            <w:pPr>
-              <w:spacing w:before="0" w:after="20" w:line="240" w:lineRule="auto"/>
-              <w:jc w:val="center"/>
-            </w:pPr>
-            <w:r>
-              <w:rPr>
-                <w:rFonts w:ascii="Times New Roman" w:hAnsi="Times New Roman"/>
-                <w:b w:val="0"/>
-                <w:sz w:val="24"/>
-              </w:rPr>
-              <w:t>3</w:t>
-            </w:r>
-          </w:p>
-        </w:tc>
-        <w:tc>
-          <w:tcPr>
-            <w:tcW w:type="dxa" w:w="1814"/>
-            <w:vAlign w:val="center"/>
-          </w:tcPr>
-          <w:p>
-            <w:pPr>
-              <w:spacing w:before="0" w:after="20" w:line="240" w:lineRule="auto"/>
-              <w:jc w:val="left"/>
-            </w:pPr>
-            <w:r>
-              <w:rPr>
-                <w:rFonts w:ascii="Times New Roman" w:hAnsi="Times New Roman"/>
-                <w:b w:val="0"/>
-                <w:sz w:val="24"/>
-              </w:rPr>
-              <w:t>Промежуточная аттестация</w:t>
-            </w:r>
-          </w:p>
+            <w:vMerge w:val="continue"/>
+          </w:tcPr>
+          <w:p/>
         </w:tc>
         <w:tc>
           <w:tcPr>

--- a/МатМодиИИ/rpd__doc_docx/Б1.О.01.01_История России.docx
+++ b/МатМодиИИ/rpd__doc_docx/Б1.О.01.01_История России.docx
@@ -10841,77 +10841,28 @@
       <w:r>
         <w:rPr>
           <w:rFonts w:ascii="Times New Roman" w:hAnsi="Times New Roman"/>
-          <w:sz w:val="28"/>
-          <w:szCs w:val="28"/>
+          <w:sz w:val="24"/>
+          <w:color w:val="000000"/>
         </w:rPr>
         <w:t xml:space="preserve">BOOK.ru  [Электронный  ресурс]  :  электронная  библиотека.  –  Доступ  к  полным  текстам  по паролю. – Режим доступа: </w:t>
       </w:r>
-      <w:hyperlink r:id="rId21" w:history="1">
+      <w:hyperlink r:id="rIdResource1">
         <w:r>
           <w:rPr>
-            <w:rStyle w:val="ad"/>
             <w:rFonts w:ascii="Times New Roman" w:hAnsi="Times New Roman"/>
-            <w:sz w:val="28"/>
-            <w:szCs w:val="28"/>
+            <w:sz w:val="24"/>
+            <w:color w:val="000000"/>
           </w:rPr>
-          <w:t xml:space="preserve">http://www.book.ru </w:t>
+          <w:t xml:space="preserve">https://book.ru/</w:t>
         </w:r>
       </w:hyperlink>
       <w:r>
         <w:rPr>
           <w:rFonts w:ascii="Times New Roman" w:hAnsi="Times New Roman"/>
-          <w:sz w:val="28"/>
-          <w:szCs w:val="28"/>
-        </w:rPr>
-        <w:t>(да</w:t>
-      </w:r>
-      <w:r>
-        <w:rPr>
-          <w:rFonts w:ascii="Times New Roman" w:hAnsi="Times New Roman"/>
-          <w:sz w:val="28"/>
-          <w:szCs w:val="28"/>
-        </w:rPr>
-        <w:t>та обращения: 04</w:t>
-      </w:r>
-      <w:r>
-        <w:rPr>
-          <w:rFonts w:ascii="Times New Roman" w:hAnsi="Times New Roman"/>
-          <w:sz w:val="28"/>
-          <w:szCs w:val="28"/>
-        </w:rPr>
-        <w:t>.0</w:t>
-      </w:r>
-      <w:r>
-        <w:rPr>
-          <w:rFonts w:ascii="Times New Roman" w:hAnsi="Times New Roman"/>
-          <w:sz w:val="28"/>
-          <w:szCs w:val="28"/>
-        </w:rPr>
-        <w:t>3</w:t>
-      </w:r>
-      <w:r>
-        <w:rPr>
-          <w:rFonts w:ascii="Times New Roman" w:hAnsi="Times New Roman"/>
-          <w:sz w:val="28"/>
-          <w:szCs w:val="28"/>
-        </w:rPr>
-        <w:t>.202</w:t>
-      </w:r>
-      <w:r>
-        <w:rPr>
-          <w:rFonts w:ascii="Times New Roman" w:hAnsi="Times New Roman"/>
-          <w:sz w:val="28"/>
-          <w:szCs w:val="28"/>
-        </w:rPr>
-        <w:t>3</w:t>
-      </w:r>
-      <w:r>
-        <w:rPr>
-          <w:rFonts w:ascii="Times New Roman" w:hAnsi="Times New Roman"/>
-          <w:sz w:val="28"/>
-          <w:szCs w:val="28"/>
-        </w:rPr>
-        <w:t>).</w:t>
+          <w:sz w:val="24"/>
+          <w:color w:val="000000"/>
+        </w:rPr>
+        <w:t xml:space="preserve"> (дата обращения: 04.03.2023).</w:t>
       </w:r>
     </w:p>
     <w:p>
@@ -10935,77 +10886,28 @@
       <w:r>
         <w:rPr>
           <w:rFonts w:ascii="Times New Roman" w:hAnsi="Times New Roman"/>
-          <w:sz w:val="28"/>
-          <w:szCs w:val="28"/>
-        </w:rPr>
-        <w:t xml:space="preserve">East View [Электронный ресурс] : [база данных]. – Доступ к полным текстам статей научных журналов из сети РГУ имени С. А. Есенина. – Режим доступа: </w:t>
-      </w:r>
-      <w:hyperlink w:history="1">
+          <w:sz w:val="24"/>
+          <w:color w:val="000000"/>
+        </w:rPr>
+        <w:t xml:space="preserve">ИВИС (EastView) : универсальная база электронных периодических изданий : сайт. – URL: </w:t>
+      </w:r>
+      <w:hyperlink r:id="rIdResource2">
         <w:r>
           <w:rPr>
-            <w:rStyle w:val="ad"/>
             <w:rFonts w:ascii="Times New Roman" w:hAnsi="Times New Roman"/>
-            <w:sz w:val="28"/>
-            <w:szCs w:val="28"/>
+            <w:sz w:val="24"/>
+            <w:color w:val="000000"/>
           </w:rPr>
-          <w:t xml:space="preserve">https://dlib.eastview.com </w:t>
+          <w:t xml:space="preserve">https://eivis.ru/</w:t>
         </w:r>
       </w:hyperlink>
       <w:r>
         <w:rPr>
           <w:rFonts w:ascii="Times New Roman" w:hAnsi="Times New Roman"/>
-          <w:sz w:val="28"/>
-          <w:szCs w:val="28"/>
-        </w:rPr>
-        <w:t xml:space="preserve">(дата обращения: </w:t>
-      </w:r>
-      <w:r>
-        <w:rPr>
-          <w:rFonts w:ascii="Times New Roman" w:hAnsi="Times New Roman"/>
-          <w:sz w:val="28"/>
-          <w:szCs w:val="28"/>
-        </w:rPr>
-        <w:t>04</w:t>
-      </w:r>
-      <w:r>
-        <w:rPr>
-          <w:rFonts w:ascii="Times New Roman" w:hAnsi="Times New Roman"/>
-          <w:sz w:val="28"/>
-          <w:szCs w:val="28"/>
-        </w:rPr>
-        <w:t>.0</w:t>
-      </w:r>
-      <w:r>
-        <w:rPr>
-          <w:rFonts w:ascii="Times New Roman" w:hAnsi="Times New Roman"/>
-          <w:sz w:val="28"/>
-          <w:szCs w:val="28"/>
-        </w:rPr>
-        <w:t>3</w:t>
-      </w:r>
-      <w:r>
-        <w:rPr>
-          <w:rFonts w:ascii="Times New Roman" w:hAnsi="Times New Roman"/>
-          <w:sz w:val="28"/>
-          <w:szCs w:val="28"/>
-        </w:rPr>
-        <w:t>.202</w:t>
-      </w:r>
-      <w:r>
-        <w:rPr>
-          <w:rFonts w:ascii="Times New Roman" w:hAnsi="Times New Roman"/>
-          <w:sz w:val="28"/>
-          <w:szCs w:val="28"/>
-        </w:rPr>
-        <w:t>3</w:t>
-      </w:r>
-      <w:r>
-        <w:rPr>
-          <w:rFonts w:ascii="Times New Roman" w:hAnsi="Times New Roman"/>
-          <w:sz w:val="28"/>
-          <w:szCs w:val="28"/>
-        </w:rPr>
-        <w:t>).</w:t>
+          <w:sz w:val="24"/>
+          <w:color w:val="000000"/>
+        </w:rPr>
+        <w:t xml:space="preserve"> (дата обращения: 27.10.2026). – Режим доступа: по подписке университета; в сети университета и удалённо после авторизации. – Текст: электронный.</w:t>
       </w:r>
     </w:p>
     <w:p>
@@ -11104,171 +11006,28 @@
       <w:r>
         <w:rPr>
           <w:rFonts w:ascii="Times New Roman" w:hAnsi="Times New Roman"/>
-          <w:sz w:val="28"/>
-          <w:szCs w:val="28"/>
-        </w:rPr>
-        <w:t xml:space="preserve">Znanium.com [Электронный ресурс] : электронная библиотека. – Доступ к полным текстам по паролю. – Режим доступа: </w:t>
-      </w:r>
-      <w:hyperlink r:id="rId22" w:history="1">
+          <w:sz w:val="24"/>
+          <w:color w:val="000000"/>
+        </w:rPr>
+        <w:t xml:space="preserve">Труды преподавателей [Электронный ресурс]: коллекция // Электронная библиотека Научной библиотеки РГУ имени С. А. Есенина. – Доступ к полным текстам по паролю. – Режим доступа: </w:t>
+      </w:r>
+      <w:hyperlink r:id="rIdResource3">
         <w:r>
           <w:rPr>
-            <w:rStyle w:val="ad"/>
             <w:rFonts w:ascii="Times New Roman" w:hAnsi="Times New Roman"/>
-            <w:sz w:val="28"/>
-            <w:szCs w:val="28"/>
+            <w:sz w:val="24"/>
+            <w:color w:val="000000"/>
           </w:rPr>
-          <w:t xml:space="preserve">http://znanium.com </w:t>
+          <w:t xml:space="preserve">https://library.rsu-rzn.ru/marc/Default.asp</w:t>
         </w:r>
       </w:hyperlink>
       <w:r>
         <w:rPr>
           <w:rFonts w:ascii="Times New Roman" w:hAnsi="Times New Roman"/>
-          <w:sz w:val="28"/>
-          <w:szCs w:val="28"/>
-        </w:rPr>
-        <w:t xml:space="preserve">(дата обращения: </w:t>
-      </w:r>
-      <w:r>
-        <w:rPr>
-          <w:rFonts w:ascii="Times New Roman" w:hAnsi="Times New Roman"/>
-          <w:sz w:val="28"/>
-          <w:szCs w:val="28"/>
-        </w:rPr>
-        <w:t>04</w:t>
-      </w:r>
-      <w:r>
-        <w:rPr>
-          <w:rFonts w:ascii="Times New Roman" w:hAnsi="Times New Roman"/>
-          <w:sz w:val="28"/>
-          <w:szCs w:val="28"/>
-        </w:rPr>
-        <w:t>.0</w:t>
-      </w:r>
-      <w:r>
-        <w:rPr>
-          <w:rFonts w:ascii="Times New Roman" w:hAnsi="Times New Roman"/>
-          <w:sz w:val="28"/>
-          <w:szCs w:val="28"/>
-        </w:rPr>
-        <w:t>3</w:t>
-      </w:r>
-      <w:r>
-        <w:rPr>
-          <w:rFonts w:ascii="Times New Roman" w:hAnsi="Times New Roman"/>
-          <w:sz w:val="28"/>
-          <w:szCs w:val="28"/>
-        </w:rPr>
-        <w:t>.202</w:t>
-      </w:r>
-      <w:r>
-        <w:rPr>
-          <w:rFonts w:ascii="Times New Roman" w:hAnsi="Times New Roman"/>
-          <w:sz w:val="28"/>
-          <w:szCs w:val="28"/>
-        </w:rPr>
-        <w:t>3</w:t>
-      </w:r>
-      <w:r>
-        <w:rPr>
-          <w:rFonts w:ascii="Times New Roman" w:hAnsi="Times New Roman"/>
-          <w:sz w:val="28"/>
-          <w:szCs w:val="28"/>
-        </w:rPr>
-        <w:t>).</w:t>
-      </w:r>
-    </w:p>
-    <w:p>
-      <w:pPr>
-        <w:numPr>
-          <w:ilvl w:val="0"/>
-          <w:numId w:val="12"/>
-        </w:numPr>
-        <w:tabs>
-          <w:tab w:val="left" w:pos="0"/>
-        </w:tabs>
-        <w:spacing w:after="0" w:line="240" w:lineRule="auto"/>
-        <w:ind w:left="0" w:firstLine="284"/>
-        <w:jc w:val="both"/>
-        <w:rPr>
-          <w:rFonts w:ascii="Times New Roman" w:hAnsi="Times New Roman"/>
-          <w:sz w:val="28"/>
-          <w:szCs w:val="28"/>
-        </w:rPr>
-      </w:pPr>
-      <w:r>
-        <w:rPr>
-          <w:rFonts w:ascii="Times New Roman" w:hAnsi="Times New Roman"/>
-          <w:sz w:val="28"/>
-          <w:szCs w:val="28"/>
-        </w:rPr>
-        <w:t xml:space="preserve">Труды преподавателей [Электронный ресурс]: коллекция // Электронная библиотека Научной библиотеки РГУ имени С. А. Есенина. – Доступ к полным текстам по паролю. – Режим доступа: </w:t>
-      </w:r>
-      <w:hyperlink r:id="rId23" w:history="1">
-        <w:r>
-          <w:rPr>
-            <w:rStyle w:val="ad"/>
-            <w:rFonts w:ascii="Times New Roman" w:hAnsi="Times New Roman"/>
-            <w:sz w:val="28"/>
-            <w:szCs w:val="28"/>
-          </w:rPr>
-          <w:t xml:space="preserve">http://dspace.rsu.edu.ru/ xmlui/handle/123456789/3 </w:t>
-        </w:r>
-      </w:hyperlink>
-      <w:r>
-        <w:rPr>
-          <w:rFonts w:ascii="Times New Roman" w:hAnsi="Times New Roman"/>
-          <w:sz w:val="28"/>
-          <w:szCs w:val="28"/>
-        </w:rPr>
-        <w:t xml:space="preserve">(дата обращения: </w:t>
-      </w:r>
-      <w:r>
-        <w:rPr>
-          <w:rFonts w:ascii="Times New Roman" w:hAnsi="Times New Roman"/>
-          <w:sz w:val="28"/>
-          <w:szCs w:val="28"/>
-        </w:rPr>
-        <w:t>04</w:t>
-      </w:r>
-      <w:r>
-        <w:rPr>
-          <w:rFonts w:ascii="Times New Roman" w:hAnsi="Times New Roman"/>
-          <w:sz w:val="28"/>
-          <w:szCs w:val="28"/>
-        </w:rPr>
-        <w:t>.0</w:t>
-      </w:r>
-      <w:r>
-        <w:rPr>
-          <w:rFonts w:ascii="Times New Roman" w:hAnsi="Times New Roman"/>
-          <w:sz w:val="28"/>
-          <w:szCs w:val="28"/>
-        </w:rPr>
-        <w:t>3</w:t>
-      </w:r>
-      <w:r>
-        <w:rPr>
-          <w:rFonts w:ascii="Times New Roman" w:hAnsi="Times New Roman"/>
-          <w:sz w:val="28"/>
-          <w:szCs w:val="28"/>
-        </w:rPr>
-        <w:t>.202</w:t>
-      </w:r>
-      <w:r>
-        <w:rPr>
-          <w:rFonts w:ascii="Times New Roman" w:hAnsi="Times New Roman"/>
-          <w:sz w:val="28"/>
-          <w:szCs w:val="28"/>
-        </w:rPr>
-        <w:t>3</w:t>
-      </w:r>
-      <w:r>
-        <w:rPr>
-          <w:rFonts w:ascii="Times New Roman" w:hAnsi="Times New Roman"/>
-          <w:sz w:val="28"/>
-          <w:szCs w:val="28"/>
-        </w:rPr>
-        <w:t>).</w:t>
+          <w:sz w:val="24"/>
+          <w:color w:val="000000"/>
+        </w:rPr>
+        <w:t xml:space="preserve"> (дата обращения: 27.10.2026).</w:t>
       </w:r>
     </w:p>
     <w:p>
@@ -14250,7 +14009,7 @@
         <w:t>УЧЕБНОГО ПРОЦЕССА:</w:t>
       </w:r>
     </w:p>
-    <w:p>
+    <w:p xmlns:w="http://schemas.openxmlformats.org/wordprocessingml/2006/main" xmlns:w14="http://schemas.microsoft.com/office/word/2010/wordml">
       <w:pPr>
         <w:pStyle w:val="ae"/>
         <w:ind w:left="568" w:firstLine="0"/>
@@ -14269,19 +14028,10 @@
           <w:szCs w:val="28"/>
           <w:lang w:val="ru-RU"/>
         </w:rPr>
-        <w:t>С</w:t>
-      </w:r>
-      <w:r>
-        <w:rPr>
-          <w:b/>
-          <w:sz w:val="28"/>
-          <w:szCs w:val="28"/>
-          <w:lang w:val="ru-RU"/>
-        </w:rPr>
-        <w:t>тандартный набор ПО (в компьютерных классах):</w:t>
-      </w:r>
-    </w:p>
-    <w:tbl>
+        <w:t xml:space="preserve">Стандартный набор ПО:</w:t>
+      </w:r>
+    </w:p>
+    <w:tbl xmlns:w="http://schemas.openxmlformats.org/wordprocessingml/2006/main" xmlns:w14="http://schemas.microsoft.com/office/word/2010/wordml">
       <w:tblPr>
         <w:tblW w:w="0" w:type="auto"/>
         <w:tblBorders>
@@ -14319,7 +14069,7 @@
                 <w:b/>
                 <w:sz w:val="24"/>
               </w:rPr>
-              <w:t>Название ПО</w:t>
+              <w:t xml:space="preserve">Название ПО</w:t>
             </w:r>
           </w:p>
         </w:tc>
@@ -14339,7 +14089,7 @@
                 <w:b/>
                 <w:sz w:val="24"/>
               </w:rPr>
-              <w:t>Основание</w:t>
+              <w:t xml:space="preserve">Основание</w:t>
             </w:r>
           </w:p>
         </w:tc>
@@ -14365,272 +14115,32 @@
                 <w:szCs w:val="24"/>
               </w:rPr>
               <w:t xml:space="preserve">Операционная система </w:t>
-            </w:r>
-            <w:r>
-              <w:rPr>
-                <w:rFonts w:ascii="Times New Roman" w:hAnsi="Times New Roman"/>
+              <w:br/>
+              <w:t xml:space="preserve">РЕД ОС 8.0 «Рабочая станция»</w:t>
+            </w:r>
+          </w:p>
+        </w:tc>
+        <w:tc>
+          <w:tcPr>
+            <w:tcW w:w="5352" w:type="dxa"/>
+          </w:tcPr>
+          <w:p>
+            <w:pPr>
+              <w:spacing w:after="0" w:line="240" w:lineRule="auto"/>
+              <w:rPr>
+                <w:rFonts w:ascii="Times New Roman" w:hAnsi="Times New Roman"/>
+                <w:b/>
                 <w:sz w:val="24"/>
                 <w:szCs w:val="24"/>
-                <w:lang w:val="en-US"/>
-              </w:rPr>
-              <w:t>WindowsPro</w:t>
-            </w:r>
-          </w:p>
-          <w:p>
-            <w:pPr>
-              <w:spacing w:after="0" w:line="240" w:lineRule="auto"/>
-              <w:rPr>
-                <w:rFonts w:ascii="Times New Roman" w:hAnsi="Times New Roman"/>
-                <w:b/>
+              </w:rPr>
+            </w:pPr>
+            <w:r>
+              <w:rPr>
+                <w:rFonts w:ascii="Times New Roman" w:hAnsi="Times New Roman"/>
                 <w:sz w:val="24"/>
                 <w:szCs w:val="24"/>
               </w:rPr>
-            </w:pPr>
-          </w:p>
-        </w:tc>
-        <w:tc>
-          <w:tcPr>
-            <w:tcW w:w="5352" w:type="dxa"/>
-          </w:tcPr>
-          <w:p>
-            <w:pPr>
-              <w:spacing w:after="0" w:line="240" w:lineRule="auto"/>
-              <w:rPr>
-                <w:rFonts w:ascii="Times New Roman" w:hAnsi="Times New Roman"/>
-                <w:b/>
-                <w:sz w:val="24"/>
-                <w:szCs w:val="24"/>
-              </w:rPr>
-            </w:pPr>
-            <w:r>
-              <w:rPr>
-                <w:rFonts w:ascii="Times New Roman" w:hAnsi="Times New Roman"/>
-                <w:sz w:val="24"/>
-                <w:szCs w:val="24"/>
-              </w:rPr>
-              <w:t>Д</w:t>
-            </w:r>
-            <w:r>
-              <w:rPr>
-                <w:rFonts w:ascii="Times New Roman" w:hAnsi="Times New Roman"/>
-                <w:color w:val="000000"/>
-                <w:sz w:val="24"/>
-                <w:szCs w:val="24"/>
-                <w:shd w:val="clear" w:color="auto" w:fill="FFFFFF"/>
-              </w:rPr>
-              <w:t xml:space="preserve">оговор №65/2019 от 02.10.2019, </w:t>
-            </w:r>
-            <w:r>
-              <w:rPr>
-                <w:rFonts w:ascii="Times New Roman" w:hAnsi="Times New Roman"/>
-                <w:sz w:val="24"/>
-                <w:szCs w:val="24"/>
-              </w:rPr>
-              <w:t xml:space="preserve">подписка </w:t>
-            </w:r>
-            <w:r>
-              <w:rPr>
-                <w:rFonts w:ascii="Times New Roman" w:hAnsi="Times New Roman"/>
-                <w:sz w:val="24"/>
-                <w:szCs w:val="24"/>
-                <w:lang w:val="en-US"/>
-              </w:rPr>
-              <w:t>Azure</w:t>
-            </w:r>
-            <w:r>
-              <w:rPr>
-                <w:rFonts w:ascii="Times New Roman" w:hAnsi="Times New Roman"/>
-                <w:sz w:val="24"/>
-                <w:szCs w:val="24"/>
-              </w:rPr>
-              <w:t xml:space="preserve"> </w:t>
-            </w:r>
-            <w:r>
-              <w:rPr>
-                <w:rFonts w:ascii="Times New Roman" w:hAnsi="Times New Roman"/>
-                <w:sz w:val="24"/>
-                <w:szCs w:val="24"/>
-                <w:lang w:val="en-US"/>
-              </w:rPr>
-              <w:t>Dev</w:t>
-            </w:r>
-            <w:r>
-              <w:rPr>
-                <w:rFonts w:ascii="Times New Roman" w:hAnsi="Times New Roman"/>
-                <w:sz w:val="24"/>
-                <w:szCs w:val="24"/>
-              </w:rPr>
-              <w:t xml:space="preserve"> </w:t>
-            </w:r>
-            <w:r>
-              <w:rPr>
-                <w:rFonts w:ascii="Times New Roman" w:hAnsi="Times New Roman"/>
-                <w:sz w:val="24"/>
-                <w:szCs w:val="24"/>
-                <w:lang w:val="en-US"/>
-              </w:rPr>
-              <w:t>Tools</w:t>
-            </w:r>
-            <w:r>
-              <w:rPr>
-                <w:rFonts w:ascii="Times New Roman" w:hAnsi="Times New Roman"/>
-                <w:sz w:val="24"/>
-                <w:szCs w:val="24"/>
-              </w:rPr>
-              <w:t xml:space="preserve"> </w:t>
-            </w:r>
-            <w:r>
-              <w:rPr>
-                <w:rFonts w:ascii="Times New Roman" w:hAnsi="Times New Roman"/>
-                <w:sz w:val="24"/>
-                <w:szCs w:val="24"/>
-                <w:lang w:val="en-US"/>
-              </w:rPr>
-              <w:t>for</w:t>
-            </w:r>
-            <w:r>
-              <w:rPr>
-                <w:rFonts w:ascii="Times New Roman" w:hAnsi="Times New Roman"/>
-                <w:sz w:val="24"/>
-                <w:szCs w:val="24"/>
-              </w:rPr>
-              <w:t xml:space="preserve"> </w:t>
-            </w:r>
-            <w:r>
-              <w:rPr>
-                <w:rFonts w:ascii="Times New Roman" w:hAnsi="Times New Roman"/>
-                <w:sz w:val="24"/>
-                <w:szCs w:val="24"/>
-                <w:lang w:val="en-US"/>
-              </w:rPr>
-              <w:t>Teaching</w:t>
-            </w:r>
-            <w:r>
-              <w:rPr>
-                <w:rFonts w:ascii="Times New Roman" w:hAnsi="Times New Roman"/>
-                <w:sz w:val="24"/>
-                <w:szCs w:val="24"/>
-              </w:rPr>
-              <w:t xml:space="preserve">, идентификатор подписки: </w:t>
-            </w:r>
-            <w:r>
-              <w:rPr>
-                <w:rFonts w:ascii="Times New Roman" w:hAnsi="Times New Roman"/>
-                <w:sz w:val="24"/>
-                <w:szCs w:val="24"/>
-                <w:lang w:val="en-US"/>
-              </w:rPr>
-              <w:t>e</w:t>
-            </w:r>
-            <w:r>
-              <w:rPr>
-                <w:rFonts w:ascii="Times New Roman" w:hAnsi="Times New Roman"/>
-                <w:sz w:val="24"/>
-                <w:szCs w:val="24"/>
-              </w:rPr>
-              <w:t>2</w:t>
-            </w:r>
-            <w:r>
-              <w:rPr>
-                <w:rFonts w:ascii="Times New Roman" w:hAnsi="Times New Roman"/>
-                <w:sz w:val="24"/>
-                <w:szCs w:val="24"/>
-                <w:lang w:val="en-US"/>
-              </w:rPr>
-              <w:t>bcc</w:t>
-            </w:r>
-            <w:r>
-              <w:rPr>
-                <w:rFonts w:ascii="Times New Roman" w:hAnsi="Times New Roman"/>
-                <w:sz w:val="24"/>
-                <w:szCs w:val="24"/>
-              </w:rPr>
-              <w:t>668-3</w:t>
-            </w:r>
-            <w:r>
-              <w:rPr>
-                <w:rFonts w:ascii="Times New Roman" w:hAnsi="Times New Roman"/>
-                <w:sz w:val="24"/>
-                <w:szCs w:val="24"/>
-                <w:lang w:val="en-US"/>
-              </w:rPr>
-              <w:t>a</w:t>
-            </w:r>
-            <w:r>
-              <w:rPr>
-                <w:rFonts w:ascii="Times New Roman" w:hAnsi="Times New Roman"/>
-                <w:sz w:val="24"/>
-                <w:szCs w:val="24"/>
-              </w:rPr>
-              <w:t>81-4</w:t>
-            </w:r>
-            <w:r>
-              <w:rPr>
-                <w:rFonts w:ascii="Times New Roman" w:hAnsi="Times New Roman"/>
-                <w:sz w:val="24"/>
-                <w:szCs w:val="24"/>
-                <w:lang w:val="en-US"/>
-              </w:rPr>
-              <w:t>cc</w:t>
-            </w:r>
-            <w:r>
-              <w:rPr>
-                <w:rFonts w:ascii="Times New Roman" w:hAnsi="Times New Roman"/>
-                <w:sz w:val="24"/>
-                <w:szCs w:val="24"/>
-              </w:rPr>
-              <w:t>8-9201-</w:t>
-            </w:r>
-            <w:r>
-              <w:rPr>
-                <w:rFonts w:ascii="Times New Roman" w:hAnsi="Times New Roman"/>
-                <w:sz w:val="24"/>
-                <w:szCs w:val="24"/>
-                <w:lang w:val="en-US"/>
-              </w:rPr>
-              <w:t>c</w:t>
-            </w:r>
-            <w:r>
-              <w:rPr>
-                <w:rFonts w:ascii="Times New Roman" w:hAnsi="Times New Roman"/>
-                <w:sz w:val="24"/>
-                <w:szCs w:val="24"/>
-              </w:rPr>
-              <w:t>0</w:t>
-            </w:r>
-            <w:r>
-              <w:rPr>
-                <w:rFonts w:ascii="Times New Roman" w:hAnsi="Times New Roman"/>
-                <w:sz w:val="24"/>
-                <w:szCs w:val="24"/>
-                <w:lang w:val="en-US"/>
-              </w:rPr>
-              <w:t>c</w:t>
-            </w:r>
-            <w:r>
-              <w:rPr>
-                <w:rFonts w:ascii="Times New Roman" w:hAnsi="Times New Roman"/>
-                <w:sz w:val="24"/>
-                <w:szCs w:val="24"/>
-              </w:rPr>
-              <w:t>5</w:t>
-            </w:r>
-            <w:r>
-              <w:rPr>
-                <w:rFonts w:ascii="Times New Roman" w:hAnsi="Times New Roman"/>
-                <w:sz w:val="24"/>
-                <w:szCs w:val="24"/>
-                <w:lang w:val="en-US"/>
-              </w:rPr>
-              <w:t>ab</w:t>
-            </w:r>
-            <w:r>
-              <w:rPr>
-                <w:rFonts w:ascii="Times New Roman" w:hAnsi="Times New Roman"/>
-                <w:sz w:val="24"/>
-                <w:szCs w:val="24"/>
-              </w:rPr>
-              <w:t>849928</w:t>
+              <w:t xml:space="preserve">Соглашение №93/03-22У от 11.03.2022</w:t>
             </w:r>
           </w:p>
         </w:tc>
@@ -14655,7 +14165,7 @@
                 <w:sz w:val="24"/>
                 <w:szCs w:val="24"/>
               </w:rPr>
-              <w:t>PDF ридер Foxit Reader</w:t>
+              <w:t xml:space="preserve">Офисный пакет Р7-Офис</w:t>
             </w:r>
           </w:p>
         </w:tc>
@@ -14668,6 +14178,7 @@
               <w:spacing w:after="0" w:line="240" w:lineRule="auto"/>
               <w:rPr>
                 <w:rFonts w:ascii="Times New Roman" w:hAnsi="Times New Roman"/>
+                <w:b/>
                 <w:sz w:val="24"/>
                 <w:szCs w:val="24"/>
               </w:rPr>
@@ -14678,7 +14189,7 @@
                 <w:sz w:val="24"/>
                 <w:szCs w:val="24"/>
               </w:rPr>
-              <w:t>Свободно распространяемое ПО</w:t>
+              <w:t xml:space="preserve">Соглашение б/н от 19.01.2026</w:t>
             </w:r>
           </w:p>
         </w:tc>
@@ -14693,6 +14204,29 @@
               <w:spacing w:after="0" w:line="240" w:lineRule="auto"/>
               <w:rPr>
                 <w:rFonts w:ascii="Times New Roman" w:hAnsi="Times New Roman"/>
+                <w:sz w:val="24"/>
+                <w:szCs w:val="24"/>
+              </w:rPr>
+            </w:pPr>
+            <w:r>
+              <w:rPr>
+                <w:rFonts w:ascii="Times New Roman" w:hAnsi="Times New Roman"/>
+                <w:sz w:val="24"/>
+                <w:szCs w:val="24"/>
+              </w:rPr>
+              <w:t xml:space="preserve">Офисный пакет Libre Office </w:t>
+            </w:r>
+          </w:p>
+        </w:tc>
+        <w:tc>
+          <w:tcPr>
+            <w:tcW w:w="5352" w:type="dxa"/>
+          </w:tcPr>
+          <w:p>
+            <w:pPr>
+              <w:spacing w:after="0" w:line="240" w:lineRule="auto"/>
+              <w:rPr>
+                <w:rFonts w:ascii="Times New Roman" w:hAnsi="Times New Roman"/>
                 <w:b/>
                 <w:sz w:val="24"/>
                 <w:szCs w:val="24"/>
@@ -14704,31 +14238,7 @@
                 <w:sz w:val="24"/>
                 <w:szCs w:val="24"/>
               </w:rPr>
-              <w:t xml:space="preserve">Офисное приложение Libre Office </w:t>
-            </w:r>
-          </w:p>
-        </w:tc>
-        <w:tc>
-          <w:tcPr>
-            <w:tcW w:w="5352" w:type="dxa"/>
-          </w:tcPr>
-          <w:p>
-            <w:pPr>
-              <w:spacing w:after="0" w:line="240" w:lineRule="auto"/>
-              <w:rPr>
-                <w:rFonts w:ascii="Times New Roman" w:hAnsi="Times New Roman"/>
-                <w:b/>
-                <w:sz w:val="24"/>
-                <w:szCs w:val="24"/>
-              </w:rPr>
-            </w:pPr>
-            <w:r>
-              <w:rPr>
-                <w:rFonts w:ascii="Times New Roman" w:hAnsi="Times New Roman"/>
-                <w:sz w:val="24"/>
-                <w:szCs w:val="24"/>
-              </w:rPr>
-              <w:t>Свободно распространяемое ПО</w:t>
+              <w:t xml:space="preserve">Свободно распространяемое ПО</w:t>
             </w:r>
           </w:p>
         </w:tc>
@@ -14743,6 +14253,31 @@
               <w:spacing w:after="0" w:line="240" w:lineRule="auto"/>
               <w:rPr>
                 <w:rFonts w:ascii="Times New Roman" w:hAnsi="Times New Roman"/>
+                <w:sz w:val="24"/>
+                <w:szCs w:val="24"/>
+              </w:rPr>
+            </w:pPr>
+            <w:r>
+              <w:rPr>
+                <w:rFonts w:ascii="Times New Roman" w:hAnsi="Times New Roman"/>
+                <w:sz w:val="24"/>
+                <w:szCs w:val="24"/>
+              </w:rPr>
+              <w:t xml:space="preserve">Архиватор: </w:t>
+              <w:br/>
+              <w:t xml:space="preserve">Engrampa – Archive Manager </w:t>
+            </w:r>
+          </w:p>
+        </w:tc>
+        <w:tc>
+          <w:tcPr>
+            <w:tcW w:w="5352" w:type="dxa"/>
+          </w:tcPr>
+          <w:p>
+            <w:pPr>
+              <w:spacing w:after="0" w:line="240" w:lineRule="auto"/>
+              <w:rPr>
+                <w:rFonts w:ascii="Times New Roman" w:hAnsi="Times New Roman"/>
                 <w:b/>
                 <w:sz w:val="24"/>
                 <w:szCs w:val="24"/>
@@ -14754,76 +14289,8 @@
                 <w:sz w:val="24"/>
                 <w:szCs w:val="24"/>
               </w:rPr>
-              <w:t xml:space="preserve">Приложение для распознавания текста </w:t>
-            </w:r>
-            <w:r>
-              <w:rPr>
-                <w:rFonts w:ascii="Times New Roman" w:hAnsi="Times New Roman"/>
-                <w:sz w:val="24"/>
-                <w:szCs w:val="24"/>
-                <w:lang w:val="en-US"/>
-              </w:rPr>
-              <w:t>Abbyy</w:t>
-            </w:r>
-            <w:r>
-              <w:rPr>
-                <w:rFonts w:ascii="Times New Roman" w:hAnsi="Times New Roman"/>
-                <w:sz w:val="24"/>
-                <w:szCs w:val="24"/>
-              </w:rPr>
-              <w:t xml:space="preserve"> </w:t>
-            </w:r>
-            <w:r>
-              <w:rPr>
-                <w:rFonts w:ascii="Times New Roman" w:hAnsi="Times New Roman"/>
-                <w:sz w:val="24"/>
-                <w:szCs w:val="24"/>
-                <w:lang w:val="en-US"/>
-              </w:rPr>
-              <w:t>FineReader</w:t>
-            </w:r>
-            <w:r>
-              <w:rPr>
-                <w:rFonts w:ascii="Times New Roman" w:hAnsi="Times New Roman"/>
-                <w:sz w:val="24"/>
-                <w:szCs w:val="24"/>
-              </w:rPr>
-              <w:t xml:space="preserve"> </w:t>
-            </w:r>
-          </w:p>
-        </w:tc>
-        <w:tc>
-          <w:tcPr>
-            <w:tcW w:w="5352" w:type="dxa"/>
-          </w:tcPr>
-          <w:p>
-            <w:pPr>
-              <w:spacing w:after="0" w:line="240" w:lineRule="auto"/>
-              <w:rPr>
-                <w:rFonts w:ascii="Times New Roman" w:hAnsi="Times New Roman"/>
-                <w:sz w:val="24"/>
-                <w:szCs w:val="24"/>
-              </w:rPr>
-            </w:pPr>
-            <w:r>
-              <w:rPr>
-                <w:rFonts w:ascii="Times New Roman" w:hAnsi="Times New Roman"/>
-                <w:sz w:val="24"/>
-                <w:szCs w:val="24"/>
-              </w:rPr>
-              <w:t>Договор №22-ЗК-2021 от 23.08.2021г.</w:t>
-            </w:r>
-          </w:p>
-          <w:p>
-            <w:pPr>
-              <w:spacing w:after="0" w:line="240" w:lineRule="auto"/>
-              <w:rPr>
-                <w:rFonts w:ascii="Times New Roman" w:hAnsi="Times New Roman"/>
-                <w:b/>
-                <w:sz w:val="24"/>
-                <w:szCs w:val="24"/>
-              </w:rPr>
-            </w:pPr>
+              <w:t xml:space="preserve">Свободно распространяемое ПО</w:t>
+            </w:r>
           </w:p>
         </w:tc>
       </w:tr>
@@ -14837,6 +14304,31 @@
               <w:spacing w:after="0" w:line="240" w:lineRule="auto"/>
               <w:rPr>
                 <w:rFonts w:ascii="Times New Roman" w:hAnsi="Times New Roman"/>
+                <w:sz w:val="24"/>
+                <w:szCs w:val="24"/>
+              </w:rPr>
+            </w:pPr>
+            <w:r>
+              <w:rPr>
+                <w:rFonts w:ascii="Times New Roman" w:hAnsi="Times New Roman"/>
+                <w:sz w:val="24"/>
+                <w:szCs w:val="24"/>
+              </w:rPr>
+              <w:t xml:space="preserve">Файловые менеджеры:</w:t>
+              <w:br/>
+              <w:t xml:space="preserve">Midnight Commander, Double Commander</w:t>
+            </w:r>
+          </w:p>
+        </w:tc>
+        <w:tc>
+          <w:tcPr>
+            <w:tcW w:w="5352" w:type="dxa"/>
+          </w:tcPr>
+          <w:p>
+            <w:pPr>
+              <w:spacing w:after="0" w:line="240" w:lineRule="auto"/>
+              <w:rPr>
+                <w:rFonts w:ascii="Times New Roman" w:hAnsi="Times New Roman"/>
                 <w:b/>
                 <w:sz w:val="24"/>
                 <w:szCs w:val="24"/>
@@ -14848,31 +14340,7 @@
                 <w:sz w:val="24"/>
                 <w:szCs w:val="24"/>
               </w:rPr>
-              <w:t xml:space="preserve">Архиватор 7-zip </w:t>
-            </w:r>
-          </w:p>
-        </w:tc>
-        <w:tc>
-          <w:tcPr>
-            <w:tcW w:w="5352" w:type="dxa"/>
-          </w:tcPr>
-          <w:p>
-            <w:pPr>
-              <w:spacing w:after="0" w:line="240" w:lineRule="auto"/>
-              <w:rPr>
-                <w:rFonts w:ascii="Times New Roman" w:hAnsi="Times New Roman"/>
-                <w:b/>
-                <w:sz w:val="24"/>
-                <w:szCs w:val="24"/>
-              </w:rPr>
-            </w:pPr>
-            <w:r>
-              <w:rPr>
-                <w:rFonts w:ascii="Times New Roman" w:hAnsi="Times New Roman"/>
-                <w:sz w:val="24"/>
-                <w:szCs w:val="24"/>
-              </w:rPr>
-              <w:t>Свободно распространяемое ПО</w:t>
+              <w:t xml:space="preserve">Свободно распространяемое ПО</w:t>
             </w:r>
           </w:p>
         </w:tc>
@@ -14887,10 +14355,34 @@
               <w:spacing w:after="0" w:line="240" w:lineRule="auto"/>
               <w:rPr>
                 <w:rFonts w:ascii="Times New Roman" w:hAnsi="Times New Roman"/>
+                <w:sz w:val="24"/>
+                <w:szCs w:val="24"/>
+              </w:rPr>
+            </w:pPr>
+            <w:r>
+              <w:rPr>
+                <w:rFonts w:ascii="Times New Roman" w:hAnsi="Times New Roman"/>
+                <w:sz w:val="24"/>
+                <w:szCs w:val="24"/>
+              </w:rPr>
+              <w:t xml:space="preserve">Интернет-браузеры:</w:t>
+              <w:br/>
+              <w:t xml:space="preserve">Chromium, Firefox</w:t>
+            </w:r>
+          </w:p>
+        </w:tc>
+        <w:tc>
+          <w:tcPr>
+            <w:tcW w:w="5352" w:type="dxa"/>
+          </w:tcPr>
+          <w:p>
+            <w:pPr>
+              <w:spacing w:after="0" w:line="240" w:lineRule="auto"/>
+              <w:rPr>
+                <w:rFonts w:ascii="Times New Roman" w:hAnsi="Times New Roman"/>
                 <w:b/>
                 <w:sz w:val="24"/>
                 <w:szCs w:val="24"/>
-                <w:lang w:val="en-US"/>
               </w:rPr>
             </w:pPr>
             <w:r>
@@ -14899,57 +14391,7 @@
                 <w:sz w:val="24"/>
                 <w:szCs w:val="24"/>
               </w:rPr>
-              <w:t>Браузер</w:t>
-            </w:r>
-            <w:r>
-              <w:rPr>
-                <w:rFonts w:ascii="Times New Roman" w:hAnsi="Times New Roman"/>
-                <w:sz w:val="24"/>
-                <w:szCs w:val="24"/>
-                <w:lang w:val="en-US"/>
-              </w:rPr>
-              <w:t xml:space="preserve"> </w:t>
-            </w:r>
-            <w:r>
-              <w:rPr>
-                <w:rFonts w:ascii="Times New Roman" w:hAnsi="Times New Roman"/>
-                <w:sz w:val="24"/>
-                <w:szCs w:val="24"/>
-              </w:rPr>
-              <w:t>изображений</w:t>
-            </w:r>
-            <w:r>
-              <w:rPr>
-                <w:rFonts w:ascii="Times New Roman" w:hAnsi="Times New Roman"/>
-                <w:sz w:val="24"/>
-                <w:szCs w:val="24"/>
-                <w:lang w:val="en-US"/>
-              </w:rPr>
-              <w:t xml:space="preserve"> Fast Stone ImageViewer </w:t>
-            </w:r>
-          </w:p>
-        </w:tc>
-        <w:tc>
-          <w:tcPr>
-            <w:tcW w:w="5352" w:type="dxa"/>
-          </w:tcPr>
-          <w:p>
-            <w:pPr>
-              <w:spacing w:after="0" w:line="240" w:lineRule="auto"/>
-              <w:rPr>
-                <w:rFonts w:ascii="Times New Roman" w:hAnsi="Times New Roman"/>
-                <w:b/>
-                <w:sz w:val="24"/>
-                <w:szCs w:val="24"/>
-              </w:rPr>
-            </w:pPr>
-            <w:r>
-              <w:rPr>
-                <w:rFonts w:ascii="Times New Roman" w:hAnsi="Times New Roman"/>
-                <w:sz w:val="24"/>
-                <w:szCs w:val="24"/>
-              </w:rPr>
-              <w:t>Свободно распространяемое ПО</w:t>
+              <w:t xml:space="preserve">Свободно распространяемое ПО</w:t>
             </w:r>
           </w:p>
         </w:tc>
@@ -14964,6 +14406,29 @@
               <w:spacing w:after="0" w:line="240" w:lineRule="auto"/>
               <w:rPr>
                 <w:rFonts w:ascii="Times New Roman" w:hAnsi="Times New Roman"/>
+                <w:sz w:val="24"/>
+                <w:szCs w:val="24"/>
+              </w:rPr>
+            </w:pPr>
+            <w:r>
+              <w:rPr>
+                <w:rFonts w:ascii="Times New Roman" w:hAnsi="Times New Roman"/>
+                <w:sz w:val="24"/>
+                <w:szCs w:val="24"/>
+              </w:rPr>
+              <w:t xml:space="preserve">Программа для просмотра и редактирования графических файлов Pix</w:t>
+            </w:r>
+          </w:p>
+        </w:tc>
+        <w:tc>
+          <w:tcPr>
+            <w:tcW w:w="5352" w:type="dxa"/>
+          </w:tcPr>
+          <w:p>
+            <w:pPr>
+              <w:spacing w:after="0" w:line="240" w:lineRule="auto"/>
+              <w:rPr>
+                <w:rFonts w:ascii="Times New Roman" w:hAnsi="Times New Roman"/>
                 <w:b/>
                 <w:sz w:val="24"/>
                 <w:szCs w:val="24"/>
@@ -14975,31 +14440,7 @@
                 <w:sz w:val="24"/>
                 <w:szCs w:val="24"/>
               </w:rPr>
-              <w:t xml:space="preserve">Медиа проигрыватель VLC mediaplayer </w:t>
-            </w:r>
-          </w:p>
-        </w:tc>
-        <w:tc>
-          <w:tcPr>
-            <w:tcW w:w="5352" w:type="dxa"/>
-          </w:tcPr>
-          <w:p>
-            <w:pPr>
-              <w:spacing w:after="0" w:line="240" w:lineRule="auto"/>
-              <w:rPr>
-                <w:rFonts w:ascii="Times New Roman" w:hAnsi="Times New Roman"/>
-                <w:b/>
-                <w:sz w:val="24"/>
-                <w:szCs w:val="24"/>
-              </w:rPr>
-            </w:pPr>
-            <w:r>
-              <w:rPr>
-                <w:rFonts w:ascii="Times New Roman" w:hAnsi="Times New Roman"/>
-                <w:sz w:val="24"/>
-                <w:szCs w:val="24"/>
-              </w:rPr>
-              <w:t>Свободно распространяемое ПО</w:t>
+              <w:t xml:space="preserve">Свободно распространяемое ПО</w:t>
             </w:r>
           </w:p>
         </w:tc>
@@ -15016,7 +14457,6 @@
                 <w:rFonts w:ascii="Times New Roman" w:hAnsi="Times New Roman"/>
                 <w:sz w:val="24"/>
                 <w:szCs w:val="24"/>
-                <w:lang w:val="en-US"/>
               </w:rPr>
             </w:pPr>
             <w:r>
@@ -15024,49 +14464,34 @@
                 <w:rFonts w:ascii="Times New Roman" w:hAnsi="Times New Roman"/>
                 <w:sz w:val="24"/>
                 <w:szCs w:val="24"/>
-                <w:lang w:val="en-US"/>
-              </w:rPr>
-              <w:t xml:space="preserve">DJVU </w:t>
-            </w:r>
-            <w:r>
-              <w:rPr>
-                <w:rFonts w:ascii="Times New Roman" w:hAnsi="Times New Roman"/>
+              </w:rPr>
+              <w:t xml:space="preserve">Программа для просмотра и редактирования </w:t>
+              <w:br/>
+              <w:t xml:space="preserve">Atril – Document Viewer</w:t>
+            </w:r>
+          </w:p>
+        </w:tc>
+        <w:tc>
+          <w:tcPr>
+            <w:tcW w:w="5352" w:type="dxa"/>
+          </w:tcPr>
+          <w:p>
+            <w:pPr>
+              <w:spacing w:after="0" w:line="240" w:lineRule="auto"/>
+              <w:rPr>
+                <w:rFonts w:ascii="Times New Roman" w:hAnsi="Times New Roman"/>
+                <w:b/>
                 <w:sz w:val="24"/>
                 <w:szCs w:val="24"/>
               </w:rPr>
-              <w:t>браузер</w:t>
-            </w:r>
+            </w:pPr>
             <w:r>
               <w:rPr>
                 <w:rFonts w:ascii="Times New Roman" w:hAnsi="Times New Roman"/>
                 <w:sz w:val="24"/>
                 <w:szCs w:val="24"/>
-                <w:lang w:val="en-US"/>
-              </w:rPr>
-              <w:t xml:space="preserve"> DjVuBrowser Plug-in </w:t>
-            </w:r>
-          </w:p>
-        </w:tc>
-        <w:tc>
-          <w:tcPr>
-            <w:tcW w:w="5352" w:type="dxa"/>
-          </w:tcPr>
-          <w:p>
-            <w:pPr>
-              <w:spacing w:after="0" w:line="240" w:lineRule="auto"/>
-              <w:rPr>
-                <w:rFonts w:ascii="Times New Roman" w:hAnsi="Times New Roman"/>
-                <w:sz w:val="24"/>
-                <w:szCs w:val="24"/>
-              </w:rPr>
-            </w:pPr>
-            <w:r>
-              <w:rPr>
-                <w:rFonts w:ascii="Times New Roman" w:hAnsi="Times New Roman"/>
-                <w:sz w:val="24"/>
-                <w:szCs w:val="24"/>
-              </w:rPr>
-              <w:t>Свободно распространяемое ПО</w:t>
+              </w:rPr>
+              <w:t xml:space="preserve">Свободно распространяемое ПО</w:t>
             </w:r>
           </w:p>
         </w:tc>
@@ -15091,7 +14516,7 @@
                 <w:sz w:val="24"/>
                 <w:szCs w:val="24"/>
               </w:rPr>
-              <w:t xml:space="preserve">Веб-сервисы MS office365⃰ </w:t>
+              <w:t xml:space="preserve">Медиа-плеер VLC media player </w:t>
             </w:r>
           </w:p>
         </w:tc>
@@ -15104,6 +14529,7 @@
               <w:spacing w:after="0" w:line="240" w:lineRule="auto"/>
               <w:rPr>
                 <w:rFonts w:ascii="Times New Roman" w:hAnsi="Times New Roman"/>
+                <w:b/>
                 <w:sz w:val="24"/>
                 <w:szCs w:val="24"/>
               </w:rPr>
@@ -15114,82 +14540,24 @@
                 <w:sz w:val="24"/>
                 <w:szCs w:val="24"/>
               </w:rPr>
-              <w:t xml:space="preserve">Бесплатное ПО для учебных заведений https://www.microsoft.com/ruru/education/products/office </w:t>
-            </w:r>
-          </w:p>
-        </w:tc>
-      </w:tr>
-      <w:tr>
-        <w:tc>
-          <w:tcPr>
-            <w:tcW w:w="4219" w:type="dxa"/>
-          </w:tcPr>
-          <w:p>
-            <w:pPr>
-              <w:spacing w:after="0" w:line="240" w:lineRule="auto"/>
-              <w:rPr>
-                <w:rFonts w:ascii="Times New Roman" w:hAnsi="Times New Roman"/>
-                <w:sz w:val="24"/>
-                <w:szCs w:val="24"/>
-              </w:rPr>
-            </w:pPr>
-            <w:r>
-              <w:rPr>
-                <w:rFonts w:ascii="Times New Roman" w:hAnsi="Times New Roman"/>
-                <w:sz w:val="24"/>
-                <w:szCs w:val="24"/>
-              </w:rPr>
-              <w:t>Система электронного обучения Moodle⃰</w:t>
-            </w:r>
-          </w:p>
-        </w:tc>
-        <w:tc>
-          <w:tcPr>
-            <w:tcW w:w="5352" w:type="dxa"/>
-          </w:tcPr>
-          <w:p>
-            <w:pPr>
-              <w:spacing w:after="0" w:line="240" w:lineRule="auto"/>
-              <w:rPr>
-                <w:rFonts w:ascii="Times New Roman" w:hAnsi="Times New Roman"/>
-                <w:sz w:val="24"/>
-                <w:szCs w:val="24"/>
-              </w:rPr>
-            </w:pPr>
-            <w:r>
-              <w:rPr>
-                <w:rFonts w:ascii="Times New Roman" w:hAnsi="Times New Roman"/>
-                <w:sz w:val="24"/>
-                <w:szCs w:val="24"/>
-              </w:rPr>
-              <w:t>Свободно распространяемое ПО</w:t>
+              <w:t xml:space="preserve">Свободно распространяемое ПО</w:t>
             </w:r>
           </w:p>
         </w:tc>
       </w:tr>
     </w:tbl>
-    <w:p>
-      <w:pPr>
-        <w:spacing w:after="0" w:line="240" w:lineRule="auto"/>
-        <w:jc w:val="both"/>
-        <w:rPr>
-          <w:rFonts w:ascii="Times New Roman" w:hAnsi="Times New Roman"/>
-          <w:sz w:val="28"/>
-          <w:szCs w:val="28"/>
-        </w:rPr>
-      </w:pPr>
-    </w:p>
-    <w:p>
+    <w:p xmlns:w="http://schemas.openxmlformats.org/wordprocessingml/2006/main" xmlns:w14="http://schemas.microsoft.com/office/word/2010/wordml">
       <w:pPr>
         <w:pStyle w:val="ae"/>
         <w:ind w:left="568" w:firstLine="0"/>
-        <w:jc w:val="both"/>
+        <w:jc w:val="center"/>
         <w:rPr>
           <w:b/>
           <w:sz w:val="28"/>
           <w:szCs w:val="28"/>
           <w:lang w:val="ru-RU"/>
         </w:rPr>
+        <w:spacing w:before="0" w:after="0" w:line="20" w:lineRule="exact"/>
       </w:pPr>
       <w:r>
         <w:rPr>
@@ -15198,576 +14566,7 @@
           <w:szCs w:val="28"/>
           <w:lang w:val="ru-RU"/>
         </w:rPr>
-        <w:t>Стандартный набор ПО (для кафедральных ноутбуков):</w:t>
-      </w:r>
-    </w:p>
-    <w:p>
-      <w:pPr>
-        <w:pStyle w:val="ae"/>
-        <w:ind w:left="568" w:firstLine="0"/>
-        <w:jc w:val="both"/>
-        <w:rPr>
-          <w:i/>
-          <w:sz w:val="16"/>
-          <w:szCs w:val="16"/>
-          <w:lang w:val="ru-RU"/>
-        </w:rPr>
-      </w:pPr>
-    </w:p>
-    <w:tbl>
-      <w:tblPr>
-        <w:tblW w:w="9571" w:type="dxa"/>
-        <w:tblBorders>
-          <w:top w:val="single" w:sz="4" w:space="0" w:color="auto"/>
-          <w:left w:val="single" w:sz="4" w:space="0" w:color="auto"/>
-          <w:bottom w:val="single" w:sz="4" w:space="0" w:color="auto"/>
-          <w:right w:val="single" w:sz="4" w:space="0" w:color="auto"/>
-          <w:insideH w:val="single" w:sz="4" w:space="0" w:color="auto"/>
-          <w:insideV w:val="single" w:sz="4" w:space="0" w:color="auto"/>
-        </w:tblBorders>
-        <w:tblLayout w:type="fixed"/>
-        <w:tblLook w:val="04A0" w:firstRow="1" w:lastRow="0" w:firstColumn="1" w:lastColumn="0" w:noHBand="0" w:noVBand="1"/>
-      </w:tblPr>
-      <w:tblGrid>
-        <w:gridCol w:w="4219"/>
-        <w:gridCol w:w="5352"/>
-      </w:tblGrid>
-      <w:tr>
-        <w:trPr>
-          <w:tblHeader/>
-        </w:trPr>
-        <w:tc>
-          <w:tcPr>
-            <w:tcW w:type="dxa" w:w="4219"/>
-            <w:vAlign w:val="center"/>
-          </w:tcPr>
-          <w:p>
-            <w:pPr>
-              <w:spacing w:before="0" w:after="20" w:line="240" w:lineRule="auto"/>
-              <w:jc w:val="center"/>
-            </w:pPr>
-            <w:r>
-              <w:rPr>
-                <w:rFonts w:ascii="Times New Roman" w:hAnsi="Times New Roman"/>
-                <w:b/>
-                <w:sz w:val="24"/>
-              </w:rPr>
-              <w:t>Название ПО</w:t>
-            </w:r>
-          </w:p>
-        </w:tc>
-        <w:tc>
-          <w:tcPr>
-            <w:tcW w:type="dxa" w:w="5352"/>
-            <w:vAlign w:val="center"/>
-          </w:tcPr>
-          <w:p>
-            <w:pPr>
-              <w:spacing w:before="0" w:after="20" w:line="240" w:lineRule="auto"/>
-              <w:jc w:val="center"/>
-            </w:pPr>
-            <w:r>
-              <w:rPr>
-                <w:rFonts w:ascii="Times New Roman" w:hAnsi="Times New Roman"/>
-                <w:b/>
-                <w:sz w:val="24"/>
-              </w:rPr>
-              <w:t>Основание</w:t>
-            </w:r>
-          </w:p>
-        </w:tc>
-      </w:tr>
-      <w:tr>
-        <w:tc>
-          <w:tcPr>
-            <w:tcW w:w="4219" w:type="dxa"/>
-          </w:tcPr>
-          <w:p>
-            <w:pPr>
-              <w:spacing w:after="0" w:line="240" w:lineRule="auto"/>
-              <w:rPr>
-                <w:rFonts w:ascii="Times New Roman" w:hAnsi="Times New Roman"/>
-                <w:sz w:val="24"/>
-                <w:szCs w:val="24"/>
-              </w:rPr>
-            </w:pPr>
-            <w:r>
-              <w:rPr>
-                <w:rFonts w:ascii="Times New Roman" w:hAnsi="Times New Roman"/>
-                <w:sz w:val="24"/>
-                <w:szCs w:val="24"/>
-              </w:rPr>
-              <w:t>PDF ридер Foxit Reader</w:t>
-            </w:r>
-          </w:p>
-        </w:tc>
-        <w:tc>
-          <w:tcPr>
-            <w:tcW w:w="5352" w:type="dxa"/>
-          </w:tcPr>
-          <w:p>
-            <w:pPr>
-              <w:spacing w:after="0" w:line="240" w:lineRule="auto"/>
-              <w:rPr>
-                <w:rFonts w:ascii="Times New Roman" w:hAnsi="Times New Roman"/>
-                <w:sz w:val="24"/>
-                <w:szCs w:val="24"/>
-              </w:rPr>
-            </w:pPr>
-            <w:r>
-              <w:rPr>
-                <w:rFonts w:ascii="Times New Roman" w:hAnsi="Times New Roman"/>
-                <w:sz w:val="24"/>
-                <w:szCs w:val="24"/>
-              </w:rPr>
-              <w:t>Свободно распространяемое ПО</w:t>
-            </w:r>
-          </w:p>
-        </w:tc>
-      </w:tr>
-      <w:tr>
-        <w:tc>
-          <w:tcPr>
-            <w:tcW w:w="4219" w:type="dxa"/>
-          </w:tcPr>
-          <w:p>
-            <w:pPr>
-              <w:spacing w:after="0" w:line="240" w:lineRule="auto"/>
-              <w:rPr>
-                <w:rFonts w:ascii="Times New Roman" w:hAnsi="Times New Roman"/>
-                <w:b/>
-                <w:sz w:val="24"/>
-                <w:szCs w:val="24"/>
-              </w:rPr>
-            </w:pPr>
-            <w:r>
-              <w:rPr>
-                <w:rFonts w:ascii="Times New Roman" w:hAnsi="Times New Roman"/>
-                <w:sz w:val="24"/>
-                <w:szCs w:val="24"/>
-              </w:rPr>
-              <w:t xml:space="preserve">Офисное приложение Libre Office </w:t>
-            </w:r>
-          </w:p>
-        </w:tc>
-        <w:tc>
-          <w:tcPr>
-            <w:tcW w:w="5352" w:type="dxa"/>
-          </w:tcPr>
-          <w:p>
-            <w:pPr>
-              <w:spacing w:after="0" w:line="240" w:lineRule="auto"/>
-              <w:rPr>
-                <w:rFonts w:ascii="Times New Roman" w:hAnsi="Times New Roman"/>
-                <w:b/>
-                <w:sz w:val="24"/>
-                <w:szCs w:val="24"/>
-              </w:rPr>
-            </w:pPr>
-            <w:r>
-              <w:rPr>
-                <w:rFonts w:ascii="Times New Roman" w:hAnsi="Times New Roman"/>
-                <w:sz w:val="24"/>
-                <w:szCs w:val="24"/>
-              </w:rPr>
-              <w:t>Свободно распространяемое ПО</w:t>
-            </w:r>
-          </w:p>
-        </w:tc>
-      </w:tr>
-      <w:tr>
-        <w:tc>
-          <w:tcPr>
-            <w:tcW w:w="4219" w:type="dxa"/>
-          </w:tcPr>
-          <w:p>
-            <w:pPr>
-              <w:spacing w:after="0" w:line="240" w:lineRule="auto"/>
-              <w:rPr>
-                <w:rFonts w:ascii="Times New Roman" w:hAnsi="Times New Roman"/>
-                <w:b/>
-                <w:sz w:val="24"/>
-                <w:szCs w:val="24"/>
-              </w:rPr>
-            </w:pPr>
-            <w:r>
-              <w:rPr>
-                <w:rFonts w:ascii="Times New Roman" w:hAnsi="Times New Roman"/>
-                <w:sz w:val="24"/>
-                <w:szCs w:val="24"/>
-              </w:rPr>
-              <w:t xml:space="preserve">Архиватор 7-zip </w:t>
-            </w:r>
-          </w:p>
-        </w:tc>
-        <w:tc>
-          <w:tcPr>
-            <w:tcW w:w="5352" w:type="dxa"/>
-          </w:tcPr>
-          <w:p>
-            <w:pPr>
-              <w:spacing w:after="0" w:line="240" w:lineRule="auto"/>
-              <w:rPr>
-                <w:rFonts w:ascii="Times New Roman" w:hAnsi="Times New Roman"/>
-                <w:b/>
-                <w:sz w:val="24"/>
-                <w:szCs w:val="24"/>
-              </w:rPr>
-            </w:pPr>
-            <w:r>
-              <w:rPr>
-                <w:rFonts w:ascii="Times New Roman" w:hAnsi="Times New Roman"/>
-                <w:sz w:val="24"/>
-                <w:szCs w:val="24"/>
-              </w:rPr>
-              <w:t>Свободно распространяемое ПО</w:t>
-            </w:r>
-          </w:p>
-        </w:tc>
-      </w:tr>
-      <w:tr>
-        <w:tc>
-          <w:tcPr>
-            <w:tcW w:w="4219" w:type="dxa"/>
-          </w:tcPr>
-          <w:p>
-            <w:pPr>
-              <w:spacing w:after="0" w:line="240" w:lineRule="auto"/>
-              <w:rPr>
-                <w:rFonts w:ascii="Times New Roman" w:hAnsi="Times New Roman"/>
-                <w:b/>
-                <w:sz w:val="24"/>
-                <w:szCs w:val="24"/>
-                <w:lang w:val="en-US"/>
-              </w:rPr>
-            </w:pPr>
-            <w:r>
-              <w:rPr>
-                <w:rFonts w:ascii="Times New Roman" w:hAnsi="Times New Roman"/>
-                <w:sz w:val="24"/>
-                <w:szCs w:val="24"/>
-              </w:rPr>
-              <w:t>Браузер</w:t>
-            </w:r>
-            <w:r>
-              <w:rPr>
-                <w:rFonts w:ascii="Times New Roman" w:hAnsi="Times New Roman"/>
-                <w:sz w:val="24"/>
-                <w:szCs w:val="24"/>
-                <w:lang w:val="en-US"/>
-              </w:rPr>
-              <w:t xml:space="preserve"> </w:t>
-            </w:r>
-            <w:r>
-              <w:rPr>
-                <w:rFonts w:ascii="Times New Roman" w:hAnsi="Times New Roman"/>
-                <w:sz w:val="24"/>
-                <w:szCs w:val="24"/>
-              </w:rPr>
-              <w:t>изображений</w:t>
-            </w:r>
-            <w:r>
-              <w:rPr>
-                <w:rFonts w:ascii="Times New Roman" w:hAnsi="Times New Roman"/>
-                <w:sz w:val="24"/>
-                <w:szCs w:val="24"/>
-                <w:lang w:val="en-US"/>
-              </w:rPr>
-              <w:t xml:space="preserve"> Fast Stone ImageViewer </w:t>
-            </w:r>
-          </w:p>
-        </w:tc>
-        <w:tc>
-          <w:tcPr>
-            <w:tcW w:w="5352" w:type="dxa"/>
-          </w:tcPr>
-          <w:p>
-            <w:pPr>
-              <w:spacing w:after="0" w:line="240" w:lineRule="auto"/>
-              <w:rPr>
-                <w:rFonts w:ascii="Times New Roman" w:hAnsi="Times New Roman"/>
-                <w:b/>
-                <w:sz w:val="24"/>
-                <w:szCs w:val="24"/>
-              </w:rPr>
-            </w:pPr>
-            <w:r>
-              <w:rPr>
-                <w:rFonts w:ascii="Times New Roman" w:hAnsi="Times New Roman"/>
-                <w:sz w:val="24"/>
-                <w:szCs w:val="24"/>
-              </w:rPr>
-              <w:t>Свободно распространяемое ПО</w:t>
-            </w:r>
-          </w:p>
-        </w:tc>
-      </w:tr>
-      <w:tr>
-        <w:tc>
-          <w:tcPr>
-            <w:tcW w:w="4219" w:type="dxa"/>
-          </w:tcPr>
-          <w:p>
-            <w:pPr>
-              <w:spacing w:after="0" w:line="240" w:lineRule="auto"/>
-              <w:rPr>
-                <w:rFonts w:ascii="Times New Roman" w:hAnsi="Times New Roman"/>
-                <w:b/>
-                <w:sz w:val="24"/>
-                <w:szCs w:val="24"/>
-              </w:rPr>
-            </w:pPr>
-            <w:r>
-              <w:rPr>
-                <w:rFonts w:ascii="Times New Roman" w:hAnsi="Times New Roman"/>
-                <w:sz w:val="24"/>
-                <w:szCs w:val="24"/>
-              </w:rPr>
-              <w:t xml:space="preserve">Медиа проигрыватель VLC mediaplayer </w:t>
-            </w:r>
-          </w:p>
-        </w:tc>
-        <w:tc>
-          <w:tcPr>
-            <w:tcW w:w="5352" w:type="dxa"/>
-          </w:tcPr>
-          <w:p>
-            <w:pPr>
-              <w:spacing w:after="0" w:line="240" w:lineRule="auto"/>
-              <w:rPr>
-                <w:rFonts w:ascii="Times New Roman" w:hAnsi="Times New Roman"/>
-                <w:b/>
-                <w:sz w:val="24"/>
-                <w:szCs w:val="24"/>
-              </w:rPr>
-            </w:pPr>
-            <w:r>
-              <w:rPr>
-                <w:rFonts w:ascii="Times New Roman" w:hAnsi="Times New Roman"/>
-                <w:sz w:val="24"/>
-                <w:szCs w:val="24"/>
-              </w:rPr>
-              <w:t>Свободно распространяемое ПО</w:t>
-            </w:r>
-          </w:p>
-        </w:tc>
-      </w:tr>
-      <w:tr>
-        <w:tc>
-          <w:tcPr>
-            <w:tcW w:w="4219" w:type="dxa"/>
-          </w:tcPr>
-          <w:p>
-            <w:pPr>
-              <w:spacing w:after="0" w:line="240" w:lineRule="auto"/>
-              <w:rPr>
-                <w:rFonts w:ascii="Times New Roman" w:hAnsi="Times New Roman"/>
-                <w:sz w:val="24"/>
-                <w:szCs w:val="24"/>
-                <w:lang w:val="en-US"/>
-              </w:rPr>
-            </w:pPr>
-            <w:r>
-              <w:rPr>
-                <w:rFonts w:ascii="Times New Roman" w:hAnsi="Times New Roman"/>
-                <w:sz w:val="24"/>
-                <w:szCs w:val="24"/>
-                <w:lang w:val="en-US"/>
-              </w:rPr>
-              <w:t xml:space="preserve">DJVU </w:t>
-            </w:r>
-            <w:r>
-              <w:rPr>
-                <w:rFonts w:ascii="Times New Roman" w:hAnsi="Times New Roman"/>
-                <w:sz w:val="24"/>
-                <w:szCs w:val="24"/>
-              </w:rPr>
-              <w:t>браузер</w:t>
-            </w:r>
-            <w:r>
-              <w:rPr>
-                <w:rFonts w:ascii="Times New Roman" w:hAnsi="Times New Roman"/>
-                <w:sz w:val="24"/>
-                <w:szCs w:val="24"/>
-                <w:lang w:val="en-US"/>
-              </w:rPr>
-              <w:t xml:space="preserve"> DjVuBrowser Plug-in </w:t>
-            </w:r>
-          </w:p>
-        </w:tc>
-        <w:tc>
-          <w:tcPr>
-            <w:tcW w:w="5352" w:type="dxa"/>
-          </w:tcPr>
-          <w:p>
-            <w:pPr>
-              <w:spacing w:after="0" w:line="240" w:lineRule="auto"/>
-              <w:rPr>
-                <w:rFonts w:ascii="Times New Roman" w:hAnsi="Times New Roman"/>
-                <w:sz w:val="24"/>
-                <w:szCs w:val="24"/>
-              </w:rPr>
-            </w:pPr>
-            <w:r>
-              <w:rPr>
-                <w:rFonts w:ascii="Times New Roman" w:hAnsi="Times New Roman"/>
-                <w:sz w:val="24"/>
-                <w:szCs w:val="24"/>
-              </w:rPr>
-              <w:t>Свободно распространяемое ПО</w:t>
-            </w:r>
-          </w:p>
-        </w:tc>
-      </w:tr>
-      <w:tr>
-        <w:tc>
-          <w:tcPr>
-            <w:tcW w:w="4219" w:type="dxa"/>
-          </w:tcPr>
-          <w:p>
-            <w:pPr>
-              <w:spacing w:after="0" w:line="240" w:lineRule="auto"/>
-              <w:rPr>
-                <w:rFonts w:ascii="Times New Roman" w:hAnsi="Times New Roman"/>
-                <w:sz w:val="24"/>
-                <w:szCs w:val="24"/>
-              </w:rPr>
-            </w:pPr>
-            <w:r>
-              <w:rPr>
-                <w:rFonts w:ascii="Times New Roman" w:hAnsi="Times New Roman"/>
-                <w:sz w:val="24"/>
-                <w:szCs w:val="24"/>
-              </w:rPr>
-              <w:t xml:space="preserve">Веб-сервисы MS office365⃰ </w:t>
-            </w:r>
-          </w:p>
-        </w:tc>
-        <w:tc>
-          <w:tcPr>
-            <w:tcW w:w="5352" w:type="dxa"/>
-          </w:tcPr>
-          <w:p>
-            <w:pPr>
-              <w:spacing w:after="0" w:line="240" w:lineRule="auto"/>
-              <w:rPr>
-                <w:rFonts w:ascii="Times New Roman" w:hAnsi="Times New Roman"/>
-                <w:sz w:val="24"/>
-                <w:szCs w:val="24"/>
-              </w:rPr>
-            </w:pPr>
-            <w:r>
-              <w:rPr>
-                <w:rFonts w:ascii="Times New Roman" w:hAnsi="Times New Roman"/>
-                <w:sz w:val="24"/>
-                <w:szCs w:val="24"/>
-              </w:rPr>
-              <w:t xml:space="preserve">Бесплатное ПО  для учебных заведений </w:t>
-            </w:r>
-            <w:hyperlink r:id="rId35" w:history="1">
-              <w:r>
-                <w:rPr>
-                  <w:rStyle w:val="ad"/>
-                  <w:rFonts w:ascii="Times New Roman" w:hAnsi="Times New Roman"/>
-                  <w:sz w:val="24"/>
-                  <w:szCs w:val="24"/>
-                </w:rPr>
-                <w:t>https://www.microsoft.com/ruru/education/products/office</w:t>
-              </w:r>
-            </w:hyperlink>
-            <w:r>
-              <w:rPr>
-                <w:rFonts w:ascii="Times New Roman" w:hAnsi="Times New Roman"/>
-                <w:sz w:val="24"/>
-                <w:szCs w:val="24"/>
-              </w:rPr>
-              <w:t xml:space="preserve"> </w:t>
-            </w:r>
-          </w:p>
-        </w:tc>
-      </w:tr>
-      <w:tr>
-        <w:tc>
-          <w:tcPr>
-            <w:tcW w:w="4219" w:type="dxa"/>
-          </w:tcPr>
-          <w:p>
-            <w:pPr>
-              <w:spacing w:after="0" w:line="240" w:lineRule="auto"/>
-              <w:rPr>
-                <w:rFonts w:ascii="Times New Roman" w:hAnsi="Times New Roman"/>
-                <w:sz w:val="24"/>
-                <w:szCs w:val="24"/>
-              </w:rPr>
-            </w:pPr>
-            <w:r>
-              <w:rPr>
-                <w:rFonts w:ascii="Times New Roman" w:hAnsi="Times New Roman"/>
-                <w:sz w:val="24"/>
-                <w:szCs w:val="24"/>
-              </w:rPr>
-              <w:t>Система электронного обучения Moodle⃰</w:t>
-            </w:r>
-          </w:p>
-        </w:tc>
-        <w:tc>
-          <w:tcPr>
-            <w:tcW w:w="5352" w:type="dxa"/>
-          </w:tcPr>
-          <w:p>
-            <w:pPr>
-              <w:spacing w:after="0" w:line="240" w:lineRule="auto"/>
-              <w:rPr>
-                <w:rFonts w:ascii="Times New Roman" w:hAnsi="Times New Roman"/>
-                <w:sz w:val="24"/>
-                <w:szCs w:val="24"/>
-              </w:rPr>
-            </w:pPr>
-            <w:r>
-              <w:rPr>
-                <w:rFonts w:ascii="Times New Roman" w:hAnsi="Times New Roman"/>
-                <w:sz w:val="24"/>
-                <w:szCs w:val="24"/>
-              </w:rPr>
-              <w:t>Свободно распространяемое ПО</w:t>
-            </w:r>
-          </w:p>
-        </w:tc>
-      </w:tr>
-    </w:tbl>
-    <w:p>
-      <w:pPr>
-        <w:pStyle w:val="af0"/>
-        <w:ind w:firstLine="567"/>
-        <w:rPr>
-          <w:sz w:val="24"/>
-          <w:szCs w:val="24"/>
-          <w:lang w:val="ru-RU"/>
-        </w:rPr>
-      </w:pPr>
-      <w:r>
-        <w:rPr>
-          <w:sz w:val="24"/>
-          <w:szCs w:val="24"/>
-          <w:lang w:val="ru-RU"/>
-        </w:rPr>
-        <w:t>*</w:t>
-      </w:r>
-      <w:r>
-        <w:rPr>
-          <w:sz w:val="24"/>
-          <w:szCs w:val="24"/>
-          <w:lang w:val="ru-RU"/>
-        </w:rPr>
-        <w:t>При реализации дисциплины с частичным применением дистанционных образовательных технолог</w:t>
-      </w:r>
-      <w:r>
-        <w:rPr>
-          <w:sz w:val="24"/>
-          <w:szCs w:val="24"/>
-          <w:lang w:val="ru-RU"/>
-        </w:rPr>
-        <w:t>ии</w:t>
+        <w:t xml:space="preserve"/>
       </w:r>
     </w:p>
     <w:sectPr>
